--- a/6-过程管理/运行记录类文件/060204-项目新增服务器扩容方案.docx
+++ b/6-过程管理/运行记录类文件/060204-项目新增服务器扩容方案.docx
@@ -1,6 +1,6 @@
 
 <file path=word/document.xml><?xml version="1.0" encoding="utf-8"?>
-<w:document xmlns:wpc="http://schemas.microsoft.com/office/word/2010/wordprocessingCanvas" xmlns:cx="http://schemas.microsoft.com/office/drawing/2014/chartex" xmlns:cx1="http://schemas.microsoft.com/office/drawing/2015/9/8/chartex" xmlns:cx2="http://schemas.microsoft.com/office/drawing/2015/10/21/chartex" xmlns:cx3="http://schemas.microsoft.com/office/drawing/2016/5/9/chartex" xmlns:cx4="http://schemas.microsoft.com/office/drawing/2016/5/10/chartex" xmlns:cx5="http://schemas.microsoft.com/office/drawing/2016/5/11/chartex" xmlns:cx6="http://schemas.microsoft.com/office/drawing/2016/5/12/chartex" xmlns:cx7="http://schemas.microsoft.com/office/drawing/2016/5/13/chartex" xmlns:cx8="http://schemas.microsoft.com/office/drawing/2016/5/14/chartex" xmlns:mc="http://schemas.openxmlformats.org/markup-compatibility/2006" xmlns:aink="http://schemas.microsoft.com/office/drawing/2016/ink" xmlns:am3d="http://schemas.microsoft.com/office/drawing/2017/model3d" xmlns:o="urn:schemas-microsoft-com:office:office" xmlns:oel="http://schemas.microsoft.com/office/2019/extlst" xmlns:r="http://schemas.openxmlformats.org/officeDocument/2006/relationships" xmlns:m="http://schemas.openxmlformats.org/officeDocument/2006/math" xmlns:v="urn:schemas-microsoft-com:vml" xmlns:wp14="http://schemas.microsoft.com/office/word/2010/wordprocessingDrawing" xmlns:wp="http://schemas.openxmlformats.org/drawingml/2006/wordprocessingDrawing" xmlns:w10="urn:schemas-microsoft-com:office:word" xmlns:w="http://schemas.openxmlformats.org/wordprocessingml/2006/main" xmlns:w14="http://schemas.microsoft.com/office/word/2010/wordml" xmlns:w15="http://schemas.microsoft.com/office/word/2012/wordml" xmlns:w16cex="http://schemas.microsoft.com/office/word/2018/wordml/cex" xmlns:w16cid="http://schemas.microsoft.com/office/word/2016/wordml/cid" xmlns:w16="http://schemas.microsoft.com/office/word/2018/wordml" xmlns:w16du="http://schemas.microsoft.com/office/word/2023/wordml/word16du" xmlns:w16sdtdh="http://schemas.microsoft.com/office/word/2020/wordml/sdtdatahash" xmlns:w16sdtfl="http://schemas.microsoft.com/office/word/2024/wordml/sdtformatlock" xmlns:w16se="http://schemas.microsoft.com/office/word/2015/wordml/symex" xmlns:wpg="http://schemas.microsoft.com/office/word/2010/wordprocessingGroup" xmlns:wpi="http://schemas.microsoft.com/office/word/2010/wordprocessingInk" xmlns:wne="http://schemas.microsoft.com/office/word/2006/wordml" xmlns:wps="http://schemas.microsoft.com/office/word/2010/wordprocessingShape" mc:Ignorable="w14 w15 w16se w16cid w16 w16cex w16sdtdh w16sdtfl w16du wp14">
+<w:document xmlns:wpc="http://schemas.microsoft.com/office/word/2010/wordprocessingCanvas" xmlns:mc="http://schemas.openxmlformats.org/markup-compatibility/2006" xmlns:o="urn:schemas-microsoft-com:office:office" xmlns:r="http://schemas.openxmlformats.org/officeDocument/2006/relationships" xmlns:m="http://schemas.openxmlformats.org/officeDocument/2006/math" xmlns:v="urn:schemas-microsoft-com:vml" xmlns:wp14="http://schemas.microsoft.com/office/word/2010/wordprocessingDrawing" xmlns:wp="http://schemas.openxmlformats.org/drawingml/2006/wordprocessingDrawing" xmlns:w="http://schemas.openxmlformats.org/wordprocessingml/2006/main" xmlns:w14="http://schemas.microsoft.com/office/word/2010/wordml" xmlns:w10="urn:schemas-microsoft-com:office:word" xmlns:w15="http://schemas.microsoft.com/office/word/2012/wordml" xmlns:wpg="http://schemas.microsoft.com/office/word/2010/wordprocessingGroup" xmlns:wpi="http://schemas.microsoft.com/office/word/2010/wordprocessingInk" xmlns:wne="http://schemas.microsoft.com/office/word/2006/wordml" xmlns:wps="http://schemas.microsoft.com/office/word/2010/wordprocessingShape" xmlns:wpsCustomData="http://www.wps.cn/officeDocument/2013/wpsCustomData" mc:Ignorable="w14 w15 wp14">
   <w:body>
     <w:p>
       <w:pPr>
@@ -8,7 +8,7 @@
         <w:spacing w:before="78" w:line="219" w:lineRule="auto"/>
         <w:ind w:left="25"/>
         <w:rPr>
-          <w:rFonts w:ascii="宋体" w:hAnsi="宋体" w:cs="宋体" w:hint="eastAsia"/>
+          <w:rFonts w:hint="eastAsia" w:ascii="宋体" w:hAnsi="宋体" w:cs="宋体"/>
           <w:sz w:val="24"/>
           <w:szCs w:val="24"/>
           <w:lang w:eastAsia="zh-CN"/>
@@ -28,7 +28,7 @@
       </w:r>
       <w:r>
         <w:rPr>
-          <w:rFonts w:ascii="宋体" w:hAnsi="宋体" w:cs="宋体" w:hint="eastAsia"/>
+          <w:rFonts w:hint="eastAsia" w:ascii="宋体" w:hAnsi="宋体" w:cs="宋体"/>
           <w:b/>
           <w:bCs/>
           <w:spacing w:val="-3"/>
@@ -52,7 +52,7 @@
       </w:r>
       <w:r>
         <w:rPr>
-          <w:rFonts w:ascii="宋体" w:hAnsi="宋体" w:cs="宋体" w:hint="eastAsia"/>
+          <w:rFonts w:hint="eastAsia" w:ascii="宋体" w:hAnsi="宋体" w:cs="宋体"/>
           <w:b/>
           <w:bCs/>
           <w:spacing w:val="-3"/>
@@ -71,11 +71,11 @@
         <w:autoSpaceDN/>
         <w:adjustRightInd/>
         <w:snapToGrid/>
-        <w:spacing w:afterLines="1000" w:after="3120" w:line="219" w:lineRule="auto"/>
+        <w:spacing w:after="3120" w:afterLines="1000" w:line="219" w:lineRule="auto"/>
         <w:ind w:left="23"/>
         <w:textAlignment w:val="auto"/>
         <w:rPr>
-          <w:rFonts w:ascii="宋体" w:hAnsi="宋体" w:cs="宋体" w:hint="eastAsia"/>
+          <w:rFonts w:hint="eastAsia" w:ascii="宋体" w:hAnsi="宋体" w:cs="宋体"/>
           <w:sz w:val="24"/>
           <w:szCs w:val="24"/>
           <w:lang w:eastAsia="zh-CN"/>
@@ -119,7 +119,7 @@
     </w:p>
     <w:p>
       <w:pPr>
-        <w:pStyle w:val="ab"/>
+        <w:pStyle w:val="24"/>
         <w:widowControl w:val="0"/>
         <w:spacing w:after="1872"/>
         <w:rPr>
@@ -127,7 +127,7 @@
         </w:rPr>
       </w:pPr>
       <w:bookmarkStart w:id="0" w:name="_Toc22278"/>
-      <w:bookmarkStart w:id="1" w:name="_Toc13694"/>
+      <w:bookmarkStart w:id="1" w:name="_Toc11891"/>
       <w:r>
         <w:rPr>
           <w:lang w:eastAsia="zh-CN"/>
@@ -139,7 +139,7 @@
     </w:p>
     <w:p>
       <w:pPr>
-        <w:pStyle w:val="ac"/>
+        <w:pStyle w:val="25"/>
         <w:widowControl w:val="0"/>
         <w:spacing w:after="2808"/>
         <w:rPr>
@@ -147,7 +147,7 @@
           <w:lang w:eastAsia="zh-CN"/>
         </w:rPr>
       </w:pPr>
-      <w:bookmarkStart w:id="2" w:name="_Toc22562"/>
+      <w:bookmarkStart w:id="2" w:name="_Toc22545"/>
       <w:r>
         <w:rPr>
           <w:rFonts w:hint="eastAsia"/>
@@ -159,26 +159,48 @@
     </w:p>
     <w:tbl>
       <w:tblPr>
-        <w:tblStyle w:val="a9"/>
+        <w:tblStyle w:val="21"/>
         <w:tblW w:w="0" w:type="auto"/>
         <w:tblInd w:w="2443" w:type="dxa"/>
         <w:tblBorders>
-          <w:top w:val="nil"/>
-          <w:left w:val="nil"/>
-          <w:bottom w:val="nil"/>
-          <w:right w:val="nil"/>
-          <w:insideH w:val="nil"/>
-          <w:insideV w:val="nil"/>
+          <w:top w:val="none" w:color="auto" w:sz="0" w:space="0"/>
+          <w:left w:val="none" w:color="auto" w:sz="0" w:space="0"/>
+          <w:bottom w:val="none" w:color="auto" w:sz="0" w:space="0"/>
+          <w:right w:val="none" w:color="auto" w:sz="0" w:space="0"/>
+          <w:insideH w:val="none" w:color="auto" w:sz="0" w:space="0"/>
+          <w:insideV w:val="none" w:color="auto" w:sz="0" w:space="0"/>
         </w:tblBorders>
-        <w:tblLook w:val="04A0" w:firstRow="1" w:lastRow="0" w:firstColumn="1" w:lastColumn="0" w:noHBand="0" w:noVBand="1"/>
+        <w:tblLayout w:type="autofit"/>
+        <w:tblCellMar>
+          <w:top w:w="0" w:type="dxa"/>
+          <w:left w:w="108" w:type="dxa"/>
+          <w:bottom w:w="0" w:type="dxa"/>
+          <w:right w:w="108" w:type="dxa"/>
+        </w:tblCellMar>
       </w:tblPr>
       <w:tblGrid>
-        <w:gridCol w:w="1751"/>
-        <w:gridCol w:w="4112"/>
+        <w:gridCol w:w="1818"/>
+        <w:gridCol w:w="4261"/>
       </w:tblGrid>
       <w:tr>
+        <w:tblPrEx>
+          <w:tblBorders>
+            <w:top w:val="none" w:color="auto" w:sz="0" w:space="0"/>
+            <w:left w:val="none" w:color="auto" w:sz="0" w:space="0"/>
+            <w:bottom w:val="none" w:color="auto" w:sz="0" w:space="0"/>
+            <w:right w:val="none" w:color="auto" w:sz="0" w:space="0"/>
+            <w:insideH w:val="none" w:color="auto" w:sz="0" w:space="0"/>
+            <w:insideV w:val="none" w:color="auto" w:sz="0" w:space="0"/>
+          </w:tblBorders>
+          <w:tblCellMar>
+            <w:top w:w="0" w:type="dxa"/>
+            <w:left w:w="108" w:type="dxa"/>
+            <w:bottom w:w="0" w:type="dxa"/>
+            <w:right w:w="108" w:type="dxa"/>
+          </w:tblCellMar>
+        </w:tblPrEx>
         <w:trPr>
-          <w:trHeight w:val="810"/>
+          <w:trHeight w:val="810" w:hRule="atLeast"/>
         </w:trPr>
         <w:tc>
           <w:tcPr>
@@ -186,6 +208,8 @@
           </w:tcPr>
           <w:p>
             <w:pPr>
+              <w:widowControl w:val="0"/>
+              <w:jc w:val="both"/>
               <w:rPr>
                 <w:lang w:eastAsia="zh-CN"/>
               </w:rPr>
@@ -199,7 +223,7 @@
             </w:r>
             <w:r>
               <w:rPr>
-                <w:rFonts w:asciiTheme="minorHAnsi" w:eastAsiaTheme="minorEastAsia" w:hAnsiTheme="minorHAnsi"/>
+                <w:rFonts w:asciiTheme="minorHAnsi" w:hAnsiTheme="minorHAnsi" w:eastAsiaTheme="minorEastAsia"/>
                 <w:spacing w:val="227"/>
                 <w:lang w:eastAsia="zh-CN"/>
               </w:rPr>
@@ -209,32 +233,34 @@
               <w:rPr>
                 <w:rFonts w:hint="eastAsia"/>
                 <w:u w:val="single"/>
+                <w:lang w:val="en-US" w:eastAsia="zh-CN"/>
+              </w:rPr>
+              <w:t>王潇</w:t>
+            </w:r>
+          </w:p>
+        </w:tc>
+        <w:tc>
+          <w:tcPr>
+            <w:tcW w:w="4261" w:type="dxa"/>
+          </w:tcPr>
+          <w:p>
+            <w:pPr>
+              <w:widowControl w:val="0"/>
+              <w:jc w:val="both"/>
+              <w:rPr>
                 <w:lang w:eastAsia="zh-CN"/>
               </w:rPr>
-              <w:t>孙光莉</w:t>
-            </w:r>
-          </w:p>
-        </w:tc>
-        <w:tc>
-          <w:tcPr>
-            <w:tcW w:w="4261" w:type="dxa"/>
-          </w:tcPr>
-          <w:p>
-            <w:pPr>
-              <w:rPr>
+            </w:pPr>
+            <w:r>
+              <w:rPr>
+                <w:rFonts w:hint="eastAsia"/>
                 <w:lang w:eastAsia="zh-CN"/>
               </w:rPr>
-            </w:pPr>
-            <w:r>
-              <w:rPr>
-                <w:rFonts w:hint="eastAsia"/>
-                <w:lang w:eastAsia="zh-CN"/>
-              </w:rPr>
               <w:t>编制时间</w:t>
             </w:r>
             <w:r>
               <w:rPr>
-                <w:rFonts w:asciiTheme="minorHAnsi" w:eastAsiaTheme="minorEastAsia" w:hAnsiTheme="minorHAnsi" w:hint="eastAsia"/>
+                <w:rFonts w:hint="eastAsia" w:asciiTheme="minorHAnsi" w:hAnsiTheme="minorHAnsi" w:eastAsiaTheme="minorEastAsia"/>
                 <w:spacing w:val="227"/>
                 <w:lang w:eastAsia="zh-CN"/>
               </w:rPr>
@@ -246,7 +272,15 @@
                 <w:u w:val="single"/>
                 <w:lang w:eastAsia="zh-CN"/>
               </w:rPr>
-              <w:t>2025.0</w:t>
+              <w:t>2025.</w:t>
+            </w:r>
+            <w:r>
+              <w:rPr>
+                <w:rFonts w:hint="eastAsia"/>
+                <w:u w:val="single"/>
+                <w:lang w:val="en-US" w:eastAsia="zh-CN"/>
+              </w:rPr>
+              <w:t>12</w:t>
             </w:r>
             <w:r>
               <w:rPr>
@@ -254,7 +288,15 @@
                 <w:u w:val="single"/>
                 <w:lang w:eastAsia="zh-CN"/>
               </w:rPr>
-              <w:t>7</w:t>
+              <w:t>.</w:t>
+            </w:r>
+            <w:r>
+              <w:rPr>
+                <w:rFonts w:hint="eastAsia"/>
+                <w:u w:val="single"/>
+                <w:lang w:val="en-US" w:eastAsia="zh-CN"/>
+              </w:rPr>
+              <w:t>1</w:t>
             </w:r>
             <w:r>
               <w:rPr>
@@ -262,14 +304,30 @@
                 <w:u w:val="single"/>
                 <w:lang w:eastAsia="zh-CN"/>
               </w:rPr>
-              <w:t>.20</w:t>
+              <w:t>0</w:t>
             </w:r>
           </w:p>
         </w:tc>
       </w:tr>
       <w:tr>
+        <w:tblPrEx>
+          <w:tblBorders>
+            <w:top w:val="none" w:color="auto" w:sz="0" w:space="0"/>
+            <w:left w:val="none" w:color="auto" w:sz="0" w:space="0"/>
+            <w:bottom w:val="none" w:color="auto" w:sz="0" w:space="0"/>
+            <w:right w:val="none" w:color="auto" w:sz="0" w:space="0"/>
+            <w:insideH w:val="none" w:color="auto" w:sz="0" w:space="0"/>
+            <w:insideV w:val="none" w:color="auto" w:sz="0" w:space="0"/>
+          </w:tblBorders>
+          <w:tblCellMar>
+            <w:top w:w="0" w:type="dxa"/>
+            <w:left w:w="108" w:type="dxa"/>
+            <w:bottom w:w="0" w:type="dxa"/>
+            <w:right w:w="108" w:type="dxa"/>
+          </w:tblCellMar>
+        </w:tblPrEx>
         <w:trPr>
-          <w:trHeight w:val="810"/>
+          <w:trHeight w:val="810" w:hRule="atLeast"/>
         </w:trPr>
         <w:tc>
           <w:tcPr>
@@ -277,6 +335,8 @@
           </w:tcPr>
           <w:p>
             <w:pPr>
+              <w:widowControl w:val="0"/>
+              <w:jc w:val="both"/>
               <w:rPr>
                 <w:rFonts w:eastAsia="Arial"/>
                 <w:lang w:eastAsia="zh-CN"/>
@@ -291,7 +351,7 @@
             </w:r>
             <w:r>
               <w:rPr>
-                <w:rFonts w:asciiTheme="minorHAnsi" w:eastAsiaTheme="minorEastAsia" w:hAnsiTheme="minorHAnsi"/>
+                <w:rFonts w:asciiTheme="minorHAnsi" w:hAnsiTheme="minorHAnsi" w:eastAsiaTheme="minorEastAsia"/>
                 <w:spacing w:val="227"/>
                 <w:lang w:eastAsia="zh-CN"/>
               </w:rPr>
@@ -300,35 +360,126 @@
             <w:r>
               <w:rPr>
                 <w:rFonts w:hint="eastAsia"/>
-                <w:spacing w:val="90"/>
+                <w:u w:val="single"/>
+                <w:lang w:val="en-US" w:eastAsia="zh-CN"/>
+              </w:rPr>
+              <w:t>刘钢要</w:t>
+            </w:r>
+          </w:p>
+        </w:tc>
+        <w:tc>
+          <w:tcPr>
+            <w:tcW w:w="4261" w:type="dxa"/>
+          </w:tcPr>
+          <w:p>
+            <w:pPr>
+              <w:widowControl w:val="0"/>
+              <w:jc w:val="both"/>
+              <w:rPr>
+                <w:rFonts w:eastAsia="Arial"/>
+                <w:lang w:eastAsia="zh-CN"/>
+              </w:rPr>
+            </w:pPr>
+            <w:r>
+              <w:rPr>
+                <w:rFonts w:hint="eastAsia"/>
+                <w:lang w:eastAsia="zh-CN"/>
+              </w:rPr>
+              <w:t>编制时间</w:t>
+            </w:r>
+            <w:r>
+              <w:rPr>
+                <w:rFonts w:hint="eastAsia" w:asciiTheme="minorHAnsi" w:hAnsiTheme="minorHAnsi" w:eastAsiaTheme="minorEastAsia"/>
+                <w:spacing w:val="227"/>
+                <w:lang w:eastAsia="zh-CN"/>
+              </w:rPr>
+              <w:t>:</w:t>
+            </w:r>
+            <w:r>
+              <w:rPr>
+                <w:rFonts w:hint="eastAsia"/>
                 <w:u w:val="single"/>
                 <w:lang w:eastAsia="zh-CN"/>
               </w:rPr>
-              <w:t>严长运</w:t>
-            </w:r>
-          </w:p>
-        </w:tc>
-        <w:tc>
-          <w:tcPr>
-            <w:tcW w:w="4261" w:type="dxa"/>
-          </w:tcPr>
-          <w:p>
-            <w:pPr>
-              <w:rPr>
-                <w:rFonts w:eastAsia="Arial"/>
+              <w:t>2025.</w:t>
+            </w:r>
+            <w:r>
+              <w:rPr>
+                <w:rFonts w:hint="eastAsia"/>
+                <w:u w:val="single"/>
+                <w:lang w:val="en-US" w:eastAsia="zh-CN"/>
+              </w:rPr>
+              <w:t>12</w:t>
+            </w:r>
+            <w:r>
+              <w:rPr>
+                <w:rFonts w:hint="eastAsia"/>
+                <w:u w:val="single"/>
                 <w:lang w:eastAsia="zh-CN"/>
               </w:rPr>
-            </w:pPr>
-            <w:r>
-              <w:rPr>
-                <w:rFonts w:hint="eastAsia"/>
+              <w:t>.</w:t>
+            </w:r>
+            <w:r>
+              <w:rPr>
+                <w:rFonts w:hint="eastAsia"/>
+                <w:u w:val="single"/>
+                <w:lang w:val="en-US" w:eastAsia="zh-CN"/>
+              </w:rPr>
+              <w:t>1</w:t>
+            </w:r>
+            <w:r>
+              <w:rPr>
+                <w:rFonts w:hint="eastAsia"/>
+                <w:u w:val="single"/>
                 <w:lang w:eastAsia="zh-CN"/>
               </w:rPr>
-              <w:t>编制时间</w:t>
-            </w:r>
-            <w:r>
-              <w:rPr>
-                <w:rFonts w:asciiTheme="minorHAnsi" w:eastAsiaTheme="minorEastAsia" w:hAnsiTheme="minorHAnsi" w:hint="eastAsia"/>
+              <w:t>0</w:t>
+            </w:r>
+          </w:p>
+        </w:tc>
+      </w:tr>
+      <w:tr>
+        <w:tblPrEx>
+          <w:tblBorders>
+            <w:top w:val="none" w:color="auto" w:sz="0" w:space="0"/>
+            <w:left w:val="none" w:color="auto" w:sz="0" w:space="0"/>
+            <w:bottom w:val="none" w:color="auto" w:sz="0" w:space="0"/>
+            <w:right w:val="none" w:color="auto" w:sz="0" w:space="0"/>
+            <w:insideH w:val="none" w:color="auto" w:sz="0" w:space="0"/>
+            <w:insideV w:val="none" w:color="auto" w:sz="0" w:space="0"/>
+          </w:tblBorders>
+          <w:tblCellMar>
+            <w:top w:w="0" w:type="dxa"/>
+            <w:left w:w="108" w:type="dxa"/>
+            <w:bottom w:w="0" w:type="dxa"/>
+            <w:right w:w="108" w:type="dxa"/>
+          </w:tblCellMar>
+        </w:tblPrEx>
+        <w:trPr>
+          <w:trHeight w:val="635" w:hRule="atLeast"/>
+        </w:trPr>
+        <w:tc>
+          <w:tcPr>
+            <w:tcW w:w="1818" w:type="dxa"/>
+          </w:tcPr>
+          <w:p>
+            <w:pPr>
+              <w:widowControl w:val="0"/>
+              <w:jc w:val="both"/>
+              <w:rPr>
+                <w:lang w:eastAsia="zh-CN"/>
+              </w:rPr>
+            </w:pPr>
+            <w:r>
+              <w:rPr>
+                <w:rFonts w:hint="eastAsia"/>
+                <w:lang w:eastAsia="zh-CN"/>
+              </w:rPr>
+              <w:t>批准人</w:t>
+            </w:r>
+            <w:r>
+              <w:rPr>
+                <w:rFonts w:hint="eastAsia" w:asciiTheme="minorHAnsi" w:hAnsiTheme="minorHAnsi" w:eastAsiaTheme="minorEastAsia"/>
                 <w:spacing w:val="227"/>
                 <w:lang w:eastAsia="zh-CN"/>
               </w:rPr>
@@ -340,7 +491,36 @@
                 <w:u w:val="single"/>
                 <w:lang w:eastAsia="zh-CN"/>
               </w:rPr>
-              <w:t>2025.0</w:t>
+              <w:t>鲁玉锋</w:t>
+            </w:r>
+          </w:p>
+        </w:tc>
+        <w:tc>
+          <w:tcPr>
+            <w:tcW w:w="4261" w:type="dxa"/>
+          </w:tcPr>
+          <w:p>
+            <w:pPr>
+              <w:widowControl w:val="0"/>
+              <w:jc w:val="both"/>
+              <w:rPr>
+                <w:lang w:eastAsia="zh-CN"/>
+              </w:rPr>
+            </w:pPr>
+            <w:r>
+              <w:rPr>
+                <w:rFonts w:hint="eastAsia"/>
+                <w:lang w:eastAsia="zh-CN"/>
+              </w:rPr>
+              <w:t>审批时间</w:t>
+            </w:r>
+            <w:r>
+              <w:rPr>
+                <w:rFonts w:hint="eastAsia" w:asciiTheme="minorHAnsi" w:hAnsiTheme="minorHAnsi" w:eastAsiaTheme="minorEastAsia"/>
+                <w:spacing w:val="227"/>
+                <w:lang w:eastAsia="zh-CN"/>
+              </w:rPr>
+              <w:t>:</w:t>
             </w:r>
             <w:r>
               <w:rPr>
@@ -348,7 +528,15 @@
                 <w:u w:val="single"/>
                 <w:lang w:eastAsia="zh-CN"/>
               </w:rPr>
-              <w:t>7</w:t>
+              <w:t>2025.</w:t>
+            </w:r>
+            <w:r>
+              <w:rPr>
+                <w:rFonts w:hint="eastAsia"/>
+                <w:u w:val="single"/>
+                <w:lang w:val="en-US" w:eastAsia="zh-CN"/>
+              </w:rPr>
+              <w:t>12</w:t>
             </w:r>
             <w:r>
               <w:rPr>
@@ -356,39 +544,15 @@
                 <w:u w:val="single"/>
                 <w:lang w:eastAsia="zh-CN"/>
               </w:rPr>
-              <w:t>.20</w:t>
-            </w:r>
-          </w:p>
-        </w:tc>
-      </w:tr>
-      <w:tr>
-        <w:trPr>
-          <w:trHeight w:val="635"/>
-        </w:trPr>
-        <w:tc>
-          <w:tcPr>
-            <w:tcW w:w="1818" w:type="dxa"/>
-          </w:tcPr>
-          <w:p>
-            <w:pPr>
-              <w:rPr>
-                <w:lang w:eastAsia="zh-CN"/>
-              </w:rPr>
-            </w:pPr>
-            <w:r>
-              <w:rPr>
-                <w:rFonts w:hint="eastAsia"/>
-                <w:lang w:eastAsia="zh-CN"/>
-              </w:rPr>
-              <w:t>批准人</w:t>
-            </w:r>
-            <w:r>
-              <w:rPr>
-                <w:rFonts w:asciiTheme="minorHAnsi" w:eastAsiaTheme="minorEastAsia" w:hAnsiTheme="minorHAnsi" w:hint="eastAsia"/>
-                <w:spacing w:val="227"/>
-                <w:lang w:eastAsia="zh-CN"/>
-              </w:rPr>
-              <w:t>:</w:t>
+              <w:t>.</w:t>
+            </w:r>
+            <w:r>
+              <w:rPr>
+                <w:rFonts w:hint="eastAsia"/>
+                <w:u w:val="single"/>
+                <w:lang w:val="en-US" w:eastAsia="zh-CN"/>
+              </w:rPr>
+              <w:t>1</w:t>
             </w:r>
             <w:r>
               <w:rPr>
@@ -396,58 +560,7 @@
                 <w:u w:val="single"/>
                 <w:lang w:eastAsia="zh-CN"/>
               </w:rPr>
-              <w:t>鲁玉锋</w:t>
-            </w:r>
-          </w:p>
-        </w:tc>
-        <w:tc>
-          <w:tcPr>
-            <w:tcW w:w="4261" w:type="dxa"/>
-          </w:tcPr>
-          <w:p>
-            <w:pPr>
-              <w:rPr>
-                <w:lang w:eastAsia="zh-CN"/>
-              </w:rPr>
-            </w:pPr>
-            <w:r>
-              <w:rPr>
-                <w:rFonts w:hint="eastAsia"/>
-                <w:lang w:eastAsia="zh-CN"/>
-              </w:rPr>
-              <w:t>审批时间</w:t>
-            </w:r>
-            <w:r>
-              <w:rPr>
-                <w:rFonts w:asciiTheme="minorHAnsi" w:eastAsiaTheme="minorEastAsia" w:hAnsiTheme="minorHAnsi" w:hint="eastAsia"/>
-                <w:spacing w:val="227"/>
-                <w:lang w:eastAsia="zh-CN"/>
-              </w:rPr>
-              <w:t>:</w:t>
-            </w:r>
-            <w:r>
-              <w:rPr>
-                <w:rFonts w:hint="eastAsia"/>
-                <w:u w:val="single"/>
-                <w:lang w:eastAsia="zh-CN"/>
-              </w:rPr>
-              <w:t>2025.0</w:t>
-            </w:r>
-            <w:r>
-              <w:rPr>
-                <w:rFonts w:hint="eastAsia"/>
-                <w:u w:val="single"/>
-                <w:lang w:eastAsia="zh-CN"/>
-              </w:rPr>
-              <w:t>7</w:t>
-            </w:r>
-            <w:r>
-              <w:rPr>
-                <w:rFonts w:hint="eastAsia"/>
-                <w:u w:val="single"/>
-                <w:lang w:eastAsia="zh-CN"/>
-              </w:rPr>
-              <w:t>.20</w:t>
+              <w:t>0</w:t>
             </w:r>
           </w:p>
         </w:tc>
@@ -467,7 +580,7 @@
         <w:spacing w:before="153" w:line="225" w:lineRule="auto"/>
         <w:ind w:left="3634"/>
         <w:rPr>
-          <w:rFonts w:ascii="宋体" w:hAnsi="宋体" w:cs="宋体" w:hint="eastAsia"/>
+          <w:rFonts w:hint="eastAsia" w:ascii="宋体" w:hAnsi="宋体" w:cs="宋体"/>
           <w:sz w:val="31"/>
           <w:szCs w:val="31"/>
         </w:rPr>
@@ -481,25 +594,29 @@
           <w:sz w:val="31"/>
           <w:szCs w:val="31"/>
         </w:rPr>
-        <w:lastRenderedPageBreak/>
         <w:t>修订记录</w:t>
       </w:r>
     </w:p>
     <w:tbl>
       <w:tblPr>
-        <w:tblStyle w:val="TableNormal0"/>
+        <w:tblStyle w:val="26"/>
         <w:tblW w:w="8301" w:type="dxa"/>
         <w:tblInd w:w="2" w:type="dxa"/>
         <w:tblBorders>
-          <w:top w:val="single" w:sz="2" w:space="0" w:color="000000"/>
-          <w:left w:val="single" w:sz="2" w:space="0" w:color="000000"/>
-          <w:bottom w:val="single" w:sz="2" w:space="0" w:color="000000"/>
-          <w:right w:val="single" w:sz="2" w:space="0" w:color="000000"/>
-          <w:insideH w:val="single" w:sz="2" w:space="0" w:color="000000"/>
-          <w:insideV w:val="single" w:sz="2" w:space="0" w:color="000000"/>
+          <w:top w:val="single" w:color="000000" w:sz="2" w:space="0"/>
+          <w:left w:val="single" w:color="000000" w:sz="2" w:space="0"/>
+          <w:bottom w:val="single" w:color="000000" w:sz="2" w:space="0"/>
+          <w:right w:val="single" w:color="000000" w:sz="2" w:space="0"/>
+          <w:insideH w:val="single" w:color="000000" w:sz="2" w:space="0"/>
+          <w:insideV w:val="single" w:color="000000" w:sz="2" w:space="0"/>
         </w:tblBorders>
         <w:tblLayout w:type="fixed"/>
-        <w:tblLook w:val="04A0" w:firstRow="1" w:lastRow="0" w:firstColumn="1" w:lastColumn="0" w:noHBand="0" w:noVBand="1"/>
+        <w:tblCellMar>
+          <w:top w:w="0" w:type="dxa"/>
+          <w:left w:w="0" w:type="dxa"/>
+          <w:bottom w:w="0" w:type="dxa"/>
+          <w:right w:w="0" w:type="dxa"/>
+        </w:tblCellMar>
       </w:tblPr>
       <w:tblGrid>
         <w:gridCol w:w="1555"/>
@@ -510,8 +627,24 @@
         <w:gridCol w:w="1240"/>
       </w:tblGrid>
       <w:tr>
+        <w:tblPrEx>
+          <w:tblBorders>
+            <w:top w:val="single" w:color="000000" w:sz="2" w:space="0"/>
+            <w:left w:val="single" w:color="000000" w:sz="2" w:space="0"/>
+            <w:bottom w:val="single" w:color="000000" w:sz="2" w:space="0"/>
+            <w:right w:val="single" w:color="000000" w:sz="2" w:space="0"/>
+            <w:insideH w:val="single" w:color="000000" w:sz="2" w:space="0"/>
+            <w:insideV w:val="single" w:color="000000" w:sz="2" w:space="0"/>
+          </w:tblBorders>
+          <w:tblCellMar>
+            <w:top w:w="0" w:type="dxa"/>
+            <w:left w:w="0" w:type="dxa"/>
+            <w:bottom w:w="0" w:type="dxa"/>
+            <w:right w:w="0" w:type="dxa"/>
+          </w:tblCellMar>
+        </w:tblPrEx>
         <w:trPr>
-          <w:trHeight w:val="593"/>
+          <w:trHeight w:val="593" w:hRule="atLeast"/>
         </w:trPr>
         <w:tc>
           <w:tcPr>
@@ -523,7 +656,7 @@
               <w:spacing w:before="176" w:line="228" w:lineRule="auto"/>
               <w:ind w:left="607"/>
               <w:rPr>
-                <w:rFonts w:ascii="宋体" w:hAnsi="宋体" w:cs="宋体" w:hint="eastAsia"/>
+                <w:rFonts w:hint="eastAsia" w:ascii="宋体" w:hAnsi="宋体" w:cs="宋体"/>
                 <w:sz w:val="20"/>
                 <w:szCs w:val="20"/>
               </w:rPr>
@@ -549,7 +682,7 @@
               <w:spacing w:before="175" w:line="227" w:lineRule="auto"/>
               <w:ind w:left="253"/>
               <w:rPr>
-                <w:rFonts w:ascii="宋体" w:hAnsi="宋体" w:cs="宋体" w:hint="eastAsia"/>
+                <w:rFonts w:hint="eastAsia" w:ascii="宋体" w:hAnsi="宋体" w:cs="宋体"/>
                 <w:sz w:val="20"/>
                 <w:szCs w:val="20"/>
               </w:rPr>
@@ -575,7 +708,7 @@
               <w:spacing w:before="175" w:line="228" w:lineRule="auto"/>
               <w:ind w:left="730"/>
               <w:rPr>
-                <w:rFonts w:ascii="宋体" w:hAnsi="宋体" w:cs="宋体" w:hint="eastAsia"/>
+                <w:rFonts w:hint="eastAsia" w:ascii="宋体" w:hAnsi="宋体" w:cs="宋体"/>
                 <w:sz w:val="20"/>
                 <w:szCs w:val="20"/>
               </w:rPr>
@@ -601,7 +734,7 @@
               <w:spacing w:before="175" w:line="228" w:lineRule="auto"/>
               <w:ind w:left="310"/>
               <w:rPr>
-                <w:rFonts w:ascii="宋体" w:hAnsi="宋体" w:cs="宋体" w:hint="eastAsia"/>
+                <w:rFonts w:hint="eastAsia" w:ascii="宋体" w:hAnsi="宋体" w:cs="宋体"/>
                 <w:sz w:val="20"/>
                 <w:szCs w:val="20"/>
               </w:rPr>
@@ -627,7 +760,7 @@
               <w:spacing w:before="175" w:line="228" w:lineRule="auto"/>
               <w:ind w:left="310"/>
               <w:rPr>
-                <w:rFonts w:ascii="宋体" w:hAnsi="宋体" w:cs="宋体" w:hint="eastAsia"/>
+                <w:rFonts w:hint="eastAsia" w:ascii="宋体" w:hAnsi="宋体" w:cs="宋体"/>
                 <w:spacing w:val="6"/>
                 <w:sz w:val="20"/>
                 <w:szCs w:val="20"/>
@@ -636,7 +769,7 @@
             </w:pPr>
             <w:r>
               <w:rPr>
-                <w:rFonts w:ascii="宋体" w:hAnsi="宋体" w:cs="宋体" w:hint="eastAsia"/>
+                <w:rFonts w:hint="eastAsia" w:ascii="宋体" w:hAnsi="宋体" w:cs="宋体"/>
                 <w:spacing w:val="6"/>
                 <w:sz w:val="20"/>
                 <w:szCs w:val="20"/>
@@ -656,7 +789,7 @@
               <w:spacing w:before="176" w:line="229" w:lineRule="auto"/>
               <w:ind w:left="311"/>
               <w:rPr>
-                <w:rFonts w:ascii="宋体" w:hAnsi="宋体" w:cs="宋体" w:hint="eastAsia"/>
+                <w:rFonts w:hint="eastAsia" w:ascii="宋体" w:hAnsi="宋体" w:cs="宋体"/>
                 <w:sz w:val="20"/>
                 <w:szCs w:val="20"/>
               </w:rPr>
@@ -674,8 +807,24 @@
         </w:tc>
       </w:tr>
       <w:tr>
+        <w:tblPrEx>
+          <w:tblBorders>
+            <w:top w:val="single" w:color="000000" w:sz="2" w:space="0"/>
+            <w:left w:val="single" w:color="000000" w:sz="2" w:space="0"/>
+            <w:bottom w:val="single" w:color="000000" w:sz="2" w:space="0"/>
+            <w:right w:val="single" w:color="000000" w:sz="2" w:space="0"/>
+            <w:insideH w:val="single" w:color="000000" w:sz="2" w:space="0"/>
+            <w:insideV w:val="single" w:color="000000" w:sz="2" w:space="0"/>
+          </w:tblBorders>
+          <w:tblCellMar>
+            <w:top w:w="0" w:type="dxa"/>
+            <w:left w:w="0" w:type="dxa"/>
+            <w:bottom w:w="0" w:type="dxa"/>
+            <w:right w:w="0" w:type="dxa"/>
+          </w:tblCellMar>
+        </w:tblPrEx>
         <w:trPr>
-          <w:trHeight w:val="556"/>
+          <w:trHeight w:val="556" w:hRule="atLeast"/>
         </w:trPr>
         <w:tc>
           <w:tcPr>
@@ -687,7 +836,7 @@
               <w:spacing w:before="173" w:line="267" w:lineRule="exact"/>
               <w:ind w:left="260"/>
               <w:rPr>
-                <w:rFonts w:ascii="宋体" w:hAnsi="宋体" w:cs="宋体" w:hint="eastAsia"/>
+                <w:rFonts w:hint="eastAsia" w:ascii="宋体" w:hAnsi="宋体" w:cs="宋体"/>
                 <w:sz w:val="20"/>
                 <w:szCs w:val="20"/>
               </w:rPr>
@@ -700,18 +849,18 @@
                 <w:sz w:val="20"/>
                 <w:szCs w:val="20"/>
               </w:rPr>
-              <w:t>2025.0</w:t>
-            </w:r>
-            <w:r>
-              <w:rPr>
-                <w:rFonts w:ascii="宋体" w:hAnsi="宋体" w:cs="宋体" w:hint="eastAsia"/>
+              <w:t>2025.</w:t>
+            </w:r>
+            <w:r>
+              <w:rPr>
+                <w:rFonts w:hint="eastAsia" w:ascii="宋体" w:hAnsi="宋体" w:cs="宋体"/>
                 <w:spacing w:val="3"/>
                 <w:position w:val="1"/>
                 <w:sz w:val="20"/>
                 <w:szCs w:val="20"/>
-                <w:lang w:eastAsia="zh-CN"/>
-              </w:rPr>
-              <w:t>7</w:t>
+                <w:lang w:val="en-US" w:eastAsia="zh-CN"/>
+              </w:rPr>
+              <w:t>12</w:t>
             </w:r>
             <w:r>
               <w:rPr>
@@ -725,14 +874,14 @@
             </w:r>
             <w:r>
               <w:rPr>
-                <w:rFonts w:ascii="宋体" w:hAnsi="宋体" w:cs="宋体" w:hint="eastAsia"/>
+                <w:rFonts w:hint="eastAsia" w:ascii="宋体" w:hAnsi="宋体" w:cs="宋体"/>
                 <w:spacing w:val="3"/>
                 <w:position w:val="1"/>
                 <w:sz w:val="20"/>
                 <w:szCs w:val="20"/>
-                <w:lang w:eastAsia="zh-CN"/>
-              </w:rPr>
-              <w:t>2</w:t>
+                <w:lang w:val="en-US" w:eastAsia="zh-CN"/>
+              </w:rPr>
+              <w:t>1</w:t>
             </w:r>
             <w:r>
               <w:rPr>
@@ -756,7 +905,7 @@
               <w:spacing w:before="173" w:line="267" w:lineRule="exact"/>
               <w:ind w:left="248"/>
               <w:rPr>
-                <w:rFonts w:ascii="宋体" w:hAnsi="宋体" w:cs="宋体" w:hint="eastAsia"/>
+                <w:rFonts w:hint="eastAsia" w:ascii="宋体" w:hAnsi="宋体" w:cs="宋体"/>
                 <w:sz w:val="20"/>
                 <w:szCs w:val="20"/>
               </w:rPr>
@@ -784,7 +933,7 @@
               <w:ind w:left="114"/>
               <w:jc w:val="center"/>
               <w:rPr>
-                <w:rFonts w:ascii="宋体" w:hAnsi="宋体" w:cs="宋体" w:hint="eastAsia"/>
+                <w:rFonts w:hint="eastAsia" w:ascii="宋体" w:hAnsi="宋体" w:cs="宋体"/>
                 <w:sz w:val="20"/>
                 <w:szCs w:val="20"/>
               </w:rPr>
@@ -810,7 +959,7 @@
               <w:spacing w:before="172" w:line="228" w:lineRule="auto"/>
               <w:ind w:left="313"/>
               <w:rPr>
-                <w:rFonts w:ascii="宋体" w:hAnsi="宋体" w:cs="宋体" w:hint="eastAsia"/>
+                <w:rFonts w:hint="eastAsia" w:ascii="宋体" w:hAnsi="宋体" w:cs="宋体"/>
                 <w:sz w:val="20"/>
                 <w:szCs w:val="20"/>
                 <w:lang w:eastAsia="zh-CN"/>
@@ -818,12 +967,12 @@
             </w:pPr>
             <w:r>
               <w:rPr>
-                <w:rFonts w:ascii="宋体" w:hAnsi="宋体" w:cs="宋体" w:hint="eastAsia"/>
+                <w:rFonts w:hint="eastAsia" w:ascii="宋体" w:hAnsi="宋体" w:cs="宋体"/>
                 <w:sz w:val="20"/>
                 <w:szCs w:val="20"/>
-                <w:lang w:eastAsia="zh-CN"/>
-              </w:rPr>
-              <w:t>孙光莉</w:t>
+                <w:lang w:val="en-US" w:eastAsia="zh-CN"/>
+              </w:rPr>
+              <w:t>王潇</w:t>
             </w:r>
           </w:p>
         </w:tc>
@@ -837,7 +986,7 @@
               <w:spacing w:before="172" w:line="228" w:lineRule="auto"/>
               <w:ind w:left="313"/>
               <w:rPr>
-                <w:rFonts w:ascii="宋体" w:hAnsi="宋体" w:cs="宋体" w:hint="eastAsia"/>
+                <w:rFonts w:hint="eastAsia" w:ascii="宋体" w:hAnsi="宋体" w:cs="宋体"/>
                 <w:spacing w:val="5"/>
                 <w:sz w:val="20"/>
                 <w:szCs w:val="20"/>
@@ -845,13 +994,10 @@
             </w:pPr>
             <w:r>
               <w:rPr>
-                <w:rFonts w:ascii="宋体" w:hAnsi="宋体" w:cs="宋体" w:hint="eastAsia"/>
-                <w:spacing w:val="100"/>
-                <w:sz w:val="20"/>
-                <w:szCs w:val="20"/>
-                <w:lang w:eastAsia="zh-CN"/>
-              </w:rPr>
-              <w:t>严长运</w:t>
+                <w:rFonts w:hint="eastAsia"/>
+                <w:lang w:val="en-US" w:eastAsia="zh-CN"/>
+              </w:rPr>
+              <w:t>刘钢要</w:t>
             </w:r>
           </w:p>
         </w:tc>
@@ -865,14 +1011,14 @@
               <w:spacing w:before="173" w:line="229" w:lineRule="auto"/>
               <w:ind w:left="314"/>
               <w:rPr>
-                <w:rFonts w:ascii="宋体" w:hAnsi="宋体" w:cs="宋体" w:hint="eastAsia"/>
+                <w:rFonts w:hint="eastAsia" w:ascii="宋体" w:hAnsi="宋体" w:cs="宋体"/>
                 <w:sz w:val="20"/>
                 <w:szCs w:val="20"/>
               </w:rPr>
             </w:pPr>
             <w:r>
               <w:rPr>
-                <w:rFonts w:ascii="宋体" w:hAnsi="宋体" w:cs="宋体" w:hint="eastAsia"/>
+                <w:rFonts w:hint="eastAsia" w:ascii="宋体" w:hAnsi="宋体" w:cs="宋体"/>
                 <w:spacing w:val="6"/>
                 <w:sz w:val="20"/>
                 <w:szCs w:val="20"/>
@@ -884,8 +1030,24 @@
         </w:tc>
       </w:tr>
       <w:tr>
+        <w:tblPrEx>
+          <w:tblBorders>
+            <w:top w:val="single" w:color="000000" w:sz="2" w:space="0"/>
+            <w:left w:val="single" w:color="000000" w:sz="2" w:space="0"/>
+            <w:bottom w:val="single" w:color="000000" w:sz="2" w:space="0"/>
+            <w:right w:val="single" w:color="000000" w:sz="2" w:space="0"/>
+            <w:insideH w:val="single" w:color="000000" w:sz="2" w:space="0"/>
+            <w:insideV w:val="single" w:color="000000" w:sz="2" w:space="0"/>
+          </w:tblBorders>
+          <w:tblCellMar>
+            <w:top w:w="0" w:type="dxa"/>
+            <w:left w:w="0" w:type="dxa"/>
+            <w:bottom w:w="0" w:type="dxa"/>
+            <w:right w:w="0" w:type="dxa"/>
+          </w:tblCellMar>
+        </w:tblPrEx>
         <w:trPr>
-          <w:trHeight w:val="556"/>
+          <w:trHeight w:val="556" w:hRule="atLeast"/>
         </w:trPr>
         <w:tc>
           <w:tcPr>
@@ -893,7 +1055,7 @@
           </w:tcPr>
           <w:p>
             <w:pPr>
-              <w:pStyle w:val="TableText"/>
+              <w:pStyle w:val="27"/>
               <w:widowControl w:val="0"/>
               <w:rPr>
                 <w:rFonts w:hint="eastAsia"/>
@@ -907,7 +1069,7 @@
           </w:tcPr>
           <w:p>
             <w:pPr>
-              <w:pStyle w:val="TableText"/>
+              <w:pStyle w:val="27"/>
               <w:widowControl w:val="0"/>
               <w:rPr>
                 <w:rFonts w:hint="eastAsia"/>
@@ -921,7 +1083,7 @@
           </w:tcPr>
           <w:p>
             <w:pPr>
-              <w:pStyle w:val="TableText"/>
+              <w:pStyle w:val="27"/>
               <w:widowControl w:val="0"/>
               <w:rPr>
                 <w:rFonts w:hint="eastAsia"/>
@@ -959,7 +1121,7 @@
           </w:tcPr>
           <w:p>
             <w:pPr>
-              <w:pStyle w:val="TableText"/>
+              <w:pStyle w:val="27"/>
               <w:widowControl w:val="0"/>
               <w:rPr>
                 <w:rFonts w:hint="eastAsia"/>
@@ -969,8 +1131,24 @@
         </w:tc>
       </w:tr>
       <w:tr>
+        <w:tblPrEx>
+          <w:tblBorders>
+            <w:top w:val="single" w:color="000000" w:sz="2" w:space="0"/>
+            <w:left w:val="single" w:color="000000" w:sz="2" w:space="0"/>
+            <w:bottom w:val="single" w:color="000000" w:sz="2" w:space="0"/>
+            <w:right w:val="single" w:color="000000" w:sz="2" w:space="0"/>
+            <w:insideH w:val="single" w:color="000000" w:sz="2" w:space="0"/>
+            <w:insideV w:val="single" w:color="000000" w:sz="2" w:space="0"/>
+          </w:tblBorders>
+          <w:tblCellMar>
+            <w:top w:w="0" w:type="dxa"/>
+            <w:left w:w="0" w:type="dxa"/>
+            <w:bottom w:w="0" w:type="dxa"/>
+            <w:right w:w="0" w:type="dxa"/>
+          </w:tblCellMar>
+        </w:tblPrEx>
         <w:trPr>
-          <w:trHeight w:val="556"/>
+          <w:trHeight w:val="556" w:hRule="atLeast"/>
         </w:trPr>
         <w:tc>
           <w:tcPr>
@@ -978,7 +1156,7 @@
           </w:tcPr>
           <w:p>
             <w:pPr>
-              <w:pStyle w:val="TableText"/>
+              <w:pStyle w:val="27"/>
               <w:widowControl w:val="0"/>
               <w:rPr>
                 <w:rFonts w:hint="eastAsia"/>
@@ -992,7 +1170,7 @@
           </w:tcPr>
           <w:p>
             <w:pPr>
-              <w:pStyle w:val="TableText"/>
+              <w:pStyle w:val="27"/>
               <w:widowControl w:val="0"/>
               <w:rPr>
                 <w:rFonts w:hint="eastAsia"/>
@@ -1006,7 +1184,7 @@
           </w:tcPr>
           <w:p>
             <w:pPr>
-              <w:pStyle w:val="TableText"/>
+              <w:pStyle w:val="27"/>
               <w:widowControl w:val="0"/>
               <w:rPr>
                 <w:rFonts w:hint="eastAsia"/>
@@ -1044,7 +1222,7 @@
           </w:tcPr>
           <w:p>
             <w:pPr>
-              <w:pStyle w:val="TableText"/>
+              <w:pStyle w:val="27"/>
               <w:widowControl w:val="0"/>
               <w:rPr>
                 <w:rFonts w:hint="eastAsia"/>
@@ -1054,8 +1232,24 @@
         </w:tc>
       </w:tr>
       <w:tr>
+        <w:tblPrEx>
+          <w:tblBorders>
+            <w:top w:val="single" w:color="000000" w:sz="2" w:space="0"/>
+            <w:left w:val="single" w:color="000000" w:sz="2" w:space="0"/>
+            <w:bottom w:val="single" w:color="000000" w:sz="2" w:space="0"/>
+            <w:right w:val="single" w:color="000000" w:sz="2" w:space="0"/>
+            <w:insideH w:val="single" w:color="000000" w:sz="2" w:space="0"/>
+            <w:insideV w:val="single" w:color="000000" w:sz="2" w:space="0"/>
+          </w:tblBorders>
+          <w:tblCellMar>
+            <w:top w:w="0" w:type="dxa"/>
+            <w:left w:w="0" w:type="dxa"/>
+            <w:bottom w:w="0" w:type="dxa"/>
+            <w:right w:w="0" w:type="dxa"/>
+          </w:tblCellMar>
+        </w:tblPrEx>
         <w:trPr>
-          <w:trHeight w:val="557"/>
+          <w:trHeight w:val="557" w:hRule="atLeast"/>
         </w:trPr>
         <w:tc>
           <w:tcPr>
@@ -1063,7 +1257,7 @@
           </w:tcPr>
           <w:p>
             <w:pPr>
-              <w:pStyle w:val="TableText"/>
+              <w:pStyle w:val="27"/>
               <w:widowControl w:val="0"/>
               <w:rPr>
                 <w:rFonts w:hint="eastAsia"/>
@@ -1077,7 +1271,7 @@
           </w:tcPr>
           <w:p>
             <w:pPr>
-              <w:pStyle w:val="TableText"/>
+              <w:pStyle w:val="27"/>
               <w:widowControl w:val="0"/>
               <w:rPr>
                 <w:rFonts w:hint="eastAsia"/>
@@ -1091,7 +1285,7 @@
           </w:tcPr>
           <w:p>
             <w:pPr>
-              <w:pStyle w:val="TableText"/>
+              <w:pStyle w:val="27"/>
               <w:widowControl w:val="0"/>
               <w:rPr>
                 <w:rFonts w:hint="eastAsia"/>
@@ -1105,7 +1299,7 @@
           </w:tcPr>
           <w:p>
             <w:pPr>
-              <w:pStyle w:val="TableText"/>
+              <w:pStyle w:val="27"/>
               <w:widowControl w:val="0"/>
               <w:rPr>
                 <w:rFonts w:hint="eastAsia"/>
@@ -1119,7 +1313,7 @@
           </w:tcPr>
           <w:p>
             <w:pPr>
-              <w:pStyle w:val="TableText"/>
+              <w:pStyle w:val="27"/>
               <w:widowControl w:val="0"/>
               <w:rPr>
                 <w:rFonts w:hint="eastAsia"/>
@@ -1133,7 +1327,7 @@
           </w:tcPr>
           <w:p>
             <w:pPr>
-              <w:pStyle w:val="TableText"/>
+              <w:pStyle w:val="27"/>
               <w:widowControl w:val="0"/>
               <w:rPr>
                 <w:rFonts w:hint="eastAsia"/>
@@ -1143,8 +1337,24 @@
         </w:tc>
       </w:tr>
       <w:tr>
+        <w:tblPrEx>
+          <w:tblBorders>
+            <w:top w:val="single" w:color="000000" w:sz="2" w:space="0"/>
+            <w:left w:val="single" w:color="000000" w:sz="2" w:space="0"/>
+            <w:bottom w:val="single" w:color="000000" w:sz="2" w:space="0"/>
+            <w:right w:val="single" w:color="000000" w:sz="2" w:space="0"/>
+            <w:insideH w:val="single" w:color="000000" w:sz="2" w:space="0"/>
+            <w:insideV w:val="single" w:color="000000" w:sz="2" w:space="0"/>
+          </w:tblBorders>
+          <w:tblCellMar>
+            <w:top w:w="0" w:type="dxa"/>
+            <w:left w:w="0" w:type="dxa"/>
+            <w:bottom w:w="0" w:type="dxa"/>
+            <w:right w:w="0" w:type="dxa"/>
+          </w:tblCellMar>
+        </w:tblPrEx>
         <w:trPr>
-          <w:trHeight w:val="556"/>
+          <w:trHeight w:val="556" w:hRule="atLeast"/>
         </w:trPr>
         <w:tc>
           <w:tcPr>
@@ -1152,7 +1362,7 @@
           </w:tcPr>
           <w:p>
             <w:pPr>
-              <w:pStyle w:val="TableText"/>
+              <w:pStyle w:val="27"/>
               <w:widowControl w:val="0"/>
               <w:rPr>
                 <w:rFonts w:hint="eastAsia"/>
@@ -1166,7 +1376,7 @@
           </w:tcPr>
           <w:p>
             <w:pPr>
-              <w:pStyle w:val="TableText"/>
+              <w:pStyle w:val="27"/>
               <w:widowControl w:val="0"/>
               <w:rPr>
                 <w:rFonts w:hint="eastAsia"/>
@@ -1180,7 +1390,7 @@
           </w:tcPr>
           <w:p>
             <w:pPr>
-              <w:pStyle w:val="TableText"/>
+              <w:pStyle w:val="27"/>
               <w:widowControl w:val="0"/>
               <w:rPr>
                 <w:rFonts w:hint="eastAsia"/>
@@ -1194,7 +1404,7 @@
           </w:tcPr>
           <w:p>
             <w:pPr>
-              <w:pStyle w:val="TableText"/>
+              <w:pStyle w:val="27"/>
               <w:widowControl w:val="0"/>
               <w:rPr>
                 <w:rFonts w:hint="eastAsia"/>
@@ -1208,7 +1418,7 @@
           </w:tcPr>
           <w:p>
             <w:pPr>
-              <w:pStyle w:val="TableText"/>
+              <w:pStyle w:val="27"/>
               <w:widowControl w:val="0"/>
               <w:rPr>
                 <w:rFonts w:hint="eastAsia"/>
@@ -1222,7 +1432,7 @@
           </w:tcPr>
           <w:p>
             <w:pPr>
-              <w:pStyle w:val="TableText"/>
+              <w:pStyle w:val="27"/>
               <w:widowControl w:val="0"/>
               <w:rPr>
                 <w:rFonts w:hint="eastAsia"/>
@@ -1232,8 +1442,24 @@
         </w:tc>
       </w:tr>
       <w:tr>
+        <w:tblPrEx>
+          <w:tblBorders>
+            <w:top w:val="single" w:color="000000" w:sz="2" w:space="0"/>
+            <w:left w:val="single" w:color="000000" w:sz="2" w:space="0"/>
+            <w:bottom w:val="single" w:color="000000" w:sz="2" w:space="0"/>
+            <w:right w:val="single" w:color="000000" w:sz="2" w:space="0"/>
+            <w:insideH w:val="single" w:color="000000" w:sz="2" w:space="0"/>
+            <w:insideV w:val="single" w:color="000000" w:sz="2" w:space="0"/>
+          </w:tblBorders>
+          <w:tblCellMar>
+            <w:top w:w="0" w:type="dxa"/>
+            <w:left w:w="0" w:type="dxa"/>
+            <w:bottom w:w="0" w:type="dxa"/>
+            <w:right w:w="0" w:type="dxa"/>
+          </w:tblCellMar>
+        </w:tblPrEx>
         <w:trPr>
-          <w:trHeight w:val="561"/>
+          <w:trHeight w:val="561" w:hRule="atLeast"/>
         </w:trPr>
         <w:tc>
           <w:tcPr>
@@ -1241,7 +1467,7 @@
           </w:tcPr>
           <w:p>
             <w:pPr>
-              <w:pStyle w:val="TableText"/>
+              <w:pStyle w:val="27"/>
               <w:widowControl w:val="0"/>
               <w:rPr>
                 <w:rFonts w:hint="eastAsia"/>
@@ -1255,7 +1481,7 @@
           </w:tcPr>
           <w:p>
             <w:pPr>
-              <w:pStyle w:val="TableText"/>
+              <w:pStyle w:val="27"/>
               <w:widowControl w:val="0"/>
               <w:rPr>
                 <w:rFonts w:hint="eastAsia"/>
@@ -1269,7 +1495,7 @@
           </w:tcPr>
           <w:p>
             <w:pPr>
-              <w:pStyle w:val="TableText"/>
+              <w:pStyle w:val="27"/>
               <w:widowControl w:val="0"/>
               <w:rPr>
                 <w:rFonts w:hint="eastAsia"/>
@@ -1283,7 +1509,7 @@
           </w:tcPr>
           <w:p>
             <w:pPr>
-              <w:pStyle w:val="TableText"/>
+              <w:pStyle w:val="27"/>
               <w:widowControl w:val="0"/>
               <w:rPr>
                 <w:rFonts w:hint="eastAsia"/>
@@ -1297,7 +1523,7 @@
           </w:tcPr>
           <w:p>
             <w:pPr>
-              <w:pStyle w:val="TableText"/>
+              <w:pStyle w:val="27"/>
               <w:widowControl w:val="0"/>
               <w:rPr>
                 <w:rFonts w:hint="eastAsia"/>
@@ -1311,7 +1537,7 @@
           </w:tcPr>
           <w:p>
             <w:pPr>
-              <w:pStyle w:val="TableText"/>
+              <w:pStyle w:val="27"/>
               <w:widowControl w:val="0"/>
               <w:rPr>
                 <w:rFonts w:hint="eastAsia"/>
@@ -1340,6 +1566,11 @@
           <w:docPartUnique/>
         </w:docPartObj>
       </w:sdtPr>
+      <w:sdtEndPr>
+        <w:rPr>
+          <w:rFonts w:ascii="宋体" w:hAnsi="宋体"/>
+        </w:rPr>
+      </w:sdtEndPr>
       <w:sdtContent>
         <w:p>
           <w:pPr>
@@ -1355,7 +1586,7 @@
         </w:p>
         <w:p>
           <w:pPr>
-            <w:pStyle w:val="TOC1"/>
+            <w:pStyle w:val="16"/>
             <w:tabs>
               <w:tab w:val="right" w:leader="dot" w:pos="8306"/>
             </w:tabs>
@@ -1369,803 +1600,1093 @@
           <w:r>
             <w:fldChar w:fldCharType="separate"/>
           </w:r>
-          <w:hyperlink w:anchor="_Toc13694" w:history="1">
-            <w:r>
-              <w:rPr>
-                <w:rFonts w:hint="eastAsia"/>
-                <w:lang w:eastAsia="zh-CN"/>
-              </w:rPr>
-              <w:t>陕西益利德软件科技有限公司</w:t>
-            </w:r>
-            <w:r>
-              <w:tab/>
-            </w:r>
-            <w:r>
-              <w:fldChar w:fldCharType="begin"/>
-            </w:r>
-            <w:r>
-              <w:instrText xml:space="preserve"> PAGEREF _Toc13694 \h </w:instrText>
-            </w:r>
-            <w:r>
-              <w:fldChar w:fldCharType="separate"/>
-            </w:r>
-            <w:r>
-              <w:t>1</w:t>
-            </w:r>
-            <w:r>
-              <w:fldChar w:fldCharType="end"/>
-            </w:r>
-          </w:hyperlink>
+          <w:r>
+            <w:fldChar w:fldCharType="begin"/>
+          </w:r>
+          <w:r>
+            <w:instrText xml:space="preserve"> HYPERLINK \l _Toc11891 </w:instrText>
+          </w:r>
+          <w:r>
+            <w:fldChar w:fldCharType="separate"/>
+          </w:r>
+          <w:r>
+            <w:rPr>
+              <w:lang w:eastAsia="zh-CN"/>
+            </w:rPr>
+            <w:t>陕西益利德软件科技有限公司</w:t>
+          </w:r>
+          <w:r>
+            <w:tab/>
+          </w:r>
+          <w:r>
+            <w:fldChar w:fldCharType="begin"/>
+          </w:r>
+          <w:r>
+            <w:instrText xml:space="preserve"> PAGEREF _Toc11891 \h </w:instrText>
+          </w:r>
+          <w:r>
+            <w:fldChar w:fldCharType="separate"/>
+          </w:r>
+          <w:r>
+            <w:t>1</w:t>
+          </w:r>
+          <w:r>
+            <w:fldChar w:fldCharType="end"/>
+          </w:r>
+          <w:r>
+            <w:fldChar w:fldCharType="end"/>
+          </w:r>
         </w:p>
         <w:p>
           <w:pPr>
-            <w:pStyle w:val="TOC1"/>
+            <w:pStyle w:val="16"/>
             <w:tabs>
               <w:tab w:val="right" w:leader="dot" w:pos="8306"/>
             </w:tabs>
           </w:pPr>
-          <w:hyperlink w:anchor="_Toc22562" w:history="1">
-            <w:r>
-              <w:rPr>
-                <w:rFonts w:hint="eastAsia"/>
-                <w:lang w:eastAsia="zh-CN"/>
-              </w:rPr>
-              <w:t>项目新增服务器扩容方案</w:t>
-            </w:r>
-            <w:r>
-              <w:tab/>
-            </w:r>
-            <w:r>
-              <w:fldChar w:fldCharType="begin"/>
-            </w:r>
-            <w:r>
-              <w:instrText xml:space="preserve"> PAGEREF _Toc22562 \h </w:instrText>
-            </w:r>
-            <w:r>
-              <w:fldChar w:fldCharType="separate"/>
-            </w:r>
-            <w:r>
-              <w:t>1</w:t>
-            </w:r>
-            <w:r>
-              <w:fldChar w:fldCharType="end"/>
-            </w:r>
-          </w:hyperlink>
+          <w:r>
+            <w:fldChar w:fldCharType="begin"/>
+          </w:r>
+          <w:r>
+            <w:instrText xml:space="preserve"> HYPERLINK \l _Toc22545 </w:instrText>
+          </w:r>
+          <w:r>
+            <w:fldChar w:fldCharType="separate"/>
+          </w:r>
+          <w:r>
+            <w:rPr>
+              <w:rFonts w:hint="eastAsia"/>
+              <w:lang w:eastAsia="zh-CN"/>
+            </w:rPr>
+            <w:t>项目新增服务器扩容方案</w:t>
+          </w:r>
+          <w:r>
+            <w:tab/>
+          </w:r>
+          <w:r>
+            <w:fldChar w:fldCharType="begin"/>
+          </w:r>
+          <w:r>
+            <w:instrText xml:space="preserve"> PAGEREF _Toc22545 \h </w:instrText>
+          </w:r>
+          <w:r>
+            <w:fldChar w:fldCharType="separate"/>
+          </w:r>
+          <w:r>
+            <w:t>1</w:t>
+          </w:r>
+          <w:r>
+            <w:fldChar w:fldCharType="end"/>
+          </w:r>
+          <w:r>
+            <w:fldChar w:fldCharType="end"/>
+          </w:r>
         </w:p>
         <w:p>
           <w:pPr>
-            <w:pStyle w:val="TOC1"/>
+            <w:pStyle w:val="16"/>
             <w:tabs>
               <w:tab w:val="right" w:leader="dot" w:pos="8306"/>
             </w:tabs>
           </w:pPr>
-          <w:hyperlink w:anchor="_Toc5908" w:history="1">
-            <w:r>
-              <w:t xml:space="preserve">1. </w:t>
-            </w:r>
-            <w:r>
-              <w:t>项目背景</w:t>
-            </w:r>
-            <w:r>
-              <w:tab/>
-            </w:r>
-            <w:r>
-              <w:fldChar w:fldCharType="begin"/>
-            </w:r>
-            <w:r>
-              <w:instrText xml:space="preserve"> PAGEREF _Toc5908 \h </w:instrText>
-            </w:r>
-            <w:r>
-              <w:fldChar w:fldCharType="separate"/>
-            </w:r>
-            <w:r>
-              <w:t>4</w:t>
-            </w:r>
-            <w:r>
-              <w:fldChar w:fldCharType="end"/>
-            </w:r>
-          </w:hyperlink>
+          <w:r>
+            <w:fldChar w:fldCharType="begin"/>
+          </w:r>
+          <w:r>
+            <w:instrText xml:space="preserve"> HYPERLINK \l _Toc4504 </w:instrText>
+          </w:r>
+          <w:r>
+            <w:fldChar w:fldCharType="separate"/>
+          </w:r>
+          <w:r>
+            <w:rPr>
+              <w:rFonts w:hint="default"/>
+            </w:rPr>
+            <w:t xml:space="preserve">1. </w:t>
+          </w:r>
+          <w:r>
+            <w:t>项目背景</w:t>
+          </w:r>
+          <w:r>
+            <w:tab/>
+          </w:r>
+          <w:r>
+            <w:fldChar w:fldCharType="begin"/>
+          </w:r>
+          <w:r>
+            <w:instrText xml:space="preserve"> PAGEREF _Toc4504 \h </w:instrText>
+          </w:r>
+          <w:r>
+            <w:fldChar w:fldCharType="separate"/>
+          </w:r>
+          <w:r>
+            <w:t>4</w:t>
+          </w:r>
+          <w:r>
+            <w:fldChar w:fldCharType="end"/>
+          </w:r>
+          <w:r>
+            <w:fldChar w:fldCharType="end"/>
+          </w:r>
         </w:p>
         <w:p>
           <w:pPr>
-            <w:pStyle w:val="TOC1"/>
+            <w:pStyle w:val="16"/>
             <w:tabs>
               <w:tab w:val="right" w:leader="dot" w:pos="8306"/>
             </w:tabs>
           </w:pPr>
-          <w:hyperlink w:anchor="_Toc9938" w:history="1">
-            <w:r>
-              <w:t xml:space="preserve">2. </w:t>
-            </w:r>
-            <w:r>
-              <w:t>扩容目标</w:t>
-            </w:r>
-            <w:r>
-              <w:tab/>
-            </w:r>
-            <w:r>
-              <w:fldChar w:fldCharType="begin"/>
-            </w:r>
-            <w:r>
-              <w:instrText xml:space="preserve"> PAGEREF _Toc9938 \h </w:instrText>
-            </w:r>
-            <w:r>
-              <w:fldChar w:fldCharType="separate"/>
-            </w:r>
-            <w:r>
-              <w:t>4</w:t>
-            </w:r>
-            <w:r>
-              <w:fldChar w:fldCharType="end"/>
-            </w:r>
-          </w:hyperlink>
+          <w:r>
+            <w:fldChar w:fldCharType="begin"/>
+          </w:r>
+          <w:r>
+            <w:instrText xml:space="preserve"> HYPERLINK \l _Toc6163 </w:instrText>
+          </w:r>
+          <w:r>
+            <w:fldChar w:fldCharType="separate"/>
+          </w:r>
+          <w:r>
+            <w:rPr>
+              <w:rFonts w:hint="default"/>
+            </w:rPr>
+            <w:t xml:space="preserve">2. </w:t>
+          </w:r>
+          <w:r>
+            <w:t>扩容目标</w:t>
+          </w:r>
+          <w:r>
+            <w:tab/>
+          </w:r>
+          <w:r>
+            <w:fldChar w:fldCharType="begin"/>
+          </w:r>
+          <w:r>
+            <w:instrText xml:space="preserve"> PAGEREF _Toc6163 \h </w:instrText>
+          </w:r>
+          <w:r>
+            <w:fldChar w:fldCharType="separate"/>
+          </w:r>
+          <w:r>
+            <w:t>4</w:t>
+          </w:r>
+          <w:r>
+            <w:fldChar w:fldCharType="end"/>
+          </w:r>
+          <w:r>
+            <w:fldChar w:fldCharType="end"/>
+          </w:r>
         </w:p>
         <w:p>
           <w:pPr>
-            <w:pStyle w:val="TOC1"/>
+            <w:pStyle w:val="16"/>
             <w:tabs>
               <w:tab w:val="right" w:leader="dot" w:pos="8306"/>
             </w:tabs>
           </w:pPr>
-          <w:hyperlink w:anchor="_Toc3658" w:history="1">
-            <w:r>
-              <w:t xml:space="preserve">3. </w:t>
-            </w:r>
-            <w:r>
-              <w:t>实施前准备</w:t>
-            </w:r>
-            <w:r>
-              <w:tab/>
-            </w:r>
-            <w:r>
-              <w:fldChar w:fldCharType="begin"/>
-            </w:r>
-            <w:r>
-              <w:instrText xml:space="preserve"> PAGEREF _Toc3658 \h </w:instrText>
-            </w:r>
-            <w:r>
-              <w:fldChar w:fldCharType="separate"/>
-            </w:r>
-            <w:r>
-              <w:t>4</w:t>
-            </w:r>
-            <w:r>
-              <w:fldChar w:fldCharType="end"/>
-            </w:r>
-          </w:hyperlink>
+          <w:r>
+            <w:fldChar w:fldCharType="begin"/>
+          </w:r>
+          <w:r>
+            <w:instrText xml:space="preserve"> HYPERLINK \l _Toc10462 </w:instrText>
+          </w:r>
+          <w:r>
+            <w:fldChar w:fldCharType="separate"/>
+          </w:r>
+          <w:r>
+            <w:rPr>
+              <w:rFonts w:hint="default"/>
+            </w:rPr>
+            <w:t xml:space="preserve">3. </w:t>
+          </w:r>
+          <w:r>
+            <w:t>实施前准备</w:t>
+          </w:r>
+          <w:r>
+            <w:tab/>
+          </w:r>
+          <w:r>
+            <w:fldChar w:fldCharType="begin"/>
+          </w:r>
+          <w:r>
+            <w:instrText xml:space="preserve"> PAGEREF _Toc10462 \h </w:instrText>
+          </w:r>
+          <w:r>
+            <w:fldChar w:fldCharType="separate"/>
+          </w:r>
+          <w:r>
+            <w:t>4</w:t>
+          </w:r>
+          <w:r>
+            <w:fldChar w:fldCharType="end"/>
+          </w:r>
+          <w:r>
+            <w:fldChar w:fldCharType="end"/>
+          </w:r>
         </w:p>
         <w:p>
           <w:pPr>
-            <w:pStyle w:val="TOC2"/>
+            <w:pStyle w:val="17"/>
             <w:tabs>
               <w:tab w:val="right" w:leader="dot" w:pos="8306"/>
             </w:tabs>
           </w:pPr>
-          <w:hyperlink w:anchor="_Toc24185" w:history="1">
-            <w:r>
-              <w:t xml:space="preserve">3.1. </w:t>
-            </w:r>
-            <w:r>
-              <w:t>环境检查</w:t>
-            </w:r>
-            <w:r>
-              <w:tab/>
-            </w:r>
-            <w:r>
-              <w:fldChar w:fldCharType="begin"/>
-            </w:r>
-            <w:r>
-              <w:instrText xml:space="preserve"> PAGEREF _Toc24185 \h </w:instrText>
-            </w:r>
-            <w:r>
-              <w:fldChar w:fldCharType="separate"/>
-            </w:r>
-            <w:r>
-              <w:t>4</w:t>
-            </w:r>
-            <w:r>
-              <w:fldChar w:fldCharType="end"/>
-            </w:r>
-          </w:hyperlink>
+          <w:r>
+            <w:fldChar w:fldCharType="begin"/>
+          </w:r>
+          <w:r>
+            <w:instrText xml:space="preserve"> HYPERLINK \l _Toc4467 </w:instrText>
+          </w:r>
+          <w:r>
+            <w:fldChar w:fldCharType="separate"/>
+          </w:r>
+          <w:r>
+            <w:rPr>
+              <w:rFonts w:hint="default"/>
+            </w:rPr>
+            <w:t xml:space="preserve">3.1. </w:t>
+          </w:r>
+          <w:r>
+            <w:t>环境检查</w:t>
+          </w:r>
+          <w:r>
+            <w:tab/>
+          </w:r>
+          <w:r>
+            <w:fldChar w:fldCharType="begin"/>
+          </w:r>
+          <w:r>
+            <w:instrText xml:space="preserve"> PAGEREF _Toc4467 \h </w:instrText>
+          </w:r>
+          <w:r>
+            <w:fldChar w:fldCharType="separate"/>
+          </w:r>
+          <w:r>
+            <w:t>4</w:t>
+          </w:r>
+          <w:r>
+            <w:fldChar w:fldCharType="end"/>
+          </w:r>
+          <w:r>
+            <w:fldChar w:fldCharType="end"/>
+          </w:r>
         </w:p>
         <w:p>
           <w:pPr>
-            <w:pStyle w:val="TOC3"/>
+            <w:pStyle w:val="13"/>
             <w:tabs>
               <w:tab w:val="right" w:leader="dot" w:pos="8306"/>
             </w:tabs>
           </w:pPr>
-          <w:hyperlink w:anchor="_Toc14869" w:history="1">
-            <w:r>
-              <w:t xml:space="preserve">3.1.1. </w:t>
-            </w:r>
-            <w:r>
-              <w:t>硬件检查</w:t>
-            </w:r>
-            <w:r>
-              <w:tab/>
-            </w:r>
-            <w:r>
-              <w:fldChar w:fldCharType="begin"/>
-            </w:r>
-            <w:r>
-              <w:instrText xml:space="preserve"> PAGEREF _Toc14869 \h </w:instrText>
-            </w:r>
-            <w:r>
-              <w:fldChar w:fldCharType="separate"/>
-            </w:r>
-            <w:r>
-              <w:t>4</w:t>
-            </w:r>
-            <w:r>
-              <w:fldChar w:fldCharType="end"/>
-            </w:r>
-          </w:hyperlink>
+          <w:r>
+            <w:fldChar w:fldCharType="begin"/>
+          </w:r>
+          <w:r>
+            <w:instrText xml:space="preserve"> HYPERLINK \l _Toc12228 </w:instrText>
+          </w:r>
+          <w:r>
+            <w:fldChar w:fldCharType="separate"/>
+          </w:r>
+          <w:r>
+            <w:rPr>
+              <w:rFonts w:hint="default"/>
+            </w:rPr>
+            <w:t xml:space="preserve">3.1.1. </w:t>
+          </w:r>
+          <w:r>
+            <w:t>硬件检查</w:t>
+          </w:r>
+          <w:r>
+            <w:tab/>
+          </w:r>
+          <w:r>
+            <w:fldChar w:fldCharType="begin"/>
+          </w:r>
+          <w:r>
+            <w:instrText xml:space="preserve"> PAGEREF _Toc12228 \h </w:instrText>
+          </w:r>
+          <w:r>
+            <w:fldChar w:fldCharType="separate"/>
+          </w:r>
+          <w:r>
+            <w:t>4</w:t>
+          </w:r>
+          <w:r>
+            <w:fldChar w:fldCharType="end"/>
+          </w:r>
+          <w:r>
+            <w:fldChar w:fldCharType="end"/>
+          </w:r>
         </w:p>
         <w:p>
           <w:pPr>
-            <w:pStyle w:val="TOC3"/>
+            <w:pStyle w:val="13"/>
             <w:tabs>
               <w:tab w:val="right" w:leader="dot" w:pos="8306"/>
             </w:tabs>
           </w:pPr>
-          <w:hyperlink w:anchor="_Toc25331" w:history="1">
-            <w:r>
-              <w:t xml:space="preserve">3.1.2. </w:t>
-            </w:r>
-            <w:r>
-              <w:t>软件检查</w:t>
-            </w:r>
-            <w:r>
-              <w:tab/>
-            </w:r>
-            <w:r>
-              <w:fldChar w:fldCharType="begin"/>
-            </w:r>
-            <w:r>
-              <w:instrText xml:space="preserve"> PAGEREF _Toc25331 \h </w:instrText>
-            </w:r>
-            <w:r>
-              <w:fldChar w:fldCharType="separate"/>
-            </w:r>
-            <w:r>
-              <w:t>4</w:t>
-            </w:r>
-            <w:r>
-              <w:fldChar w:fldCharType="end"/>
-            </w:r>
-          </w:hyperlink>
+          <w:r>
+            <w:fldChar w:fldCharType="begin"/>
+          </w:r>
+          <w:r>
+            <w:instrText xml:space="preserve"> HYPERLINK \l _Toc4562 </w:instrText>
+          </w:r>
+          <w:r>
+            <w:fldChar w:fldCharType="separate"/>
+          </w:r>
+          <w:r>
+            <w:rPr>
+              <w:rFonts w:hint="default"/>
+            </w:rPr>
+            <w:t xml:space="preserve">3.1.2. </w:t>
+          </w:r>
+          <w:r>
+            <w:t>软件检查</w:t>
+          </w:r>
+          <w:r>
+            <w:tab/>
+          </w:r>
+          <w:r>
+            <w:fldChar w:fldCharType="begin"/>
+          </w:r>
+          <w:r>
+            <w:instrText xml:space="preserve"> PAGEREF _Toc4562 \h </w:instrText>
+          </w:r>
+          <w:r>
+            <w:fldChar w:fldCharType="separate"/>
+          </w:r>
+          <w:r>
+            <w:t>4</w:t>
+          </w:r>
+          <w:r>
+            <w:fldChar w:fldCharType="end"/>
+          </w:r>
+          <w:r>
+            <w:fldChar w:fldCharType="end"/>
+          </w:r>
         </w:p>
         <w:p>
           <w:pPr>
-            <w:pStyle w:val="TOC3"/>
+            <w:pStyle w:val="13"/>
             <w:tabs>
               <w:tab w:val="right" w:leader="dot" w:pos="8306"/>
             </w:tabs>
           </w:pPr>
-          <w:hyperlink w:anchor="_Toc5301" w:history="1">
-            <w:r>
-              <w:t xml:space="preserve">3.1.3. </w:t>
-            </w:r>
-            <w:r>
-              <w:t>网络环境检查</w:t>
-            </w:r>
-            <w:r>
-              <w:tab/>
-            </w:r>
-            <w:r>
-              <w:fldChar w:fldCharType="begin"/>
-            </w:r>
-            <w:r>
-              <w:instrText xml:space="preserve"> PAGEREF _Toc5301 \h </w:instrText>
-            </w:r>
-            <w:r>
-              <w:fldChar w:fldCharType="separate"/>
-            </w:r>
-            <w:r>
-              <w:t>4</w:t>
-            </w:r>
-            <w:r>
-              <w:fldChar w:fldCharType="end"/>
-            </w:r>
-          </w:hyperlink>
+          <w:r>
+            <w:fldChar w:fldCharType="begin"/>
+          </w:r>
+          <w:r>
+            <w:instrText xml:space="preserve"> HYPERLINK \l _Toc9493 </w:instrText>
+          </w:r>
+          <w:r>
+            <w:fldChar w:fldCharType="separate"/>
+          </w:r>
+          <w:r>
+            <w:rPr>
+              <w:rFonts w:hint="default"/>
+            </w:rPr>
+            <w:t xml:space="preserve">3.1.3. </w:t>
+          </w:r>
+          <w:r>
+            <w:t>网络环境检查</w:t>
+          </w:r>
+          <w:r>
+            <w:tab/>
+          </w:r>
+          <w:r>
+            <w:fldChar w:fldCharType="begin"/>
+          </w:r>
+          <w:r>
+            <w:instrText xml:space="preserve"> PAGEREF _Toc9493 \h </w:instrText>
+          </w:r>
+          <w:r>
+            <w:fldChar w:fldCharType="separate"/>
+          </w:r>
+          <w:r>
+            <w:t>4</w:t>
+          </w:r>
+          <w:r>
+            <w:fldChar w:fldCharType="end"/>
+          </w:r>
+          <w:r>
+            <w:fldChar w:fldCharType="end"/>
+          </w:r>
         </w:p>
         <w:p>
           <w:pPr>
-            <w:pStyle w:val="TOC2"/>
+            <w:pStyle w:val="17"/>
             <w:tabs>
               <w:tab w:val="right" w:leader="dot" w:pos="8306"/>
             </w:tabs>
           </w:pPr>
-          <w:hyperlink w:anchor="_Toc7177" w:history="1">
-            <w:r>
-              <w:t xml:space="preserve">3.2. </w:t>
-            </w:r>
-            <w:r>
-              <w:t>资源规划</w:t>
-            </w:r>
-            <w:r>
-              <w:tab/>
-            </w:r>
-            <w:r>
-              <w:fldChar w:fldCharType="begin"/>
-            </w:r>
-            <w:r>
-              <w:instrText xml:space="preserve"> PAGEREF _Toc7177 \h </w:instrText>
-            </w:r>
-            <w:r>
-              <w:fldChar w:fldCharType="separate"/>
-            </w:r>
-            <w:r>
-              <w:t>5</w:t>
-            </w:r>
-            <w:r>
-              <w:fldChar w:fldCharType="end"/>
-            </w:r>
-          </w:hyperlink>
+          <w:r>
+            <w:fldChar w:fldCharType="begin"/>
+          </w:r>
+          <w:r>
+            <w:instrText xml:space="preserve"> HYPERLINK \l _Toc11705 </w:instrText>
+          </w:r>
+          <w:r>
+            <w:fldChar w:fldCharType="separate"/>
+          </w:r>
+          <w:r>
+            <w:rPr>
+              <w:rFonts w:hint="default"/>
+            </w:rPr>
+            <w:t xml:space="preserve">3.2. </w:t>
+          </w:r>
+          <w:r>
+            <w:t>资源规划</w:t>
+          </w:r>
+          <w:r>
+            <w:tab/>
+          </w:r>
+          <w:r>
+            <w:fldChar w:fldCharType="begin"/>
+          </w:r>
+          <w:r>
+            <w:instrText xml:space="preserve"> PAGEREF _Toc11705 \h </w:instrText>
+          </w:r>
+          <w:r>
+            <w:fldChar w:fldCharType="separate"/>
+          </w:r>
+          <w:r>
+            <w:t>5</w:t>
+          </w:r>
+          <w:r>
+            <w:fldChar w:fldCharType="end"/>
+          </w:r>
+          <w:r>
+            <w:fldChar w:fldCharType="end"/>
+          </w:r>
         </w:p>
         <w:p>
           <w:pPr>
-            <w:pStyle w:val="TOC2"/>
+            <w:pStyle w:val="17"/>
             <w:tabs>
               <w:tab w:val="right" w:leader="dot" w:pos="8306"/>
             </w:tabs>
           </w:pPr>
-          <w:hyperlink w:anchor="_Toc2864" w:history="1">
-            <w:r>
-              <w:t xml:space="preserve">3.3. </w:t>
-            </w:r>
-            <w:r>
-              <w:t>人员安排</w:t>
-            </w:r>
-            <w:r>
-              <w:tab/>
-            </w:r>
-            <w:r>
-              <w:fldChar w:fldCharType="begin"/>
-            </w:r>
-            <w:r>
-              <w:instrText xml:space="preserve"> PAGEREF _Toc2864 \h </w:instrText>
-            </w:r>
-            <w:r>
-              <w:fldChar w:fldCharType="separate"/>
-            </w:r>
-            <w:r>
-              <w:t>5</w:t>
-            </w:r>
-            <w:r>
-              <w:fldChar w:fldCharType="end"/>
-            </w:r>
-          </w:hyperlink>
+          <w:r>
+            <w:fldChar w:fldCharType="begin"/>
+          </w:r>
+          <w:r>
+            <w:instrText xml:space="preserve"> HYPERLINK \l _Toc16505 </w:instrText>
+          </w:r>
+          <w:r>
+            <w:fldChar w:fldCharType="separate"/>
+          </w:r>
+          <w:r>
+            <w:rPr>
+              <w:rFonts w:hint="default"/>
+            </w:rPr>
+            <w:t xml:space="preserve">3.3. </w:t>
+          </w:r>
+          <w:r>
+            <w:t>人员安排</w:t>
+          </w:r>
+          <w:r>
+            <w:tab/>
+          </w:r>
+          <w:r>
+            <w:fldChar w:fldCharType="begin"/>
+          </w:r>
+          <w:r>
+            <w:instrText xml:space="preserve"> PAGEREF _Toc16505 \h </w:instrText>
+          </w:r>
+          <w:r>
+            <w:fldChar w:fldCharType="separate"/>
+          </w:r>
+          <w:r>
+            <w:t>5</w:t>
+          </w:r>
+          <w:r>
+            <w:fldChar w:fldCharType="end"/>
+          </w:r>
+          <w:r>
+            <w:fldChar w:fldCharType="end"/>
+          </w:r>
         </w:p>
         <w:p>
           <w:pPr>
-            <w:pStyle w:val="TOC3"/>
+            <w:pStyle w:val="13"/>
             <w:tabs>
               <w:tab w:val="right" w:leader="dot" w:pos="8306"/>
             </w:tabs>
           </w:pPr>
-          <w:hyperlink w:anchor="_Toc23942" w:history="1">
-            <w:r>
-              <w:rPr>
-                <w:lang w:eastAsia="zh-CN"/>
-              </w:rPr>
-              <w:t xml:space="preserve">3.3.1. </w:t>
-            </w:r>
-            <w:r>
-              <w:rPr>
-                <w:rFonts w:hint="eastAsia"/>
-                <w:lang w:eastAsia="zh-CN"/>
-              </w:rPr>
-              <w:t>运维项目经理</w:t>
-            </w:r>
-            <w:r>
-              <w:tab/>
-            </w:r>
-            <w:r>
-              <w:fldChar w:fldCharType="begin"/>
-            </w:r>
-            <w:r>
-              <w:instrText xml:space="preserve"> PAGEREF _Toc23942 \h </w:instrText>
-            </w:r>
-            <w:r>
-              <w:fldChar w:fldCharType="separate"/>
-            </w:r>
-            <w:r>
-              <w:t>5</w:t>
-            </w:r>
-            <w:r>
-              <w:fldChar w:fldCharType="end"/>
-            </w:r>
-          </w:hyperlink>
+          <w:r>
+            <w:fldChar w:fldCharType="begin"/>
+          </w:r>
+          <w:r>
+            <w:instrText xml:space="preserve"> HYPERLINK \l _Toc26214 </w:instrText>
+          </w:r>
+          <w:r>
+            <w:fldChar w:fldCharType="separate"/>
+          </w:r>
+          <w:r>
+            <w:rPr>
+              <w:rFonts w:hint="default"/>
+              <w:lang w:eastAsia="zh-CN"/>
+            </w:rPr>
+            <w:t xml:space="preserve">3.3.1. </w:t>
+          </w:r>
+          <w:r>
+            <w:rPr>
+              <w:rFonts w:hint="eastAsia"/>
+              <w:lang w:eastAsia="zh-CN"/>
+            </w:rPr>
+            <w:t>运维项目经理</w:t>
+          </w:r>
+          <w:r>
+            <w:tab/>
+          </w:r>
+          <w:r>
+            <w:fldChar w:fldCharType="begin"/>
+          </w:r>
+          <w:r>
+            <w:instrText xml:space="preserve"> PAGEREF _Toc26214 \h </w:instrText>
+          </w:r>
+          <w:r>
+            <w:fldChar w:fldCharType="separate"/>
+          </w:r>
+          <w:r>
+            <w:t>5</w:t>
+          </w:r>
+          <w:r>
+            <w:fldChar w:fldCharType="end"/>
+          </w:r>
+          <w:r>
+            <w:fldChar w:fldCharType="end"/>
+          </w:r>
         </w:p>
         <w:p>
           <w:pPr>
-            <w:pStyle w:val="TOC3"/>
+            <w:pStyle w:val="13"/>
             <w:tabs>
               <w:tab w:val="right" w:leader="dot" w:pos="8306"/>
             </w:tabs>
           </w:pPr>
-          <w:hyperlink w:anchor="_Toc14740" w:history="1">
-            <w:r>
-              <w:t xml:space="preserve">3.3.2. </w:t>
-            </w:r>
-            <w:r>
-              <w:t>运维</w:t>
-            </w:r>
-            <w:r>
-              <w:rPr>
-                <w:rFonts w:hint="eastAsia"/>
-                <w:lang w:eastAsia="zh-CN"/>
-              </w:rPr>
-              <w:t>实施工程师</w:t>
-            </w:r>
-            <w:r>
-              <w:tab/>
-            </w:r>
-            <w:r>
-              <w:fldChar w:fldCharType="begin"/>
-            </w:r>
-            <w:r>
-              <w:instrText xml:space="preserve"> PAGEREF _Toc14740 \h </w:instrText>
-            </w:r>
-            <w:r>
-              <w:fldChar w:fldCharType="separate"/>
-            </w:r>
-            <w:r>
-              <w:t>5</w:t>
-            </w:r>
-            <w:r>
-              <w:fldChar w:fldCharType="end"/>
-            </w:r>
-          </w:hyperlink>
+          <w:r>
+            <w:fldChar w:fldCharType="begin"/>
+          </w:r>
+          <w:r>
+            <w:instrText xml:space="preserve"> HYPERLINK \l _Toc28035 </w:instrText>
+          </w:r>
+          <w:r>
+            <w:fldChar w:fldCharType="separate"/>
+          </w:r>
+          <w:r>
+            <w:rPr>
+              <w:rFonts w:hint="default"/>
+            </w:rPr>
+            <w:t xml:space="preserve">3.3.2. </w:t>
+          </w:r>
+          <w:r>
+            <w:t>运维</w:t>
+          </w:r>
+          <w:r>
+            <w:rPr>
+              <w:rFonts w:hint="eastAsia"/>
+              <w:lang w:eastAsia="zh-CN"/>
+            </w:rPr>
+            <w:t>实施工程师</w:t>
+          </w:r>
+          <w:r>
+            <w:tab/>
+          </w:r>
+          <w:r>
+            <w:fldChar w:fldCharType="begin"/>
+          </w:r>
+          <w:r>
+            <w:instrText xml:space="preserve"> PAGEREF _Toc28035 \h </w:instrText>
+          </w:r>
+          <w:r>
+            <w:fldChar w:fldCharType="separate"/>
+          </w:r>
+          <w:r>
+            <w:t>5</w:t>
+          </w:r>
+          <w:r>
+            <w:fldChar w:fldCharType="end"/>
+          </w:r>
+          <w:r>
+            <w:fldChar w:fldCharType="end"/>
+          </w:r>
         </w:p>
         <w:p>
           <w:pPr>
-            <w:pStyle w:val="TOC3"/>
+            <w:pStyle w:val="13"/>
             <w:tabs>
               <w:tab w:val="right" w:leader="dot" w:pos="8306"/>
             </w:tabs>
           </w:pPr>
-          <w:hyperlink w:anchor="_Toc21732" w:history="1">
-            <w:r>
-              <w:t xml:space="preserve">3.3.3. </w:t>
-            </w:r>
-            <w:r>
-              <w:t>测试</w:t>
-            </w:r>
-            <w:r>
-              <w:rPr>
-                <w:rFonts w:hint="eastAsia"/>
-                <w:lang w:eastAsia="zh-CN"/>
-              </w:rPr>
-              <w:t>工程师</w:t>
-            </w:r>
-            <w:r>
-              <w:tab/>
-            </w:r>
-            <w:r>
-              <w:fldChar w:fldCharType="begin"/>
-            </w:r>
-            <w:r>
-              <w:instrText xml:space="preserve"> PAGEREF _Toc21732 \h </w:instrText>
-            </w:r>
-            <w:r>
-              <w:fldChar w:fldCharType="separate"/>
-            </w:r>
-            <w:r>
-              <w:t>5</w:t>
-            </w:r>
-            <w:r>
-              <w:fldChar w:fldCharType="end"/>
-            </w:r>
-          </w:hyperlink>
+          <w:r>
+            <w:fldChar w:fldCharType="begin"/>
+          </w:r>
+          <w:r>
+            <w:instrText xml:space="preserve"> HYPERLINK \l _Toc29485 </w:instrText>
+          </w:r>
+          <w:r>
+            <w:fldChar w:fldCharType="separate"/>
+          </w:r>
+          <w:r>
+            <w:rPr>
+              <w:rFonts w:hint="default"/>
+            </w:rPr>
+            <w:t xml:space="preserve">3.3.3. </w:t>
+          </w:r>
+          <w:r>
+            <w:t>测试</w:t>
+          </w:r>
+          <w:r>
+            <w:rPr>
+              <w:rFonts w:hint="eastAsia"/>
+              <w:lang w:eastAsia="zh-CN"/>
+            </w:rPr>
+            <w:t>工程师</w:t>
+          </w:r>
+          <w:r>
+            <w:tab/>
+          </w:r>
+          <w:r>
+            <w:fldChar w:fldCharType="begin"/>
+          </w:r>
+          <w:r>
+            <w:instrText xml:space="preserve"> PAGEREF _Toc29485 \h </w:instrText>
+          </w:r>
+          <w:r>
+            <w:fldChar w:fldCharType="separate"/>
+          </w:r>
+          <w:r>
+            <w:t>5</w:t>
+          </w:r>
+          <w:r>
+            <w:fldChar w:fldCharType="end"/>
+          </w:r>
+          <w:r>
+            <w:fldChar w:fldCharType="end"/>
+          </w:r>
         </w:p>
         <w:p>
           <w:pPr>
-            <w:pStyle w:val="TOC2"/>
+            <w:pStyle w:val="17"/>
             <w:tabs>
               <w:tab w:val="right" w:leader="dot" w:pos="8306"/>
             </w:tabs>
           </w:pPr>
-          <w:hyperlink w:anchor="_Toc14971" w:history="1">
-            <w:r>
-              <w:t xml:space="preserve">3.4. </w:t>
-            </w:r>
-            <w:r>
-              <w:t>时间计划</w:t>
-            </w:r>
-            <w:r>
-              <w:tab/>
-            </w:r>
-            <w:r>
-              <w:fldChar w:fldCharType="begin"/>
-            </w:r>
-            <w:r>
-              <w:instrText xml:space="preserve"> PAGEREF _Toc14971 \h </w:instrText>
-            </w:r>
-            <w:r>
-              <w:fldChar w:fldCharType="separate"/>
-            </w:r>
-            <w:r>
-              <w:t>5</w:t>
-            </w:r>
-            <w:r>
-              <w:fldChar w:fldCharType="end"/>
-            </w:r>
-          </w:hyperlink>
+          <w:r>
+            <w:fldChar w:fldCharType="begin"/>
+          </w:r>
+          <w:r>
+            <w:instrText xml:space="preserve"> HYPERLINK \l _Toc16418 </w:instrText>
+          </w:r>
+          <w:r>
+            <w:fldChar w:fldCharType="separate"/>
+          </w:r>
+          <w:r>
+            <w:rPr>
+              <w:rFonts w:hint="default"/>
+            </w:rPr>
+            <w:t xml:space="preserve">3.4. </w:t>
+          </w:r>
+          <w:r>
+            <w:t>时间计划</w:t>
+          </w:r>
+          <w:r>
+            <w:tab/>
+          </w:r>
+          <w:r>
+            <w:fldChar w:fldCharType="begin"/>
+          </w:r>
+          <w:r>
+            <w:instrText xml:space="preserve"> PAGEREF _Toc16418 \h </w:instrText>
+          </w:r>
+          <w:r>
+            <w:fldChar w:fldCharType="separate"/>
+          </w:r>
+          <w:r>
+            <w:t>5</w:t>
+          </w:r>
+          <w:r>
+            <w:fldChar w:fldCharType="end"/>
+          </w:r>
+          <w:r>
+            <w:fldChar w:fldCharType="end"/>
+          </w:r>
         </w:p>
         <w:p>
           <w:pPr>
-            <w:pStyle w:val="TOC1"/>
+            <w:pStyle w:val="16"/>
             <w:tabs>
               <w:tab w:val="right" w:leader="dot" w:pos="8306"/>
             </w:tabs>
           </w:pPr>
-          <w:hyperlink w:anchor="_Toc20821" w:history="1">
-            <w:r>
-              <w:t xml:space="preserve">4. </w:t>
-            </w:r>
-            <w:r>
-              <w:t>实施步骤</w:t>
-            </w:r>
-            <w:r>
-              <w:tab/>
-            </w:r>
-            <w:r>
-              <w:fldChar w:fldCharType="begin"/>
-            </w:r>
-            <w:r>
-              <w:instrText xml:space="preserve"> PAGEREF _Toc20821 \h </w:instrText>
-            </w:r>
-            <w:r>
-              <w:fldChar w:fldCharType="separate"/>
-            </w:r>
-            <w:r>
-              <w:t>6</w:t>
-            </w:r>
-            <w:r>
-              <w:fldChar w:fldCharType="end"/>
-            </w:r>
-          </w:hyperlink>
+          <w:r>
+            <w:fldChar w:fldCharType="begin"/>
+          </w:r>
+          <w:r>
+            <w:instrText xml:space="preserve"> HYPERLINK \l _Toc29337 </w:instrText>
+          </w:r>
+          <w:r>
+            <w:fldChar w:fldCharType="separate"/>
+          </w:r>
+          <w:r>
+            <w:rPr>
+              <w:rFonts w:hint="default"/>
+            </w:rPr>
+            <w:t xml:space="preserve">4. </w:t>
+          </w:r>
+          <w:r>
+            <w:t>实施步骤</w:t>
+          </w:r>
+          <w:r>
+            <w:tab/>
+          </w:r>
+          <w:r>
+            <w:fldChar w:fldCharType="begin"/>
+          </w:r>
+          <w:r>
+            <w:instrText xml:space="preserve"> PAGEREF _Toc29337 \h </w:instrText>
+          </w:r>
+          <w:r>
+            <w:fldChar w:fldCharType="separate"/>
+          </w:r>
+          <w:r>
+            <w:t>6</w:t>
+          </w:r>
+          <w:r>
+            <w:fldChar w:fldCharType="end"/>
+          </w:r>
+          <w:r>
+            <w:fldChar w:fldCharType="end"/>
+          </w:r>
         </w:p>
         <w:p>
           <w:pPr>
-            <w:pStyle w:val="TOC2"/>
+            <w:pStyle w:val="17"/>
             <w:tabs>
               <w:tab w:val="right" w:leader="dot" w:pos="8306"/>
             </w:tabs>
           </w:pPr>
-          <w:hyperlink w:anchor="_Toc11098" w:history="1">
-            <w:r>
-              <w:t xml:space="preserve">4.1. </w:t>
-            </w:r>
-            <w:r>
-              <w:t>服务器采购与到货验收</w:t>
-            </w:r>
-            <w:r>
-              <w:tab/>
-            </w:r>
-            <w:r>
-              <w:fldChar w:fldCharType="begin"/>
-            </w:r>
-            <w:r>
-              <w:instrText xml:space="preserve"> PAGEREF _Toc11098 \h </w:instrText>
-            </w:r>
-            <w:r>
-              <w:fldChar w:fldCharType="separate"/>
-            </w:r>
-            <w:r>
-              <w:t>6</w:t>
-            </w:r>
-            <w:r>
-              <w:fldChar w:fldCharType="end"/>
-            </w:r>
-          </w:hyperlink>
+          <w:r>
+            <w:fldChar w:fldCharType="begin"/>
+          </w:r>
+          <w:r>
+            <w:instrText xml:space="preserve"> HYPERLINK \l _Toc13728 </w:instrText>
+          </w:r>
+          <w:r>
+            <w:fldChar w:fldCharType="separate"/>
+          </w:r>
+          <w:r>
+            <w:rPr>
+              <w:rFonts w:hint="default"/>
+            </w:rPr>
+            <w:t xml:space="preserve">4.1. </w:t>
+          </w:r>
+          <w:r>
+            <w:t>服务器采购与到货验收</w:t>
+          </w:r>
+          <w:r>
+            <w:tab/>
+          </w:r>
+          <w:r>
+            <w:fldChar w:fldCharType="begin"/>
+          </w:r>
+          <w:r>
+            <w:instrText xml:space="preserve"> PAGEREF _Toc13728 \h </w:instrText>
+          </w:r>
+          <w:r>
+            <w:fldChar w:fldCharType="separate"/>
+          </w:r>
+          <w:r>
+            <w:t>6</w:t>
+          </w:r>
+          <w:r>
+            <w:fldChar w:fldCharType="end"/>
+          </w:r>
+          <w:r>
+            <w:fldChar w:fldCharType="end"/>
+          </w:r>
         </w:p>
         <w:p>
           <w:pPr>
-            <w:pStyle w:val="TOC2"/>
+            <w:pStyle w:val="17"/>
             <w:tabs>
               <w:tab w:val="right" w:leader="dot" w:pos="8306"/>
             </w:tabs>
           </w:pPr>
-          <w:hyperlink w:anchor="_Toc8510" w:history="1">
-            <w:r>
-              <w:t xml:space="preserve">4.2. </w:t>
-            </w:r>
-            <w:r>
-              <w:t>服务器安装与部署</w:t>
-            </w:r>
-            <w:r>
-              <w:tab/>
-            </w:r>
-            <w:r>
-              <w:fldChar w:fldCharType="begin"/>
-            </w:r>
-            <w:r>
-              <w:instrText xml:space="preserve"> PAGEREF _Toc8510 \h </w:instrText>
-            </w:r>
-            <w:r>
-              <w:fldChar w:fldCharType="separate"/>
-            </w:r>
-            <w:r>
-              <w:t>6</w:t>
-            </w:r>
-            <w:r>
-              <w:fldChar w:fldCharType="end"/>
-            </w:r>
-          </w:hyperlink>
+          <w:r>
+            <w:fldChar w:fldCharType="begin"/>
+          </w:r>
+          <w:r>
+            <w:instrText xml:space="preserve"> HYPERLINK \l _Toc10745 </w:instrText>
+          </w:r>
+          <w:r>
+            <w:fldChar w:fldCharType="separate"/>
+          </w:r>
+          <w:r>
+            <w:rPr>
+              <w:rFonts w:hint="default"/>
+            </w:rPr>
+            <w:t xml:space="preserve">4.2. </w:t>
+          </w:r>
+          <w:r>
+            <w:t>服务器安装与部署</w:t>
+          </w:r>
+          <w:r>
+            <w:tab/>
+          </w:r>
+          <w:r>
+            <w:fldChar w:fldCharType="begin"/>
+          </w:r>
+          <w:r>
+            <w:instrText xml:space="preserve"> PAGEREF _Toc10745 \h </w:instrText>
+          </w:r>
+          <w:r>
+            <w:fldChar w:fldCharType="separate"/>
+          </w:r>
+          <w:r>
+            <w:t>6</w:t>
+          </w:r>
+          <w:r>
+            <w:fldChar w:fldCharType="end"/>
+          </w:r>
+          <w:r>
+            <w:fldChar w:fldCharType="end"/>
+          </w:r>
         </w:p>
         <w:p>
           <w:pPr>
-            <w:pStyle w:val="TOC2"/>
+            <w:pStyle w:val="17"/>
             <w:tabs>
               <w:tab w:val="right" w:leader="dot" w:pos="8306"/>
             </w:tabs>
           </w:pPr>
-          <w:hyperlink w:anchor="_Toc21671" w:history="1">
-            <w:r>
-              <w:t xml:space="preserve">4.3. </w:t>
-            </w:r>
-            <w:r>
-              <w:t>系统测试与调试</w:t>
-            </w:r>
-            <w:r>
-              <w:tab/>
-            </w:r>
-            <w:r>
-              <w:fldChar w:fldCharType="begin"/>
-            </w:r>
-            <w:r>
-              <w:instrText xml:space="preserve"> PAGEREF _Toc21671 \h </w:instrText>
-            </w:r>
-            <w:r>
-              <w:fldChar w:fldCharType="separate"/>
-            </w:r>
-            <w:r>
-              <w:t>6</w:t>
-            </w:r>
-            <w:r>
-              <w:fldChar w:fldCharType="end"/>
-            </w:r>
-          </w:hyperlink>
+          <w:r>
+            <w:fldChar w:fldCharType="begin"/>
+          </w:r>
+          <w:r>
+            <w:instrText xml:space="preserve"> HYPERLINK \l _Toc28307 </w:instrText>
+          </w:r>
+          <w:r>
+            <w:fldChar w:fldCharType="separate"/>
+          </w:r>
+          <w:r>
+            <w:rPr>
+              <w:rFonts w:hint="default"/>
+            </w:rPr>
+            <w:t xml:space="preserve">4.3. </w:t>
+          </w:r>
+          <w:r>
+            <w:t>系统测试与调试</w:t>
+          </w:r>
+          <w:r>
+            <w:tab/>
+          </w:r>
+          <w:r>
+            <w:fldChar w:fldCharType="begin"/>
+          </w:r>
+          <w:r>
+            <w:instrText xml:space="preserve"> PAGEREF _Toc28307 \h </w:instrText>
+          </w:r>
+          <w:r>
+            <w:fldChar w:fldCharType="separate"/>
+          </w:r>
+          <w:r>
+            <w:t>6</w:t>
+          </w:r>
+          <w:r>
+            <w:fldChar w:fldCharType="end"/>
+          </w:r>
+          <w:r>
+            <w:fldChar w:fldCharType="end"/>
+          </w:r>
         </w:p>
         <w:p>
           <w:pPr>
-            <w:pStyle w:val="TOC1"/>
+            <w:pStyle w:val="16"/>
             <w:tabs>
               <w:tab w:val="right" w:leader="dot" w:pos="8306"/>
             </w:tabs>
           </w:pPr>
-          <w:hyperlink w:anchor="_Toc22620" w:history="1">
-            <w:r>
-              <w:t xml:space="preserve">5. </w:t>
-            </w:r>
-            <w:r>
-              <w:t>验收与总结</w:t>
-            </w:r>
-            <w:r>
-              <w:tab/>
-            </w:r>
-            <w:r>
-              <w:fldChar w:fldCharType="begin"/>
-            </w:r>
-            <w:r>
-              <w:instrText xml:space="preserve"> PAGEREF _Toc22620 \h </w:instrText>
-            </w:r>
-            <w:r>
-              <w:fldChar w:fldCharType="separate"/>
-            </w:r>
-            <w:r>
-              <w:t>7</w:t>
-            </w:r>
-            <w:r>
-              <w:fldChar w:fldCharType="end"/>
-            </w:r>
-          </w:hyperlink>
+          <w:r>
+            <w:fldChar w:fldCharType="begin"/>
+          </w:r>
+          <w:r>
+            <w:instrText xml:space="preserve"> HYPERLINK \l _Toc28162 </w:instrText>
+          </w:r>
+          <w:r>
+            <w:fldChar w:fldCharType="separate"/>
+          </w:r>
+          <w:r>
+            <w:rPr>
+              <w:rFonts w:hint="default"/>
+            </w:rPr>
+            <w:t xml:space="preserve">5. </w:t>
+          </w:r>
+          <w:r>
+            <w:t>验收与总结</w:t>
+          </w:r>
+          <w:r>
+            <w:tab/>
+          </w:r>
+          <w:r>
+            <w:fldChar w:fldCharType="begin"/>
+          </w:r>
+          <w:r>
+            <w:instrText xml:space="preserve"> PAGEREF _Toc28162 \h </w:instrText>
+          </w:r>
+          <w:r>
+            <w:fldChar w:fldCharType="separate"/>
+          </w:r>
+          <w:r>
+            <w:t>7</w:t>
+          </w:r>
+          <w:r>
+            <w:fldChar w:fldCharType="end"/>
+          </w:r>
+          <w:r>
+            <w:fldChar w:fldCharType="end"/>
+          </w:r>
         </w:p>
         <w:p>
           <w:pPr>
-            <w:pStyle w:val="TOC2"/>
+            <w:pStyle w:val="17"/>
             <w:tabs>
               <w:tab w:val="right" w:leader="dot" w:pos="8306"/>
             </w:tabs>
           </w:pPr>
-          <w:hyperlink w:anchor="_Toc7134" w:history="1">
-            <w:r>
-              <w:t xml:space="preserve">5.1. </w:t>
-            </w:r>
-            <w:r>
-              <w:t>验收标准</w:t>
-            </w:r>
-            <w:r>
-              <w:tab/>
-            </w:r>
-            <w:r>
-              <w:fldChar w:fldCharType="begin"/>
-            </w:r>
-            <w:r>
-              <w:instrText xml:space="preserve"> PAGEREF _Toc7134 \h </w:instrText>
-            </w:r>
-            <w:r>
-              <w:fldChar w:fldCharType="separate"/>
-            </w:r>
-            <w:r>
-              <w:t>7</w:t>
-            </w:r>
-            <w:r>
-              <w:fldChar w:fldCharType="end"/>
-            </w:r>
-          </w:hyperlink>
+          <w:r>
+            <w:fldChar w:fldCharType="begin"/>
+          </w:r>
+          <w:r>
+            <w:instrText xml:space="preserve"> HYPERLINK \l _Toc12658 </w:instrText>
+          </w:r>
+          <w:r>
+            <w:fldChar w:fldCharType="separate"/>
+          </w:r>
+          <w:r>
+            <w:rPr>
+              <w:rFonts w:hint="default"/>
+            </w:rPr>
+            <w:t xml:space="preserve">5.1. </w:t>
+          </w:r>
+          <w:r>
+            <w:t>验收标准</w:t>
+          </w:r>
+          <w:r>
+            <w:tab/>
+          </w:r>
+          <w:r>
+            <w:fldChar w:fldCharType="begin"/>
+          </w:r>
+          <w:r>
+            <w:instrText xml:space="preserve"> PAGEREF _Toc12658 \h </w:instrText>
+          </w:r>
+          <w:r>
+            <w:fldChar w:fldCharType="separate"/>
+          </w:r>
+          <w:r>
+            <w:t>7</w:t>
+          </w:r>
+          <w:r>
+            <w:fldChar w:fldCharType="end"/>
+          </w:r>
+          <w:r>
+            <w:fldChar w:fldCharType="end"/>
+          </w:r>
         </w:p>
         <w:p>
           <w:pPr>
-            <w:pStyle w:val="TOC2"/>
+            <w:pStyle w:val="17"/>
             <w:tabs>
               <w:tab w:val="right" w:leader="dot" w:pos="8306"/>
             </w:tabs>
           </w:pPr>
-          <w:hyperlink w:anchor="_Toc11300" w:history="1">
-            <w:r>
-              <w:t xml:space="preserve">5.2. </w:t>
-            </w:r>
-            <w:r>
-              <w:t>验收流程</w:t>
-            </w:r>
-            <w:r>
-              <w:tab/>
-            </w:r>
-            <w:r>
-              <w:fldChar w:fldCharType="begin"/>
-            </w:r>
-            <w:r>
-              <w:instrText xml:space="preserve"> PAGEREF _Toc11300 \h </w:instrText>
-            </w:r>
-            <w:r>
-              <w:fldChar w:fldCharType="separate"/>
-            </w:r>
-            <w:r>
-              <w:t>7</w:t>
-            </w:r>
-            <w:r>
-              <w:fldChar w:fldCharType="end"/>
-            </w:r>
-          </w:hyperlink>
+          <w:r>
+            <w:fldChar w:fldCharType="begin"/>
+          </w:r>
+          <w:r>
+            <w:instrText xml:space="preserve"> HYPERLINK \l _Toc26011 </w:instrText>
+          </w:r>
+          <w:r>
+            <w:fldChar w:fldCharType="separate"/>
+          </w:r>
+          <w:r>
+            <w:rPr>
+              <w:rFonts w:hint="default"/>
+            </w:rPr>
+            <w:t xml:space="preserve">5.2. </w:t>
+          </w:r>
+          <w:r>
+            <w:t>验收流程</w:t>
+          </w:r>
+          <w:r>
+            <w:tab/>
+          </w:r>
+          <w:r>
+            <w:fldChar w:fldCharType="begin"/>
+          </w:r>
+          <w:r>
+            <w:instrText xml:space="preserve"> PAGEREF _Toc26011 \h </w:instrText>
+          </w:r>
+          <w:r>
+            <w:fldChar w:fldCharType="separate"/>
+          </w:r>
+          <w:r>
+            <w:t>7</w:t>
+          </w:r>
+          <w:r>
+            <w:fldChar w:fldCharType="end"/>
+          </w:r>
+          <w:r>
+            <w:fldChar w:fldCharType="end"/>
+          </w:r>
         </w:p>
         <w:p>
           <w:pPr>
-            <w:pStyle w:val="TOC2"/>
+            <w:pStyle w:val="17"/>
             <w:tabs>
               <w:tab w:val="right" w:leader="dot" w:pos="8306"/>
             </w:tabs>
           </w:pPr>
-          <w:hyperlink w:anchor="_Toc22243" w:history="1">
-            <w:r>
-              <w:t xml:space="preserve">5.3. </w:t>
-            </w:r>
-            <w:r>
-              <w:t>项目总结</w:t>
-            </w:r>
-            <w:r>
-              <w:tab/>
-            </w:r>
-            <w:r>
-              <w:fldChar w:fldCharType="begin"/>
-            </w:r>
-            <w:r>
-              <w:instrText xml:space="preserve"> PAGEREF _Toc22243 \h </w:instrText>
-            </w:r>
-            <w:r>
-              <w:fldChar w:fldCharType="separate"/>
-            </w:r>
-            <w:r>
-              <w:t>7</w:t>
-            </w:r>
-            <w:r>
-              <w:fldChar w:fldCharType="end"/>
-            </w:r>
-          </w:hyperlink>
+          <w:r>
+            <w:fldChar w:fldCharType="begin"/>
+          </w:r>
+          <w:r>
+            <w:instrText xml:space="preserve"> HYPERLINK \l _Toc17063 </w:instrText>
+          </w:r>
+          <w:r>
+            <w:fldChar w:fldCharType="separate"/>
+          </w:r>
+          <w:r>
+            <w:rPr>
+              <w:rFonts w:hint="default"/>
+            </w:rPr>
+            <w:t xml:space="preserve">5.3. </w:t>
+          </w:r>
+          <w:r>
+            <w:t>项目总结</w:t>
+          </w:r>
+          <w:r>
+            <w:tab/>
+          </w:r>
+          <w:r>
+            <w:fldChar w:fldCharType="begin"/>
+          </w:r>
+          <w:r>
+            <w:instrText xml:space="preserve"> PAGEREF _Toc17063 \h </w:instrText>
+          </w:r>
+          <w:r>
+            <w:fldChar w:fldCharType="separate"/>
+          </w:r>
+          <w:r>
+            <w:t>7</w:t>
+          </w:r>
+          <w:r>
+            <w:fldChar w:fldCharType="end"/>
+          </w:r>
+          <w:r>
+            <w:fldChar w:fldCharType="end"/>
+          </w:r>
         </w:p>
         <w:p>
           <w:r>
@@ -2191,31 +2712,48 @@
     </w:p>
     <w:p>
       <w:pPr>
-        <w:pStyle w:val="10"/>
+        <w:pStyle w:val="28"/>
       </w:pPr>
       <w:bookmarkStart w:id="3" w:name="bookmark14"/>
-      <w:bookmarkStart w:id="4" w:name="_Toc5908"/>
       <w:bookmarkEnd w:id="3"/>
-      <w:r>
-        <w:lastRenderedPageBreak/>
+      <w:bookmarkStart w:id="4" w:name="_Toc4504"/>
+      <w:r>
         <w:t>项目背景</w:t>
       </w:r>
       <w:bookmarkEnd w:id="4"/>
     </w:p>
     <w:p>
       <w:pPr>
-        <w:pStyle w:val="ad"/>
+        <w:pStyle w:val="29"/>
         <w:ind w:firstLine="480"/>
       </w:pPr>
       <w:r>
-        <w:t>随着业务的持续拓展，客户新增视频查看功能，为保障业务的顺畅开展，提升用户体验，特制定本服务器扩容方案。</w:t>
+        <w:rPr>
+          <w:rFonts w:hint="eastAsia"/>
+        </w:rPr>
+        <w:t>根据我司与陕西华</w:t>
+      </w:r>
+      <w:r>
+        <w:rPr>
+          <w:rFonts w:hint="eastAsia"/>
+          <w:lang w:val="en-US" w:eastAsia="zh-CN"/>
+        </w:rPr>
+        <w:t>龙</w:t>
+      </w:r>
+      <w:bookmarkStart w:id="25" w:name="_GoBack"/>
+      <w:bookmarkEnd w:id="25"/>
+      <w:r>
+        <w:rPr>
+          <w:rFonts w:hint="eastAsia"/>
+        </w:rPr>
+        <w:t>制药有限公司签订的《SPS产品支持服务合同》，我司承担其许可软件产品的支持服务工作。随着客户业务的持续拓展，客户新增视频查看功能需求。为确保该功能稳定运行，保障服务质量符合合同约定的SLA要求，提升用户体验，特制定本服务器扩容方案。</w:t>
       </w:r>
     </w:p>
     <w:p>
       <w:pPr>
-        <w:pStyle w:val="10"/>
-      </w:pPr>
-      <w:bookmarkStart w:id="5" w:name="_Toc9938"/>
+        <w:pStyle w:val="28"/>
+      </w:pPr>
+      <w:bookmarkStart w:id="5" w:name="_Toc6163"/>
       <w:r>
         <w:t>扩容目标</w:t>
       </w:r>
@@ -2223,69 +2761,45 @@
     </w:p>
     <w:p>
       <w:pPr>
-        <w:pStyle w:val="af"/>
+        <w:pStyle w:val="41"/>
         <w:numPr>
           <w:ilvl w:val="0"/>
           <w:numId w:val="2"/>
         </w:numPr>
       </w:pPr>
       <w:r>
-        <w:t>增加应用服务器的查看视频功能，使系统能够顺畅处理至少</w:t>
-      </w:r>
-      <w:r>
-        <w:t>10</w:t>
-      </w:r>
-      <w:r>
-        <w:t>路并发请求，将每一路转码应时间缩短至</w:t>
-      </w:r>
-      <w:r>
-        <w:t>3</w:t>
-      </w:r>
-      <w:r>
-        <w:t>秒以内。</w:t>
+        <w:t>增加应用服务器的查看视频功能，使系统能够顺畅处理至少10路并发请求，将每一路转码应时间缩短至3秒以内。</w:t>
       </w:r>
     </w:p>
     <w:p>
       <w:pPr>
-        <w:pStyle w:val="af"/>
+        <w:pStyle w:val="41"/>
         <w:numPr>
           <w:ilvl w:val="0"/>
           <w:numId w:val="2"/>
         </w:numPr>
       </w:pPr>
       <w:r>
-        <w:t>增强系统的稳定性和可靠性，降低因服务器负载过高导致的故障发生率，确保系统全年无故障运行时间达到</w:t>
-      </w:r>
-      <w:r>
-        <w:t xml:space="preserve"> 99%</w:t>
-      </w:r>
-      <w:r>
-        <w:t>以上。</w:t>
+        <w:t>增强系统的稳定性和可靠性，降低因服务器负载过高导致的故障发生率，确保系统全年无故障运行时间达到 99%以上。</w:t>
       </w:r>
     </w:p>
     <w:p>
       <w:pPr>
-        <w:pStyle w:val="af"/>
+        <w:pStyle w:val="41"/>
         <w:numPr>
           <w:ilvl w:val="0"/>
           <w:numId w:val="2"/>
         </w:numPr>
       </w:pPr>
       <w:r>
-        <w:t>为未来业务的进一步发展预留足够的扩展空间，满足未来</w:t>
-      </w:r>
-      <w:r>
-        <w:t>2</w:t>
-      </w:r>
-      <w:r>
-        <w:t>年内业务增长对服务器资源的需求。</w:t>
+        <w:t>为未来业务的进一步发展预留足够的扩展空间，满足未来2年内业务增长对服务器资源的需求。</w:t>
       </w:r>
     </w:p>
     <w:p>
       <w:pPr>
-        <w:pStyle w:val="10"/>
-      </w:pPr>
-      <w:bookmarkStart w:id="6" w:name="_Toc3658"/>
+        <w:pStyle w:val="28"/>
+      </w:pPr>
+      <w:bookmarkStart w:id="6" w:name="_Toc10462"/>
       <w:r>
         <w:t>实施前准备</w:t>
       </w:r>
@@ -2293,9 +2807,9 @@
     </w:p>
     <w:p>
       <w:pPr>
-        <w:pStyle w:val="20"/>
-      </w:pPr>
-      <w:bookmarkStart w:id="7" w:name="_Toc24185"/>
+        <w:pStyle w:val="30"/>
+      </w:pPr>
+      <w:bookmarkStart w:id="7" w:name="_Toc4467"/>
       <w:r>
         <w:t>环境检查</w:t>
       </w:r>
@@ -2303,13 +2817,13 @@
     </w:p>
     <w:p>
       <w:pPr>
-        <w:pStyle w:val="30"/>
+        <w:pStyle w:val="31"/>
         <w:ind w:firstLine="474"/>
         <w:rPr>
           <w:rFonts w:hint="eastAsia"/>
         </w:rPr>
       </w:pPr>
-      <w:bookmarkStart w:id="8" w:name="_Toc14869"/>
+      <w:bookmarkStart w:id="8" w:name="_Toc12228"/>
       <w:r>
         <w:t>硬件检查</w:t>
       </w:r>
@@ -2317,20 +2831,14 @@
     </w:p>
     <w:p>
       <w:pPr>
-        <w:pStyle w:val="af"/>
+        <w:pStyle w:val="41"/>
         <w:numPr>
           <w:ilvl w:val="0"/>
           <w:numId w:val="3"/>
         </w:numPr>
       </w:pPr>
       <w:r>
-        <w:t>对现有服务器的</w:t>
-      </w:r>
-      <w:r>
-        <w:t xml:space="preserve"> CPU</w:t>
-      </w:r>
-      <w:r>
-        <w:t>、内存、硬盘、网络接口等硬件设备进行全面检测</w:t>
+        <w:t>对现有服务器的CPU、内存、硬盘、网络接口等硬件设备进行全面检测</w:t>
       </w:r>
       <w:r>
         <w:rPr>
@@ -2341,31 +2849,25 @@
     </w:p>
     <w:p>
       <w:pPr>
-        <w:pStyle w:val="af"/>
+        <w:pStyle w:val="41"/>
         <w:numPr>
           <w:ilvl w:val="0"/>
           <w:numId w:val="3"/>
         </w:numPr>
       </w:pPr>
       <w:r>
-        <w:t>查看是否存在硬件故障或性能瓶颈。记录各硬件的当前使用情况，如</w:t>
-      </w:r>
-      <w:r>
-        <w:t xml:space="preserve"> CPU </w:t>
-      </w:r>
-      <w:r>
-        <w:t>使用率、内存占用率、硬盘存储空间及读写速度等。</w:t>
+        <w:t>查看是否存在硬件故障或性能瓶颈。记录各硬件的当前使用情况，如 CPU使用率、内存占用率、硬盘存储空间及读写速度等。</w:t>
       </w:r>
     </w:p>
     <w:p>
       <w:pPr>
-        <w:pStyle w:val="30"/>
+        <w:pStyle w:val="31"/>
         <w:ind w:firstLine="474"/>
         <w:rPr>
           <w:rFonts w:hint="eastAsia"/>
         </w:rPr>
       </w:pPr>
-      <w:bookmarkStart w:id="9" w:name="_Toc25331"/>
+      <w:bookmarkStart w:id="9" w:name="_Toc4562"/>
       <w:r>
         <w:t>软件检查</w:t>
       </w:r>
@@ -2373,7 +2875,7 @@
     </w:p>
     <w:p>
       <w:pPr>
-        <w:pStyle w:val="af"/>
+        <w:pStyle w:val="41"/>
         <w:numPr>
           <w:ilvl w:val="0"/>
           <w:numId w:val="4"/>
@@ -2385,13 +2887,13 @@
     </w:p>
     <w:p>
       <w:pPr>
-        <w:pStyle w:val="30"/>
+        <w:pStyle w:val="31"/>
         <w:ind w:firstLine="474"/>
         <w:rPr>
           <w:rFonts w:hint="eastAsia"/>
         </w:rPr>
       </w:pPr>
-      <w:bookmarkStart w:id="10" w:name="_Toc5301"/>
+      <w:bookmarkStart w:id="10" w:name="_Toc9493"/>
       <w:r>
         <w:t>网络环境检查</w:t>
       </w:r>
@@ -2399,7 +2901,7 @@
     </w:p>
     <w:p>
       <w:pPr>
-        <w:pStyle w:val="af"/>
+        <w:pStyle w:val="41"/>
         <w:numPr>
           <w:ilvl w:val="0"/>
           <w:numId w:val="5"/>
@@ -2411,21 +2913,20 @@
     </w:p>
     <w:p>
       <w:pPr>
-        <w:pStyle w:val="20"/>
-      </w:pPr>
-      <w:bookmarkStart w:id="11" w:name="_Toc7177"/>
-      <w:r>
-        <w:lastRenderedPageBreak/>
+        <w:pStyle w:val="30"/>
+      </w:pPr>
+      <w:bookmarkStart w:id="11" w:name="_Toc11705"/>
+      <w:r>
         <w:t>资源规划</w:t>
       </w:r>
       <w:bookmarkEnd w:id="11"/>
     </w:p>
     <w:p>
       <w:pPr>
-        <w:pStyle w:val="ad"/>
+        <w:pStyle w:val="29"/>
         <w:ind w:firstLine="480"/>
         <w:rPr>
-          <w:rFonts w:ascii="Segoe UI" w:eastAsia="Segoe UI" w:hAnsi="Segoe UI" w:cs="Segoe UI"/>
+          <w:rFonts w:ascii="Segoe UI" w:hAnsi="Segoe UI" w:eastAsia="Segoe UI" w:cs="Segoe UI"/>
           <w:color w:val="1F2328"/>
           <w:sz w:val="19"/>
           <w:szCs w:val="19"/>
@@ -2442,10 +2943,7 @@
         <w:t>、</w:t>
       </w:r>
       <w:r>
-        <w:t>CPU</w:t>
-      </w:r>
-      <w:r>
-        <w:t>、内存</w:t>
+        <w:t>CPU、内存</w:t>
       </w:r>
       <w:r>
         <w:rPr>
@@ -2469,161 +2967,119 @@
         <w:rPr>
           <w:rFonts w:hint="eastAsia"/>
         </w:rPr>
-        <w:t>表</w:t>
-      </w:r>
-      <w:r>
-        <w:rPr>
-          <w:rFonts w:hint="eastAsia"/>
-        </w:rPr>
-        <w:t>3-1</w:t>
-      </w:r>
-      <w:r>
-        <w:rPr>
-          <w:rFonts w:hint="eastAsia"/>
-        </w:rPr>
-        <w:t>所示。</w:t>
+        <w:t>表3-1所示。</w:t>
       </w:r>
     </w:p>
     <w:p>
       <w:pPr>
-        <w:pStyle w:val="ad"/>
-        <w:ind w:firstLineChars="0" w:firstLine="0"/>
+        <w:pStyle w:val="29"/>
+        <w:ind w:firstLine="0" w:firstLineChars="0"/>
         <w:jc w:val="center"/>
       </w:pPr>
       <w:r>
         <w:rPr>
           <w:rFonts w:hint="eastAsia"/>
         </w:rPr>
-        <w:t>表</w:t>
+        <w:t xml:space="preserve">表 </w:t>
+      </w:r>
+      <w:r>
+        <w:fldChar w:fldCharType="begin"/>
+      </w:r>
+      <w:r>
+        <w:instrText xml:space="preserve">  </w:instrText>
       </w:r>
       <w:r>
         <w:rPr>
           <w:rFonts w:hint="eastAsia"/>
         </w:rPr>
-        <w:t xml:space="preserve"> </w:t>
-      </w:r>
-      <w:r>
+        <w:instrText xml:space="preserve">S</w:instrText>
+      </w:r>
+      <w:r>
+        <w:instrText xml:space="preserve">TYLEREF "</w:instrText>
+      </w:r>
+      <w:r>
+        <w:rPr>
+          <w:rFonts w:hint="eastAsia"/>
+        </w:rPr>
+        <w:instrText xml:space="preserve">柴_标题1</w:instrText>
+      </w:r>
+      <w:r>
+        <w:instrText xml:space="preserve">" \n \* Charformat</w:instrText>
+      </w:r>
+      <w:r>
+        <w:fldChar w:fldCharType="separate"/>
+      </w:r>
+      <w:r>
+        <w:rPr>
+          <w:rFonts w:hint="eastAsia"/>
+        </w:rPr>
+        <w:t>3</w:t>
+      </w:r>
+      <w:r>
+        <w:fldChar w:fldCharType="end"/>
+      </w:r>
+      <w:r>
+        <w:rPr>
+          <w:rFonts w:hint="eastAsia"/>
+        </w:rPr>
+        <w:t>-</w:t>
+      </w:r>
+      <w:r>
+        <w:rPr>
+          <w:rFonts w:hint="eastAsia"/>
+        </w:rPr>
         <w:fldChar w:fldCharType="begin"/>
       </w:r>
       <w:r>
-        <w:instrText xml:space="preserve">  </w:instrText>
+        <w:instrText xml:space="preserve"> </w:instrText>
       </w:r>
       <w:r>
         <w:rPr>
           <w:rFonts w:hint="eastAsia"/>
         </w:rPr>
-        <w:instrText>S</w:instrText>
-      </w:r>
-      <w:r>
-        <w:instrText>TYLEREF "</w:instrText>
+        <w:instrText xml:space="preserve">S</w:instrText>
+      </w:r>
+      <w:r>
+        <w:instrText xml:space="preserve">EQ </w:instrText>
       </w:r>
       <w:r>
         <w:rPr>
           <w:rFonts w:hint="eastAsia"/>
         </w:rPr>
-        <w:instrText>柴</w:instrText>
+        <w:instrText xml:space="preserve">表</w:instrText>
+      </w:r>
+      <w:r>
+        <w:instrText xml:space="preserve"> \* ARABIC </w:instrText>
       </w:r>
       <w:r>
         <w:rPr>
           <w:rFonts w:hint="eastAsia"/>
         </w:rPr>
-        <w:instrText>_</w:instrText>
+        <w:instrText xml:space="preserve">\s 1</w:instrText>
       </w:r>
       <w:r>
         <w:rPr>
           <w:rFonts w:hint="eastAsia"/>
         </w:rPr>
-        <w:instrText>标题</w:instrText>
+        <w:fldChar w:fldCharType="separate"/>
       </w:r>
       <w:r>
         <w:rPr>
           <w:rFonts w:hint="eastAsia"/>
         </w:rPr>
-        <w:instrText>1</w:instrText>
-      </w:r>
-      <w:r>
-        <w:instrText>" \n \* Charformat</w:instrText>
-      </w:r>
-      <w:r>
-        <w:fldChar w:fldCharType="separate"/>
+        <w:t>1</w:t>
       </w:r>
       <w:r>
         <w:rPr>
           <w:rFonts w:hint="eastAsia"/>
         </w:rPr>
-        <w:t>3</w:t>
-      </w:r>
-      <w:r>
         <w:fldChar w:fldCharType="end"/>
       </w:r>
       <w:r>
         <w:rPr>
           <w:rFonts w:hint="eastAsia"/>
         </w:rPr>
-        <w:t>-</w:t>
-      </w:r>
-      <w:r>
-        <w:rPr>
-          <w:rFonts w:hint="eastAsia"/>
-        </w:rPr>
-        <w:fldChar w:fldCharType="begin"/>
-      </w:r>
-      <w:r>
-        <w:instrText xml:space="preserve"> </w:instrText>
-      </w:r>
-      <w:r>
-        <w:rPr>
-          <w:rFonts w:hint="eastAsia"/>
-        </w:rPr>
-        <w:instrText>S</w:instrText>
-      </w:r>
-      <w:r>
-        <w:instrText xml:space="preserve">EQ </w:instrText>
-      </w:r>
-      <w:r>
-        <w:rPr>
-          <w:rFonts w:hint="eastAsia"/>
-        </w:rPr>
-        <w:instrText>表</w:instrText>
-      </w:r>
-      <w:r>
-        <w:instrText xml:space="preserve"> \* ARABIC </w:instrText>
-      </w:r>
-      <w:r>
-        <w:rPr>
-          <w:rFonts w:hint="eastAsia"/>
-        </w:rPr>
-        <w:instrText>\s 1</w:instrText>
-      </w:r>
-      <w:r>
-        <w:rPr>
-          <w:rFonts w:hint="eastAsia"/>
-        </w:rPr>
-        <w:fldChar w:fldCharType="separate"/>
-      </w:r>
-      <w:r>
-        <w:rPr>
-          <w:rFonts w:hint="eastAsia"/>
-        </w:rPr>
-        <w:t>1</w:t>
-      </w:r>
-      <w:r>
-        <w:rPr>
-          <w:rFonts w:hint="eastAsia"/>
-        </w:rPr>
-        <w:fldChar w:fldCharType="end"/>
-      </w:r>
-      <w:r>
-        <w:rPr>
-          <w:rFonts w:hint="eastAsia"/>
-        </w:rPr>
-        <w:t xml:space="preserve"> </w:t>
-      </w:r>
-      <w:r>
-        <w:rPr>
-          <w:rFonts w:hint="eastAsia"/>
-        </w:rPr>
-        <w:t>扩容配置表</w:t>
+        <w:t xml:space="preserve"> 扩容配置表</w:t>
       </w:r>
     </w:p>
     <w:p>
@@ -2633,19 +3089,24 @@
     </w:p>
     <w:tbl>
       <w:tblPr>
-        <w:tblStyle w:val="TableNormal0"/>
+        <w:tblStyle w:val="26"/>
         <w:tblW w:w="8303" w:type="dxa"/>
         <w:tblInd w:w="716" w:type="dxa"/>
         <w:tblBorders>
-          <w:top w:val="single" w:sz="2" w:space="0" w:color="000000"/>
-          <w:left w:val="single" w:sz="2" w:space="0" w:color="000000"/>
-          <w:bottom w:val="single" w:sz="2" w:space="0" w:color="000000"/>
-          <w:right w:val="single" w:sz="2" w:space="0" w:color="000000"/>
-          <w:insideH w:val="single" w:sz="2" w:space="0" w:color="000000"/>
-          <w:insideV w:val="single" w:sz="2" w:space="0" w:color="000000"/>
+          <w:top w:val="single" w:color="000000" w:sz="2" w:space="0"/>
+          <w:left w:val="single" w:color="000000" w:sz="2" w:space="0"/>
+          <w:bottom w:val="single" w:color="000000" w:sz="2" w:space="0"/>
+          <w:right w:val="single" w:color="000000" w:sz="2" w:space="0"/>
+          <w:insideH w:val="single" w:color="000000" w:sz="2" w:space="0"/>
+          <w:insideV w:val="single" w:color="000000" w:sz="2" w:space="0"/>
         </w:tblBorders>
         <w:tblLayout w:type="fixed"/>
-        <w:tblLook w:val="04A0" w:firstRow="1" w:lastRow="0" w:firstColumn="1" w:lastColumn="0" w:noHBand="0" w:noVBand="1"/>
+        <w:tblCellMar>
+          <w:top w:w="0" w:type="dxa"/>
+          <w:left w:w="0" w:type="dxa"/>
+          <w:bottom w:w="0" w:type="dxa"/>
+          <w:right w:w="0" w:type="dxa"/>
+        </w:tblCellMar>
       </w:tblPr>
       <w:tblGrid>
         <w:gridCol w:w="1699"/>
@@ -2655,8 +3116,24 @@
         <w:gridCol w:w="1631"/>
       </w:tblGrid>
       <w:tr>
+        <w:tblPrEx>
+          <w:tblBorders>
+            <w:top w:val="single" w:color="000000" w:sz="2" w:space="0"/>
+            <w:left w:val="single" w:color="000000" w:sz="2" w:space="0"/>
+            <w:bottom w:val="single" w:color="000000" w:sz="2" w:space="0"/>
+            <w:right w:val="single" w:color="000000" w:sz="2" w:space="0"/>
+            <w:insideH w:val="single" w:color="000000" w:sz="2" w:space="0"/>
+            <w:insideV w:val="single" w:color="000000" w:sz="2" w:space="0"/>
+          </w:tblBorders>
+          <w:tblCellMar>
+            <w:top w:w="0" w:type="dxa"/>
+            <w:left w:w="0" w:type="dxa"/>
+            <w:bottom w:w="0" w:type="dxa"/>
+            <w:right w:w="0" w:type="dxa"/>
+          </w:tblCellMar>
+        </w:tblPrEx>
         <w:trPr>
-          <w:trHeight w:val="609"/>
+          <w:trHeight w:val="609" w:hRule="atLeast"/>
         </w:trPr>
         <w:tc>
           <w:tcPr>
@@ -2692,14 +3169,14 @@
               <w:spacing w:before="158" w:line="228" w:lineRule="auto"/>
               <w:ind w:left="132"/>
               <w:rPr>
-                <w:rFonts w:ascii="等线" w:eastAsia="等线" w:hAnsi="等线" w:cs="等线" w:hint="eastAsia"/>
-                <w:sz w:val="22"/>
-                <w:szCs w:val="22"/>
-              </w:rPr>
-            </w:pPr>
-            <w:r>
-              <w:rPr>
-                <w:rFonts w:ascii="等线" w:eastAsia="等线" w:hAnsi="等线" w:cs="等线"/>
+                <w:rFonts w:hint="eastAsia" w:ascii="等线" w:hAnsi="等线" w:eastAsia="等线" w:cs="等线"/>
+                <w:sz w:val="22"/>
+                <w:szCs w:val="22"/>
+              </w:rPr>
+            </w:pPr>
+            <w:r>
+              <w:rPr>
+                <w:rFonts w:ascii="等线" w:hAnsi="等线" w:eastAsia="等线" w:cs="等线"/>
                 <w:spacing w:val="-7"/>
                 <w:sz w:val="22"/>
                 <w:szCs w:val="22"/>
@@ -2717,14 +3194,14 @@
               <w:spacing w:before="159" w:line="226" w:lineRule="auto"/>
               <w:ind w:left="109"/>
               <w:rPr>
-                <w:rFonts w:ascii="等线" w:eastAsia="等线" w:hAnsi="等线" w:cs="等线" w:hint="eastAsia"/>
-                <w:sz w:val="22"/>
-                <w:szCs w:val="22"/>
-              </w:rPr>
-            </w:pPr>
-            <w:r>
-              <w:rPr>
-                <w:rFonts w:ascii="等线" w:eastAsia="等线" w:hAnsi="等线" w:cs="等线"/>
+                <w:rFonts w:hint="eastAsia" w:ascii="等线" w:hAnsi="等线" w:eastAsia="等线" w:cs="等线"/>
+                <w:sz w:val="22"/>
+                <w:szCs w:val="22"/>
+              </w:rPr>
+            </w:pPr>
+            <w:r>
+              <w:rPr>
+                <w:rFonts w:ascii="等线" w:hAnsi="等线" w:eastAsia="等线" w:cs="等线"/>
                 <w:spacing w:val="-1"/>
                 <w:sz w:val="22"/>
                 <w:szCs w:val="22"/>
@@ -2742,14 +3219,14 @@
               <w:spacing w:before="159" w:line="225" w:lineRule="auto"/>
               <w:ind w:left="111"/>
               <w:rPr>
-                <w:rFonts w:ascii="等线" w:eastAsia="等线" w:hAnsi="等线" w:cs="等线" w:hint="eastAsia"/>
-                <w:sz w:val="22"/>
-                <w:szCs w:val="22"/>
-              </w:rPr>
-            </w:pPr>
-            <w:r>
-              <w:rPr>
-                <w:rFonts w:ascii="等线" w:eastAsia="等线" w:hAnsi="等线" w:cs="等线"/>
+                <w:rFonts w:hint="eastAsia" w:ascii="等线" w:hAnsi="等线" w:eastAsia="等线" w:cs="等线"/>
+                <w:sz w:val="22"/>
+                <w:szCs w:val="22"/>
+              </w:rPr>
+            </w:pPr>
+            <w:r>
+              <w:rPr>
+                <w:rFonts w:ascii="等线" w:hAnsi="等线" w:eastAsia="等线" w:cs="等线"/>
                 <w:spacing w:val="-1"/>
                 <w:sz w:val="22"/>
                 <w:szCs w:val="22"/>
@@ -2767,14 +3244,14 @@
               <w:spacing w:before="159" w:line="228" w:lineRule="auto"/>
               <w:ind w:left="132"/>
               <w:rPr>
-                <w:rFonts w:ascii="等线" w:eastAsia="等线" w:hAnsi="等线" w:cs="等线" w:hint="eastAsia"/>
-                <w:sz w:val="22"/>
-                <w:szCs w:val="22"/>
-              </w:rPr>
-            </w:pPr>
-            <w:r>
-              <w:rPr>
-                <w:rFonts w:ascii="等线" w:eastAsia="等线" w:hAnsi="等线" w:cs="等线"/>
+                <w:rFonts w:hint="eastAsia" w:ascii="等线" w:hAnsi="等线" w:eastAsia="等线" w:cs="等线"/>
+                <w:sz w:val="22"/>
+                <w:szCs w:val="22"/>
+              </w:rPr>
+            </w:pPr>
+            <w:r>
+              <w:rPr>
+                <w:rFonts w:ascii="等线" w:hAnsi="等线" w:eastAsia="等线" w:cs="等线"/>
                 <w:spacing w:val="-5"/>
                 <w:sz w:val="22"/>
                 <w:szCs w:val="22"/>
@@ -2795,19 +3272,24 @@
     </w:p>
     <w:tbl>
       <w:tblPr>
-        <w:tblStyle w:val="TableNormal0"/>
+        <w:tblStyle w:val="26"/>
         <w:tblW w:w="8303" w:type="dxa"/>
         <w:tblInd w:w="727" w:type="dxa"/>
         <w:tblBorders>
-          <w:top w:val="single" w:sz="2" w:space="0" w:color="000000"/>
-          <w:left w:val="single" w:sz="2" w:space="0" w:color="000000"/>
-          <w:bottom w:val="single" w:sz="2" w:space="0" w:color="000000"/>
-          <w:right w:val="single" w:sz="2" w:space="0" w:color="000000"/>
-          <w:insideH w:val="single" w:sz="2" w:space="0" w:color="000000"/>
-          <w:insideV w:val="single" w:sz="2" w:space="0" w:color="000000"/>
+          <w:top w:val="single" w:color="000000" w:sz="2" w:space="0"/>
+          <w:left w:val="single" w:color="000000" w:sz="2" w:space="0"/>
+          <w:bottom w:val="single" w:color="000000" w:sz="2" w:space="0"/>
+          <w:right w:val="single" w:color="000000" w:sz="2" w:space="0"/>
+          <w:insideH w:val="single" w:color="000000" w:sz="2" w:space="0"/>
+          <w:insideV w:val="single" w:color="000000" w:sz="2" w:space="0"/>
         </w:tblBorders>
         <w:tblLayout w:type="fixed"/>
-        <w:tblLook w:val="04A0" w:firstRow="1" w:lastRow="0" w:firstColumn="1" w:lastColumn="0" w:noHBand="0" w:noVBand="1"/>
+        <w:tblCellMar>
+          <w:top w:w="0" w:type="dxa"/>
+          <w:left w:w="0" w:type="dxa"/>
+          <w:bottom w:w="0" w:type="dxa"/>
+          <w:right w:w="0" w:type="dxa"/>
+        </w:tblCellMar>
       </w:tblPr>
       <w:tblGrid>
         <w:gridCol w:w="1699"/>
@@ -2817,8 +3299,24 @@
         <w:gridCol w:w="1631"/>
       </w:tblGrid>
       <w:tr>
+        <w:tblPrEx>
+          <w:tblBorders>
+            <w:top w:val="single" w:color="000000" w:sz="2" w:space="0"/>
+            <w:left w:val="single" w:color="000000" w:sz="2" w:space="0"/>
+            <w:bottom w:val="single" w:color="000000" w:sz="2" w:space="0"/>
+            <w:right w:val="single" w:color="000000" w:sz="2" w:space="0"/>
+            <w:insideH w:val="single" w:color="000000" w:sz="2" w:space="0"/>
+            <w:insideV w:val="single" w:color="000000" w:sz="2" w:space="0"/>
+          </w:tblBorders>
+          <w:tblCellMar>
+            <w:top w:w="0" w:type="dxa"/>
+            <w:left w:w="0" w:type="dxa"/>
+            <w:bottom w:w="0" w:type="dxa"/>
+            <w:right w:w="0" w:type="dxa"/>
+          </w:tblCellMar>
+        </w:tblPrEx>
         <w:trPr>
-          <w:trHeight w:val="856"/>
+          <w:trHeight w:val="856" w:hRule="atLeast"/>
         </w:trPr>
         <w:tc>
           <w:tcPr>
@@ -2958,7 +3456,7 @@
           </w:tcPr>
           <w:p>
             <w:pPr>
-              <w:pStyle w:val="TableText"/>
+              <w:pStyle w:val="27"/>
               <w:spacing w:before="159" w:line="228" w:lineRule="auto"/>
               <w:ind w:left="110"/>
               <w:rPr>
@@ -2979,7 +3477,7 @@
           </w:tcPr>
           <w:p>
             <w:pPr>
-              <w:pStyle w:val="TableText"/>
+              <w:pStyle w:val="27"/>
               <w:spacing w:before="159" w:line="228" w:lineRule="auto"/>
               <w:ind w:left="115"/>
               <w:rPr>
@@ -2998,9 +3496,9 @@
     </w:tbl>
     <w:p>
       <w:pPr>
-        <w:pStyle w:val="20"/>
-      </w:pPr>
-      <w:bookmarkStart w:id="12" w:name="_Toc2864"/>
+        <w:pStyle w:val="30"/>
+      </w:pPr>
+      <w:bookmarkStart w:id="12" w:name="_Toc16505"/>
       <w:r>
         <w:t>人员安排</w:t>
       </w:r>
@@ -3008,14 +3506,14 @@
     </w:p>
     <w:p>
       <w:pPr>
-        <w:pStyle w:val="30"/>
+        <w:pStyle w:val="31"/>
         <w:ind w:firstLine="474"/>
         <w:rPr>
           <w:rFonts w:hint="eastAsia"/>
           <w:lang w:eastAsia="zh-CN"/>
         </w:rPr>
       </w:pPr>
-      <w:bookmarkStart w:id="13" w:name="_Toc23942"/>
+      <w:bookmarkStart w:id="13" w:name="_Toc26214"/>
       <w:r>
         <w:rPr>
           <w:rFonts w:hint="eastAsia"/>
@@ -3027,7 +3525,7 @@
     </w:p>
     <w:p>
       <w:pPr>
-        <w:pStyle w:val="a4"/>
+        <w:pStyle w:val="12"/>
         <w:spacing w:before="212" w:line="258" w:lineRule="auto"/>
         <w:ind w:left="734" w:right="387" w:hanging="706"/>
         <w:rPr>
@@ -3058,13 +3556,13 @@
     </w:p>
     <w:p>
       <w:pPr>
-        <w:pStyle w:val="30"/>
+        <w:pStyle w:val="31"/>
         <w:ind w:firstLine="474"/>
         <w:rPr>
           <w:rFonts w:hint="eastAsia"/>
         </w:rPr>
       </w:pPr>
-      <w:bookmarkStart w:id="14" w:name="_Toc14740"/>
+      <w:bookmarkStart w:id="14" w:name="_Toc28035"/>
       <w:r>
         <w:t>运维</w:t>
       </w:r>
@@ -3082,7 +3580,7 @@
     </w:p>
     <w:p>
       <w:pPr>
-        <w:pStyle w:val="a4"/>
+        <w:pStyle w:val="12"/>
         <w:spacing w:before="195" w:line="224" w:lineRule="auto"/>
         <w:ind w:left="7"/>
         <w:rPr>
@@ -3106,7 +3604,7 @@
     </w:p>
     <w:p>
       <w:pPr>
-        <w:pStyle w:val="a4"/>
+        <w:pStyle w:val="12"/>
         <w:spacing w:before="193" w:line="258" w:lineRule="auto"/>
         <w:ind w:left="733" w:right="106" w:hanging="722"/>
         <w:rPr>
@@ -3131,13 +3629,13 @@
     </w:p>
     <w:p>
       <w:pPr>
-        <w:pStyle w:val="30"/>
+        <w:pStyle w:val="31"/>
         <w:ind w:firstLine="474"/>
         <w:rPr>
           <w:rFonts w:hint="eastAsia"/>
         </w:rPr>
       </w:pPr>
-      <w:bookmarkStart w:id="15" w:name="_Toc21732"/>
+      <w:bookmarkStart w:id="15" w:name="_Toc29485"/>
       <w:r>
         <w:t>测试</w:t>
       </w:r>
@@ -3155,7 +3653,7 @@
     </w:p>
     <w:p>
       <w:pPr>
-        <w:pStyle w:val="a4"/>
+        <w:pStyle w:val="12"/>
         <w:spacing w:before="195" w:line="258" w:lineRule="auto"/>
         <w:ind w:left="734" w:right="166" w:hanging="720"/>
         <w:rPr>
@@ -3179,9 +3677,9 @@
     </w:p>
     <w:p>
       <w:pPr>
-        <w:pStyle w:val="20"/>
-      </w:pPr>
-      <w:bookmarkStart w:id="16" w:name="_Toc14971"/>
+        <w:pStyle w:val="30"/>
+      </w:pPr>
+      <w:bookmarkStart w:id="16" w:name="_Toc16418"/>
       <w:r>
         <w:t>时间计划</w:t>
       </w:r>
@@ -3189,185 +3687,148 @@
     </w:p>
     <w:p>
       <w:pPr>
-        <w:pStyle w:val="ad"/>
+        <w:pStyle w:val="29"/>
         <w:ind w:firstLine="480"/>
       </w:pPr>
       <w:r>
         <w:rPr>
           <w:rFonts w:hint="eastAsia"/>
         </w:rPr>
-        <w:t>扩容时间计划如表</w:t>
-      </w:r>
-      <w:r>
-        <w:rPr>
-          <w:rFonts w:hint="eastAsia"/>
-        </w:rPr>
-        <w:t>3-2</w:t>
-      </w:r>
-      <w:r>
-        <w:rPr>
-          <w:rFonts w:hint="eastAsia"/>
-        </w:rPr>
-        <w:t>所示。</w:t>
+        <w:t>扩容时间计划如表3-2所示。</w:t>
       </w:r>
     </w:p>
     <w:p>
       <w:pPr>
-        <w:pStyle w:val="ad"/>
-        <w:ind w:firstLineChars="0" w:firstLine="0"/>
+        <w:pStyle w:val="29"/>
+        <w:ind w:firstLine="0" w:firstLineChars="0"/>
         <w:jc w:val="center"/>
       </w:pPr>
       <w:r>
         <w:rPr>
           <w:rFonts w:hint="eastAsia"/>
         </w:rPr>
-        <w:t>表</w:t>
+        <w:t xml:space="preserve">表 </w:t>
+      </w:r>
+      <w:r>
+        <w:fldChar w:fldCharType="begin"/>
+      </w:r>
+      <w:r>
+        <w:instrText xml:space="preserve">  </w:instrText>
       </w:r>
       <w:r>
         <w:rPr>
           <w:rFonts w:hint="eastAsia"/>
         </w:rPr>
-        <w:t xml:space="preserve"> </w:t>
-      </w:r>
-      <w:r>
+        <w:instrText xml:space="preserve">S</w:instrText>
+      </w:r>
+      <w:r>
+        <w:instrText xml:space="preserve">TYLEREF "</w:instrText>
+      </w:r>
+      <w:r>
+        <w:rPr>
+          <w:rFonts w:hint="eastAsia"/>
+        </w:rPr>
+        <w:instrText xml:space="preserve">柴_标题1</w:instrText>
+      </w:r>
+      <w:r>
+        <w:instrText xml:space="preserve">" \n \* Charformat</w:instrText>
+      </w:r>
+      <w:r>
+        <w:fldChar w:fldCharType="separate"/>
+      </w:r>
+      <w:r>
+        <w:rPr>
+          <w:rFonts w:hint="eastAsia"/>
+        </w:rPr>
+        <w:t>3</w:t>
+      </w:r>
+      <w:r>
+        <w:fldChar w:fldCharType="end"/>
+      </w:r>
+      <w:r>
+        <w:rPr>
+          <w:rFonts w:hint="eastAsia"/>
+        </w:rPr>
+        <w:t>-</w:t>
+      </w:r>
+      <w:r>
+        <w:rPr>
+          <w:rFonts w:hint="eastAsia"/>
+        </w:rPr>
         <w:fldChar w:fldCharType="begin"/>
       </w:r>
       <w:r>
-        <w:instrText xml:space="preserve">  </w:instrText>
+        <w:instrText xml:space="preserve"> </w:instrText>
       </w:r>
       <w:r>
         <w:rPr>
           <w:rFonts w:hint="eastAsia"/>
         </w:rPr>
-        <w:instrText>S</w:instrText>
-      </w:r>
-      <w:r>
-        <w:instrText>TYLEREF "</w:instrText>
+        <w:instrText xml:space="preserve">S</w:instrText>
+      </w:r>
+      <w:r>
+        <w:instrText xml:space="preserve">EQ </w:instrText>
       </w:r>
       <w:r>
         <w:rPr>
           <w:rFonts w:hint="eastAsia"/>
         </w:rPr>
-        <w:instrText>柴</w:instrText>
+        <w:instrText xml:space="preserve">表</w:instrText>
+      </w:r>
+      <w:r>
+        <w:instrText xml:space="preserve"> \* ARABIC </w:instrText>
       </w:r>
       <w:r>
         <w:rPr>
           <w:rFonts w:hint="eastAsia"/>
         </w:rPr>
-        <w:instrText>_</w:instrText>
+        <w:instrText xml:space="preserve">\s 1</w:instrText>
       </w:r>
       <w:r>
         <w:rPr>
           <w:rFonts w:hint="eastAsia"/>
         </w:rPr>
-        <w:instrText>标题</w:instrText>
+        <w:fldChar w:fldCharType="separate"/>
       </w:r>
       <w:r>
         <w:rPr>
           <w:rFonts w:hint="eastAsia"/>
         </w:rPr>
-        <w:instrText>1</w:instrText>
-      </w:r>
-      <w:r>
-        <w:instrText>" \n \* Charformat</w:instrText>
-      </w:r>
-      <w:r>
-        <w:fldChar w:fldCharType="separate"/>
+        <w:t>2</w:t>
       </w:r>
       <w:r>
         <w:rPr>
           <w:rFonts w:hint="eastAsia"/>
         </w:rPr>
-        <w:t>3</w:t>
-      </w:r>
-      <w:r>
         <w:fldChar w:fldCharType="end"/>
       </w:r>
       <w:r>
         <w:rPr>
           <w:rFonts w:hint="eastAsia"/>
         </w:rPr>
-        <w:t>-</w:t>
-      </w:r>
-      <w:r>
-        <w:rPr>
-          <w:rFonts w:hint="eastAsia"/>
-        </w:rPr>
-        <w:fldChar w:fldCharType="begin"/>
-      </w:r>
-      <w:r>
-        <w:instrText xml:space="preserve"> </w:instrText>
-      </w:r>
-      <w:r>
-        <w:rPr>
-          <w:rFonts w:hint="eastAsia"/>
-        </w:rPr>
-        <w:instrText>S</w:instrText>
-      </w:r>
-      <w:r>
-        <w:instrText xml:space="preserve">EQ </w:instrText>
-      </w:r>
-      <w:r>
-        <w:rPr>
-          <w:rFonts w:hint="eastAsia"/>
-        </w:rPr>
-        <w:instrText>表</w:instrText>
-      </w:r>
-      <w:r>
-        <w:instrText xml:space="preserve"> \* ARABIC </w:instrText>
-      </w:r>
-      <w:r>
-        <w:rPr>
-          <w:rFonts w:hint="eastAsia"/>
-        </w:rPr>
-        <w:instrText>\s 1</w:instrText>
-      </w:r>
-      <w:r>
-        <w:rPr>
-          <w:rFonts w:hint="eastAsia"/>
-        </w:rPr>
-        <w:fldChar w:fldCharType="separate"/>
-      </w:r>
-      <w:r>
-        <w:rPr>
-          <w:rFonts w:hint="eastAsia"/>
-        </w:rPr>
-        <w:t>2</w:t>
-      </w:r>
-      <w:r>
-        <w:rPr>
-          <w:rFonts w:hint="eastAsia"/>
-        </w:rPr>
-        <w:fldChar w:fldCharType="end"/>
-      </w:r>
-      <w:r>
-        <w:rPr>
-          <w:rFonts w:hint="eastAsia"/>
-        </w:rPr>
-        <w:t xml:space="preserve"> </w:t>
-      </w:r>
-      <w:r>
-        <w:rPr>
-          <w:rFonts w:hint="eastAsia"/>
-        </w:rPr>
-        <w:t>扩容时间计划表</w:t>
+        <w:t xml:space="preserve"> 扩容时间计划表</w:t>
       </w:r>
     </w:p>
     <w:tbl>
       <w:tblPr>
-        <w:tblStyle w:val="TableNormal0"/>
+        <w:tblStyle w:val="26"/>
         <w:tblW w:w="9027" w:type="dxa"/>
         <w:tblInd w:w="2" w:type="dxa"/>
         <w:tblBorders>
-          <w:top w:val="single" w:sz="2" w:space="0" w:color="000000"/>
-          <w:left w:val="single" w:sz="2" w:space="0" w:color="000000"/>
-          <w:bottom w:val="single" w:sz="2" w:space="0" w:color="000000"/>
-          <w:right w:val="single" w:sz="2" w:space="0" w:color="000000"/>
-          <w:insideH w:val="single" w:sz="2" w:space="0" w:color="000000"/>
-          <w:insideV w:val="single" w:sz="2" w:space="0" w:color="000000"/>
+          <w:top w:val="single" w:color="000000" w:sz="2" w:space="0"/>
+          <w:left w:val="single" w:color="000000" w:sz="2" w:space="0"/>
+          <w:bottom w:val="single" w:color="000000" w:sz="2" w:space="0"/>
+          <w:right w:val="single" w:color="000000" w:sz="2" w:space="0"/>
+          <w:insideH w:val="single" w:color="000000" w:sz="2" w:space="0"/>
+          <w:insideV w:val="single" w:color="000000" w:sz="2" w:space="0"/>
         </w:tblBorders>
         <w:tblLayout w:type="fixed"/>
-        <w:tblLook w:val="04A0" w:firstRow="1" w:lastRow="0" w:firstColumn="1" w:lastColumn="0" w:noHBand="0" w:noVBand="1"/>
+        <w:tblCellMar>
+          <w:top w:w="0" w:type="dxa"/>
+          <w:left w:w="0" w:type="dxa"/>
+          <w:bottom w:w="0" w:type="dxa"/>
+          <w:right w:w="0" w:type="dxa"/>
+        </w:tblCellMar>
       </w:tblPr>
       <w:tblGrid>
         <w:gridCol w:w="2120"/>
@@ -3376,8 +3837,24 @@
         <w:gridCol w:w="2368"/>
       </w:tblGrid>
       <w:tr>
+        <w:tblPrEx>
+          <w:tblBorders>
+            <w:top w:val="single" w:color="000000" w:sz="2" w:space="0"/>
+            <w:left w:val="single" w:color="000000" w:sz="2" w:space="0"/>
+            <w:bottom w:val="single" w:color="000000" w:sz="2" w:space="0"/>
+            <w:right w:val="single" w:color="000000" w:sz="2" w:space="0"/>
+            <w:insideH w:val="single" w:color="000000" w:sz="2" w:space="0"/>
+            <w:insideV w:val="single" w:color="000000" w:sz="2" w:space="0"/>
+          </w:tblBorders>
+          <w:tblCellMar>
+            <w:top w:w="0" w:type="dxa"/>
+            <w:left w:w="0" w:type="dxa"/>
+            <w:bottom w:w="0" w:type="dxa"/>
+            <w:right w:w="0" w:type="dxa"/>
+          </w:tblCellMar>
+        </w:tblPrEx>
         <w:trPr>
-          <w:trHeight w:val="695"/>
+          <w:trHeight w:val="695" w:hRule="atLeast"/>
         </w:trPr>
         <w:tc>
           <w:tcPr>
@@ -3385,7 +3862,7 @@
           </w:tcPr>
           <w:p>
             <w:pPr>
-              <w:pStyle w:val="TableText"/>
+              <w:pStyle w:val="27"/>
               <w:spacing w:before="218" w:line="228" w:lineRule="auto"/>
               <w:ind w:left="135"/>
               <w:rPr>
@@ -3406,7 +3883,7 @@
           </w:tcPr>
           <w:p>
             <w:pPr>
-              <w:pStyle w:val="TableText"/>
+              <w:pStyle w:val="27"/>
               <w:spacing w:before="218" w:line="226" w:lineRule="auto"/>
               <w:ind w:left="132"/>
               <w:rPr>
@@ -3427,7 +3904,7 @@
           </w:tcPr>
           <w:p>
             <w:pPr>
-              <w:pStyle w:val="TableText"/>
+              <w:pStyle w:val="27"/>
               <w:spacing w:before="219" w:line="225" w:lineRule="auto"/>
               <w:ind w:left="126"/>
               <w:rPr>
@@ -3448,7 +3925,7 @@
           </w:tcPr>
           <w:p>
             <w:pPr>
-              <w:pStyle w:val="TableText"/>
+              <w:pStyle w:val="27"/>
               <w:spacing w:before="219" w:line="225" w:lineRule="auto"/>
               <w:ind w:left="127"/>
               <w:rPr>
@@ -3465,8 +3942,24 @@
         </w:tc>
       </w:tr>
       <w:tr>
+        <w:tblPrEx>
+          <w:tblBorders>
+            <w:top w:val="single" w:color="000000" w:sz="2" w:space="0"/>
+            <w:left w:val="single" w:color="000000" w:sz="2" w:space="0"/>
+            <w:bottom w:val="single" w:color="000000" w:sz="2" w:space="0"/>
+            <w:right w:val="single" w:color="000000" w:sz="2" w:space="0"/>
+            <w:insideH w:val="single" w:color="000000" w:sz="2" w:space="0"/>
+            <w:insideV w:val="single" w:color="000000" w:sz="2" w:space="0"/>
+          </w:tblBorders>
+          <w:tblCellMar>
+            <w:top w:w="0" w:type="dxa"/>
+            <w:left w:w="0" w:type="dxa"/>
+            <w:bottom w:w="0" w:type="dxa"/>
+            <w:right w:w="0" w:type="dxa"/>
+          </w:tblCellMar>
+        </w:tblPrEx>
         <w:trPr>
-          <w:trHeight w:val="877"/>
+          <w:trHeight w:val="877" w:hRule="atLeast"/>
         </w:trPr>
         <w:tc>
           <w:tcPr>
@@ -3474,7 +3967,7 @@
           </w:tcPr>
           <w:p>
             <w:pPr>
-              <w:pStyle w:val="TableText"/>
+              <w:pStyle w:val="27"/>
               <w:spacing w:before="216" w:line="226" w:lineRule="auto"/>
               <w:ind w:left="129"/>
               <w:rPr>
@@ -3495,7 +3988,7 @@
           </w:tcPr>
           <w:p>
             <w:pPr>
-              <w:pStyle w:val="TableText"/>
+              <w:pStyle w:val="27"/>
               <w:spacing w:before="215" w:line="293" w:lineRule="auto"/>
               <w:ind w:left="130" w:right="294" w:hanging="3"/>
               <w:rPr>
@@ -3521,11 +4014,31 @@
               <w:spacing w:before="226" w:line="238" w:lineRule="auto"/>
               <w:ind w:left="124"/>
               <w:rPr>
+                <w:rFonts w:hint="eastAsia" w:eastAsia="宋体"/>
+                <w:sz w:val="22"/>
+                <w:szCs w:val="22"/>
+                <w:lang w:val="en-US" w:eastAsia="zh-CN"/>
+              </w:rPr>
+            </w:pPr>
+            <w:r>
+              <w:rPr>
                 <w:rFonts w:eastAsia="Arial"/>
-                <w:sz w:val="22"/>
-                <w:szCs w:val="22"/>
-              </w:rPr>
-            </w:pPr>
+                <w:spacing w:val="-1"/>
+                <w:sz w:val="22"/>
+                <w:szCs w:val="22"/>
+              </w:rPr>
+              <w:t>202</w:t>
+            </w:r>
+            <w:r>
+              <w:rPr>
+                <w:rFonts w:hint="eastAsia"/>
+                <w:spacing w:val="-1"/>
+                <w:sz w:val="22"/>
+                <w:szCs w:val="22"/>
+                <w:lang w:val="en-US" w:eastAsia="zh-CN"/>
+              </w:rPr>
+              <w:t>5</w:t>
+            </w:r>
             <w:r>
               <w:rPr>
                 <w:rFonts w:eastAsia="Arial"/>
@@ -3533,17 +4046,17 @@
                 <w:sz w:val="22"/>
                 <w:szCs w:val="22"/>
               </w:rPr>
-              <w:t>202</w:t>
-            </w:r>
-            <w:r>
-              <w:rPr>
-                <w:rFonts w:eastAsiaTheme="minorEastAsia" w:hint="eastAsia"/>
-                <w:spacing w:val="-1"/>
-                <w:sz w:val="22"/>
-                <w:szCs w:val="22"/>
-                <w:lang w:eastAsia="zh-CN"/>
-              </w:rPr>
-              <w:t>6</w:t>
+              <w:t>.</w:t>
+            </w:r>
+            <w:r>
+              <w:rPr>
+                <w:rFonts w:hint="eastAsia"/>
+                <w:spacing w:val="-1"/>
+                <w:sz w:val="22"/>
+                <w:szCs w:val="22"/>
+                <w:lang w:val="en-US" w:eastAsia="zh-CN"/>
+              </w:rPr>
+              <w:t>12</w:t>
             </w:r>
             <w:r>
               <w:rPr>
@@ -3552,26 +4065,17 @@
                 <w:sz w:val="22"/>
                 <w:szCs w:val="22"/>
               </w:rPr>
-              <w:t>.0</w:t>
-            </w:r>
-            <w:r>
-              <w:rPr>
-                <w:rFonts w:hint="eastAsia"/>
-                <w:spacing w:val="-1"/>
-                <w:sz w:val="22"/>
-                <w:szCs w:val="22"/>
-                <w:lang w:eastAsia="zh-CN"/>
-              </w:rPr>
-              <w:t>1</w:t>
-            </w:r>
-            <w:r>
-              <w:rPr>
-                <w:rFonts w:eastAsia="Arial"/>
-                <w:spacing w:val="-1"/>
-                <w:sz w:val="22"/>
-                <w:szCs w:val="22"/>
-              </w:rPr>
-              <w:t>.10</w:t>
+              <w:t>.1</w:t>
+            </w:r>
+            <w:r>
+              <w:rPr>
+                <w:rFonts w:hint="eastAsia"/>
+                <w:spacing w:val="-1"/>
+                <w:sz w:val="22"/>
+                <w:szCs w:val="22"/>
+                <w:lang w:val="en-US" w:eastAsia="zh-CN"/>
+              </w:rPr>
+              <w:t>0</w:t>
             </w:r>
           </w:p>
         </w:tc>
@@ -3600,13 +4104,13 @@
             </w:r>
             <w:r>
               <w:rPr>
-                <w:rFonts w:eastAsiaTheme="minorEastAsia" w:hint="eastAsia"/>
-                <w:spacing w:val="-1"/>
-                <w:sz w:val="22"/>
-                <w:szCs w:val="22"/>
-                <w:lang w:eastAsia="zh-CN"/>
-              </w:rPr>
-              <w:t>6</w:t>
+                <w:rFonts w:hint="eastAsia"/>
+                <w:spacing w:val="-1"/>
+                <w:sz w:val="22"/>
+                <w:szCs w:val="22"/>
+                <w:lang w:val="en-US" w:eastAsia="zh-CN"/>
+              </w:rPr>
+              <w:t>5</w:t>
             </w:r>
             <w:r>
               <w:rPr>
@@ -3615,17 +4119,17 @@
                 <w:sz w:val="22"/>
                 <w:szCs w:val="22"/>
               </w:rPr>
-              <w:t>.0</w:t>
-            </w:r>
-            <w:r>
-              <w:rPr>
-                <w:rFonts w:hint="eastAsia"/>
-                <w:spacing w:val="-1"/>
-                <w:sz w:val="22"/>
-                <w:szCs w:val="22"/>
-                <w:lang w:eastAsia="zh-CN"/>
-              </w:rPr>
-              <w:t>1</w:t>
+              <w:t>.</w:t>
+            </w:r>
+            <w:r>
+              <w:rPr>
+                <w:rFonts w:hint="eastAsia"/>
+                <w:spacing w:val="-1"/>
+                <w:sz w:val="22"/>
+                <w:szCs w:val="22"/>
+                <w:lang w:val="en-US" w:eastAsia="zh-CN"/>
+              </w:rPr>
+              <w:t>12</w:t>
             </w:r>
             <w:r>
               <w:rPr>
@@ -3634,14 +4138,40 @@
                 <w:sz w:val="22"/>
                 <w:szCs w:val="22"/>
               </w:rPr>
-              <w:t>.10</w:t>
+              <w:t>.1</w:t>
+            </w:r>
+            <w:r>
+              <w:rPr>
+                <w:rFonts w:hint="eastAsia"/>
+                <w:spacing w:val="-1"/>
+                <w:sz w:val="22"/>
+                <w:szCs w:val="22"/>
+                <w:lang w:val="en-US" w:eastAsia="zh-CN"/>
+              </w:rPr>
+              <w:t>0</w:t>
             </w:r>
           </w:p>
         </w:tc>
       </w:tr>
       <w:tr>
+        <w:tblPrEx>
+          <w:tblBorders>
+            <w:top w:val="single" w:color="000000" w:sz="2" w:space="0"/>
+            <w:left w:val="single" w:color="000000" w:sz="2" w:space="0"/>
+            <w:bottom w:val="single" w:color="000000" w:sz="2" w:space="0"/>
+            <w:right w:val="single" w:color="000000" w:sz="2" w:space="0"/>
+            <w:insideH w:val="single" w:color="000000" w:sz="2" w:space="0"/>
+            <w:insideV w:val="single" w:color="000000" w:sz="2" w:space="0"/>
+          </w:tblBorders>
+          <w:tblCellMar>
+            <w:top w:w="0" w:type="dxa"/>
+            <w:left w:w="0" w:type="dxa"/>
+            <w:bottom w:w="0" w:type="dxa"/>
+            <w:right w:w="0" w:type="dxa"/>
+          </w:tblCellMar>
+        </w:tblPrEx>
         <w:trPr>
-          <w:trHeight w:val="841"/>
+          <w:trHeight w:val="841" w:hRule="atLeast"/>
         </w:trPr>
         <w:tc>
           <w:tcPr>
@@ -3649,7 +4179,7 @@
           </w:tcPr>
           <w:p>
             <w:pPr>
-              <w:pStyle w:val="TableText"/>
+              <w:pStyle w:val="27"/>
               <w:spacing w:before="216" w:line="228" w:lineRule="auto"/>
               <w:ind w:left="128"/>
               <w:rPr>
@@ -3670,7 +4200,7 @@
           </w:tcPr>
           <w:p>
             <w:pPr>
-              <w:pStyle w:val="TableText"/>
+              <w:pStyle w:val="27"/>
               <w:spacing w:before="217" w:line="293" w:lineRule="auto"/>
               <w:ind w:left="140" w:right="294" w:hanging="17"/>
               <w:rPr>
@@ -3719,13 +4249,13 @@
             </w:r>
             <w:r>
               <w:rPr>
-                <w:rFonts w:eastAsiaTheme="minorEastAsia" w:hint="eastAsia"/>
-                <w:spacing w:val="-1"/>
-                <w:sz w:val="22"/>
-                <w:szCs w:val="22"/>
-                <w:lang w:eastAsia="zh-CN"/>
-              </w:rPr>
-              <w:t>6</w:t>
+                <w:rFonts w:hint="eastAsia"/>
+                <w:spacing w:val="-1"/>
+                <w:sz w:val="22"/>
+                <w:szCs w:val="22"/>
+                <w:lang w:val="en-US" w:eastAsia="zh-CN"/>
+              </w:rPr>
+              <w:t>5</w:t>
             </w:r>
             <w:r>
               <w:rPr>
@@ -3734,26 +4264,36 @@
                 <w:sz w:val="22"/>
                 <w:szCs w:val="22"/>
               </w:rPr>
-              <w:t>.0</w:t>
-            </w:r>
-            <w:r>
-              <w:rPr>
-                <w:rFonts w:hint="eastAsia"/>
-                <w:spacing w:val="-1"/>
-                <w:sz w:val="22"/>
-                <w:szCs w:val="22"/>
-                <w:lang w:eastAsia="zh-CN"/>
+              <w:t>.</w:t>
+            </w:r>
+            <w:r>
+              <w:rPr>
+                <w:rFonts w:hint="eastAsia"/>
+                <w:spacing w:val="-1"/>
+                <w:sz w:val="22"/>
+                <w:szCs w:val="22"/>
+                <w:lang w:val="en-US" w:eastAsia="zh-CN"/>
+              </w:rPr>
+              <w:t>12</w:t>
+            </w:r>
+            <w:r>
+              <w:rPr>
+                <w:rFonts w:eastAsia="Arial"/>
+                <w:spacing w:val="-1"/>
+                <w:sz w:val="22"/>
+                <w:szCs w:val="22"/>
+              </w:rPr>
+              <w:t>.1</w:t>
+            </w:r>
+            <w:r>
+              <w:rPr>
+                <w:rFonts w:hint="eastAsia"/>
+                <w:spacing w:val="-1"/>
+                <w:sz w:val="22"/>
+                <w:szCs w:val="22"/>
+                <w:lang w:val="en-US" w:eastAsia="zh-CN"/>
               </w:rPr>
               <w:t>1</w:t>
-            </w:r>
-            <w:r>
-              <w:rPr>
-                <w:rFonts w:eastAsia="Arial"/>
-                <w:spacing w:val="-1"/>
-                <w:sz w:val="22"/>
-                <w:szCs w:val="22"/>
-              </w:rPr>
-              <w:t>.15</w:t>
             </w:r>
           </w:p>
         </w:tc>
@@ -3782,13 +4322,13 @@
             </w:r>
             <w:r>
               <w:rPr>
-                <w:rFonts w:eastAsiaTheme="minorEastAsia" w:hint="eastAsia"/>
-                <w:spacing w:val="-1"/>
-                <w:sz w:val="22"/>
-                <w:szCs w:val="22"/>
-                <w:lang w:eastAsia="zh-CN"/>
-              </w:rPr>
-              <w:t>6</w:t>
+                <w:rFonts w:hint="eastAsia"/>
+                <w:spacing w:val="-1"/>
+                <w:sz w:val="22"/>
+                <w:szCs w:val="22"/>
+                <w:lang w:val="en-US" w:eastAsia="zh-CN"/>
+              </w:rPr>
+              <w:t>5</w:t>
             </w:r>
             <w:r>
               <w:rPr>
@@ -3797,17 +4337,17 @@
                 <w:sz w:val="22"/>
                 <w:szCs w:val="22"/>
               </w:rPr>
-              <w:t>.0</w:t>
-            </w:r>
-            <w:r>
-              <w:rPr>
-                <w:rFonts w:hint="eastAsia"/>
-                <w:spacing w:val="-1"/>
-                <w:sz w:val="22"/>
-                <w:szCs w:val="22"/>
-                <w:lang w:eastAsia="zh-CN"/>
-              </w:rPr>
-              <w:t>1</w:t>
+              <w:t>.</w:t>
+            </w:r>
+            <w:r>
+              <w:rPr>
+                <w:rFonts w:hint="eastAsia"/>
+                <w:spacing w:val="-1"/>
+                <w:sz w:val="22"/>
+                <w:szCs w:val="22"/>
+                <w:lang w:val="en-US" w:eastAsia="zh-CN"/>
+              </w:rPr>
+              <w:t>12</w:t>
             </w:r>
             <w:r>
               <w:rPr>
@@ -3816,14 +4356,40 @@
                 <w:sz w:val="22"/>
                 <w:szCs w:val="22"/>
               </w:rPr>
-              <w:t>.18</w:t>
+              <w:t>.1</w:t>
+            </w:r>
+            <w:r>
+              <w:rPr>
+                <w:rFonts w:hint="eastAsia"/>
+                <w:spacing w:val="-1"/>
+                <w:sz w:val="22"/>
+                <w:szCs w:val="22"/>
+                <w:lang w:val="en-US" w:eastAsia="zh-CN"/>
+              </w:rPr>
+              <w:t>5</w:t>
             </w:r>
           </w:p>
         </w:tc>
       </w:tr>
       <w:tr>
+        <w:tblPrEx>
+          <w:tblBorders>
+            <w:top w:val="single" w:color="000000" w:sz="2" w:space="0"/>
+            <w:left w:val="single" w:color="000000" w:sz="2" w:space="0"/>
+            <w:bottom w:val="single" w:color="000000" w:sz="2" w:space="0"/>
+            <w:right w:val="single" w:color="000000" w:sz="2" w:space="0"/>
+            <w:insideH w:val="single" w:color="000000" w:sz="2" w:space="0"/>
+            <w:insideV w:val="single" w:color="000000" w:sz="2" w:space="0"/>
+          </w:tblBorders>
+          <w:tblCellMar>
+            <w:top w:w="0" w:type="dxa"/>
+            <w:left w:w="0" w:type="dxa"/>
+            <w:bottom w:w="0" w:type="dxa"/>
+            <w:right w:w="0" w:type="dxa"/>
+          </w:tblCellMar>
+        </w:tblPrEx>
         <w:trPr>
-          <w:trHeight w:val="863"/>
+          <w:trHeight w:val="863" w:hRule="atLeast"/>
         </w:trPr>
         <w:tc>
           <w:tcPr>
@@ -3831,7 +4397,7 @@
           </w:tcPr>
           <w:p>
             <w:pPr>
-              <w:pStyle w:val="TableText"/>
+              <w:pStyle w:val="27"/>
               <w:spacing w:before="218" w:line="226" w:lineRule="auto"/>
               <w:ind w:left="137"/>
               <w:rPr>
@@ -3842,7 +4408,6 @@
               <w:rPr>
                 <w:spacing w:val="-3"/>
               </w:rPr>
-              <w:lastRenderedPageBreak/>
               <w:t>实施阶段</w:t>
             </w:r>
           </w:p>
@@ -3853,7 +4418,7 @@
           </w:tcPr>
           <w:p>
             <w:pPr>
-              <w:pStyle w:val="TableText"/>
+              <w:pStyle w:val="27"/>
               <w:spacing w:before="218" w:line="293" w:lineRule="auto"/>
               <w:ind w:left="130" w:right="513" w:hanging="7"/>
               <w:rPr>
@@ -3902,13 +4467,13 @@
             </w:r>
             <w:r>
               <w:rPr>
-                <w:rFonts w:eastAsiaTheme="minorEastAsia" w:hint="eastAsia"/>
-                <w:spacing w:val="-1"/>
-                <w:sz w:val="22"/>
-                <w:szCs w:val="22"/>
-                <w:lang w:eastAsia="zh-CN"/>
-              </w:rPr>
-              <w:t>6</w:t>
+                <w:rFonts w:hint="eastAsia"/>
+                <w:spacing w:val="-1"/>
+                <w:sz w:val="22"/>
+                <w:szCs w:val="22"/>
+                <w:lang w:val="en-US" w:eastAsia="zh-CN"/>
+              </w:rPr>
+              <w:t>5</w:t>
             </w:r>
             <w:r>
               <w:rPr>
@@ -3917,17 +4482,17 @@
                 <w:sz w:val="22"/>
                 <w:szCs w:val="22"/>
               </w:rPr>
-              <w:t>.0</w:t>
-            </w:r>
-            <w:r>
-              <w:rPr>
-                <w:rFonts w:hint="eastAsia"/>
-                <w:spacing w:val="-1"/>
-                <w:sz w:val="22"/>
-                <w:szCs w:val="22"/>
-                <w:lang w:eastAsia="zh-CN"/>
-              </w:rPr>
-              <w:t>1</w:t>
+              <w:t>.</w:t>
+            </w:r>
+            <w:r>
+              <w:rPr>
+                <w:rFonts w:hint="eastAsia"/>
+                <w:spacing w:val="-1"/>
+                <w:sz w:val="22"/>
+                <w:szCs w:val="22"/>
+                <w:lang w:val="en-US" w:eastAsia="zh-CN"/>
+              </w:rPr>
+              <w:t>12</w:t>
             </w:r>
             <w:r>
               <w:rPr>
@@ -3936,7 +4501,17 @@
                 <w:sz w:val="22"/>
                 <w:szCs w:val="22"/>
               </w:rPr>
-              <w:t>.20</w:t>
+              <w:t>.1</w:t>
+            </w:r>
+            <w:r>
+              <w:rPr>
+                <w:rFonts w:hint="eastAsia"/>
+                <w:spacing w:val="-1"/>
+                <w:sz w:val="22"/>
+                <w:szCs w:val="22"/>
+                <w:lang w:val="en-US" w:eastAsia="zh-CN"/>
+              </w:rPr>
+              <w:t>5</w:t>
             </w:r>
           </w:p>
         </w:tc>
@@ -3965,13 +4540,13 @@
             </w:r>
             <w:r>
               <w:rPr>
-                <w:rFonts w:eastAsiaTheme="minorEastAsia" w:hint="eastAsia"/>
-                <w:spacing w:val="-1"/>
-                <w:sz w:val="22"/>
-                <w:szCs w:val="22"/>
-                <w:lang w:eastAsia="zh-CN"/>
-              </w:rPr>
-              <w:t>6</w:t>
+                <w:rFonts w:hint="eastAsia"/>
+                <w:spacing w:val="-1"/>
+                <w:sz w:val="22"/>
+                <w:szCs w:val="22"/>
+                <w:lang w:val="en-US" w:eastAsia="zh-CN"/>
+              </w:rPr>
+              <w:t>5</w:t>
             </w:r>
             <w:r>
               <w:rPr>
@@ -3980,17 +4555,17 @@
                 <w:sz w:val="22"/>
                 <w:szCs w:val="22"/>
               </w:rPr>
-              <w:t>.0</w:t>
-            </w:r>
-            <w:r>
-              <w:rPr>
-                <w:rFonts w:hint="eastAsia"/>
-                <w:spacing w:val="-1"/>
-                <w:sz w:val="22"/>
-                <w:szCs w:val="22"/>
-                <w:lang w:eastAsia="zh-CN"/>
-              </w:rPr>
-              <w:t>1</w:t>
+              <w:t>.</w:t>
+            </w:r>
+            <w:r>
+              <w:rPr>
+                <w:rFonts w:hint="eastAsia"/>
+                <w:spacing w:val="-1"/>
+                <w:sz w:val="22"/>
+                <w:szCs w:val="22"/>
+                <w:lang w:val="en-US" w:eastAsia="zh-CN"/>
+              </w:rPr>
+              <w:t>12</w:t>
             </w:r>
             <w:r>
               <w:rPr>
@@ -3999,14 +4574,40 @@
                 <w:sz w:val="22"/>
                 <w:szCs w:val="22"/>
               </w:rPr>
-              <w:t>.21</w:t>
+              <w:t>.1</w:t>
+            </w:r>
+            <w:r>
+              <w:rPr>
+                <w:rFonts w:hint="eastAsia"/>
+                <w:spacing w:val="-1"/>
+                <w:sz w:val="22"/>
+                <w:szCs w:val="22"/>
+                <w:lang w:val="en-US" w:eastAsia="zh-CN"/>
+              </w:rPr>
+              <w:t>7</w:t>
             </w:r>
           </w:p>
         </w:tc>
       </w:tr>
       <w:tr>
+        <w:tblPrEx>
+          <w:tblBorders>
+            <w:top w:val="single" w:color="000000" w:sz="2" w:space="0"/>
+            <w:left w:val="single" w:color="000000" w:sz="2" w:space="0"/>
+            <w:bottom w:val="single" w:color="000000" w:sz="2" w:space="0"/>
+            <w:right w:val="single" w:color="000000" w:sz="2" w:space="0"/>
+            <w:insideH w:val="single" w:color="000000" w:sz="2" w:space="0"/>
+            <w:insideV w:val="single" w:color="000000" w:sz="2" w:space="0"/>
+          </w:tblBorders>
+          <w:tblCellMar>
+            <w:top w:w="0" w:type="dxa"/>
+            <w:left w:w="0" w:type="dxa"/>
+            <w:bottom w:w="0" w:type="dxa"/>
+            <w:right w:w="0" w:type="dxa"/>
+          </w:tblCellMar>
+        </w:tblPrEx>
         <w:trPr>
-          <w:trHeight w:val="830"/>
+          <w:trHeight w:val="830" w:hRule="atLeast"/>
         </w:trPr>
         <w:tc>
           <w:tcPr>
@@ -4014,7 +4615,7 @@
           </w:tcPr>
           <w:p>
             <w:pPr>
-              <w:pStyle w:val="TableText"/>
+              <w:pStyle w:val="27"/>
               <w:spacing w:before="218" w:line="227" w:lineRule="auto"/>
               <w:ind w:left="130"/>
               <w:rPr>
@@ -4035,7 +4636,7 @@
           </w:tcPr>
           <w:p>
             <w:pPr>
-              <w:pStyle w:val="TableText"/>
+              <w:pStyle w:val="27"/>
               <w:spacing w:before="218" w:line="294" w:lineRule="auto"/>
               <w:ind w:left="127" w:right="294" w:firstLine="3"/>
               <w:rPr>
@@ -4077,13 +4678,13 @@
             </w:r>
             <w:r>
               <w:rPr>
-                <w:rFonts w:eastAsiaTheme="minorEastAsia" w:hint="eastAsia"/>
-                <w:spacing w:val="-1"/>
-                <w:sz w:val="22"/>
-                <w:szCs w:val="22"/>
-                <w:lang w:eastAsia="zh-CN"/>
-              </w:rPr>
-              <w:t>6</w:t>
+                <w:rFonts w:hint="eastAsia"/>
+                <w:spacing w:val="-1"/>
+                <w:sz w:val="22"/>
+                <w:szCs w:val="22"/>
+                <w:lang w:val="en-US" w:eastAsia="zh-CN"/>
+              </w:rPr>
+              <w:t>5</w:t>
             </w:r>
             <w:r>
               <w:rPr>
@@ -4092,17 +4693,17 @@
                 <w:sz w:val="22"/>
                 <w:szCs w:val="22"/>
               </w:rPr>
-              <w:t>.0</w:t>
-            </w:r>
-            <w:r>
-              <w:rPr>
-                <w:rFonts w:hint="eastAsia"/>
-                <w:spacing w:val="-1"/>
-                <w:sz w:val="22"/>
-                <w:szCs w:val="22"/>
-                <w:lang w:eastAsia="zh-CN"/>
-              </w:rPr>
-              <w:t>1</w:t>
+              <w:t>.</w:t>
+            </w:r>
+            <w:r>
+              <w:rPr>
+                <w:rFonts w:hint="eastAsia"/>
+                <w:spacing w:val="-1"/>
+                <w:sz w:val="22"/>
+                <w:szCs w:val="22"/>
+                <w:lang w:val="en-US" w:eastAsia="zh-CN"/>
+              </w:rPr>
+              <w:t>12</w:t>
             </w:r>
             <w:r>
               <w:rPr>
@@ -4111,7 +4712,17 @@
                 <w:sz w:val="22"/>
                 <w:szCs w:val="22"/>
               </w:rPr>
-              <w:t>.22</w:t>
+              <w:t>.1</w:t>
+            </w:r>
+            <w:r>
+              <w:rPr>
+                <w:rFonts w:hint="eastAsia"/>
+                <w:spacing w:val="-1"/>
+                <w:sz w:val="22"/>
+                <w:szCs w:val="22"/>
+                <w:lang w:val="en-US" w:eastAsia="zh-CN"/>
+              </w:rPr>
+              <w:t>7</w:t>
             </w:r>
           </w:p>
         </w:tc>
@@ -4124,11 +4735,31 @@
               <w:spacing w:before="229" w:line="238" w:lineRule="auto"/>
               <w:ind w:left="125"/>
               <w:rPr>
+                <w:rFonts w:hint="default" w:eastAsia="宋体"/>
+                <w:sz w:val="22"/>
+                <w:szCs w:val="22"/>
+                <w:lang w:val="en-US" w:eastAsia="zh-CN"/>
+              </w:rPr>
+            </w:pPr>
+            <w:r>
+              <w:rPr>
                 <w:rFonts w:eastAsia="Arial"/>
-                <w:sz w:val="22"/>
-                <w:szCs w:val="22"/>
-              </w:rPr>
-            </w:pPr>
+                <w:spacing w:val="-1"/>
+                <w:sz w:val="22"/>
+                <w:szCs w:val="22"/>
+              </w:rPr>
+              <w:t>202</w:t>
+            </w:r>
+            <w:r>
+              <w:rPr>
+                <w:rFonts w:hint="eastAsia"/>
+                <w:spacing w:val="-1"/>
+                <w:sz w:val="22"/>
+                <w:szCs w:val="22"/>
+                <w:lang w:val="en-US" w:eastAsia="zh-CN"/>
+              </w:rPr>
+              <w:t>5</w:t>
+            </w:r>
             <w:r>
               <w:rPr>
                 <w:rFonts w:eastAsia="Arial"/>
@@ -4136,17 +4767,17 @@
                 <w:sz w:val="22"/>
                 <w:szCs w:val="22"/>
               </w:rPr>
-              <w:t>202</w:t>
-            </w:r>
-            <w:r>
-              <w:rPr>
-                <w:rFonts w:eastAsiaTheme="minorEastAsia" w:hint="eastAsia"/>
-                <w:spacing w:val="-1"/>
-                <w:sz w:val="22"/>
-                <w:szCs w:val="22"/>
-                <w:lang w:eastAsia="zh-CN"/>
-              </w:rPr>
-              <w:t>6</w:t>
+              <w:t>.</w:t>
+            </w:r>
+            <w:r>
+              <w:rPr>
+                <w:rFonts w:hint="eastAsia"/>
+                <w:spacing w:val="-1"/>
+                <w:sz w:val="22"/>
+                <w:szCs w:val="22"/>
+                <w:lang w:val="en-US" w:eastAsia="zh-CN"/>
+              </w:rPr>
+              <w:t>12</w:t>
             </w:r>
             <w:r>
               <w:rPr>
@@ -4155,33 +4786,40 @@
                 <w:sz w:val="22"/>
                 <w:szCs w:val="22"/>
               </w:rPr>
-              <w:t>.0</w:t>
-            </w:r>
-            <w:r>
-              <w:rPr>
-                <w:rFonts w:hint="eastAsia"/>
-                <w:spacing w:val="-1"/>
-                <w:sz w:val="22"/>
-                <w:szCs w:val="22"/>
-                <w:lang w:eastAsia="zh-CN"/>
-              </w:rPr>
-              <w:t>1</w:t>
-            </w:r>
-            <w:r>
-              <w:rPr>
-                <w:rFonts w:eastAsia="Arial"/>
-                <w:spacing w:val="-1"/>
-                <w:sz w:val="22"/>
-                <w:szCs w:val="22"/>
-              </w:rPr>
-              <w:t>.28</w:t>
+              <w:t>.</w:t>
+            </w:r>
+            <w:r>
+              <w:rPr>
+                <w:rFonts w:hint="eastAsia"/>
+                <w:spacing w:val="-1"/>
+                <w:sz w:val="22"/>
+                <w:szCs w:val="22"/>
+                <w:lang w:val="en-US" w:eastAsia="zh-CN"/>
+              </w:rPr>
+              <w:t>24</w:t>
             </w:r>
           </w:p>
         </w:tc>
       </w:tr>
       <w:tr>
+        <w:tblPrEx>
+          <w:tblBorders>
+            <w:top w:val="single" w:color="000000" w:sz="2" w:space="0"/>
+            <w:left w:val="single" w:color="000000" w:sz="2" w:space="0"/>
+            <w:bottom w:val="single" w:color="000000" w:sz="2" w:space="0"/>
+            <w:right w:val="single" w:color="000000" w:sz="2" w:space="0"/>
+            <w:insideH w:val="single" w:color="000000" w:sz="2" w:space="0"/>
+            <w:insideV w:val="single" w:color="000000" w:sz="2" w:space="0"/>
+          </w:tblBorders>
+          <w:tblCellMar>
+            <w:top w:w="0" w:type="dxa"/>
+            <w:left w:w="0" w:type="dxa"/>
+            <w:bottom w:w="0" w:type="dxa"/>
+            <w:right w:w="0" w:type="dxa"/>
+          </w:tblCellMar>
+        </w:tblPrEx>
         <w:trPr>
-          <w:trHeight w:val="697"/>
+          <w:trHeight w:val="697" w:hRule="atLeast"/>
         </w:trPr>
         <w:tc>
           <w:tcPr>
@@ -4189,7 +4827,7 @@
           </w:tcPr>
           <w:p>
             <w:pPr>
-              <w:pStyle w:val="TableText"/>
+              <w:pStyle w:val="27"/>
               <w:spacing w:before="218" w:line="228" w:lineRule="auto"/>
               <w:ind w:left="126"/>
               <w:rPr>
@@ -4210,7 +4848,7 @@
           </w:tcPr>
           <w:p>
             <w:pPr>
-              <w:pStyle w:val="TableText"/>
+              <w:pStyle w:val="27"/>
               <w:spacing w:before="219" w:line="226" w:lineRule="auto"/>
               <w:ind w:left="125"/>
               <w:rPr>
@@ -4234,11 +4872,31 @@
               <w:spacing w:before="229" w:line="238" w:lineRule="auto"/>
               <w:ind w:left="124"/>
               <w:rPr>
+                <w:rFonts w:hint="default" w:eastAsia="Arial"/>
+                <w:sz w:val="22"/>
+                <w:szCs w:val="22"/>
+                <w:lang w:val="en-US"/>
+              </w:rPr>
+            </w:pPr>
+            <w:r>
+              <w:rPr>
                 <w:rFonts w:eastAsia="Arial"/>
-                <w:sz w:val="22"/>
-                <w:szCs w:val="22"/>
-              </w:rPr>
-            </w:pPr>
+                <w:spacing w:val="-1"/>
+                <w:sz w:val="22"/>
+                <w:szCs w:val="22"/>
+              </w:rPr>
+              <w:t>202</w:t>
+            </w:r>
+            <w:r>
+              <w:rPr>
+                <w:rFonts w:hint="eastAsia"/>
+                <w:spacing w:val="-1"/>
+                <w:sz w:val="22"/>
+                <w:szCs w:val="22"/>
+                <w:lang w:val="en-US" w:eastAsia="zh-CN"/>
+              </w:rPr>
+              <w:t>5</w:t>
+            </w:r>
             <w:r>
               <w:rPr>
                 <w:rFonts w:eastAsia="Arial"/>
@@ -4246,17 +4904,17 @@
                 <w:sz w:val="22"/>
                 <w:szCs w:val="22"/>
               </w:rPr>
-              <w:t>202</w:t>
-            </w:r>
-            <w:r>
-              <w:rPr>
-                <w:rFonts w:eastAsiaTheme="minorEastAsia" w:hint="eastAsia"/>
-                <w:spacing w:val="-1"/>
-                <w:sz w:val="22"/>
-                <w:szCs w:val="22"/>
-                <w:lang w:eastAsia="zh-CN"/>
-              </w:rPr>
-              <w:t>6</w:t>
+              <w:t>.</w:t>
+            </w:r>
+            <w:r>
+              <w:rPr>
+                <w:rFonts w:hint="eastAsia"/>
+                <w:spacing w:val="-1"/>
+                <w:sz w:val="22"/>
+                <w:szCs w:val="22"/>
+                <w:lang w:val="en-US" w:eastAsia="zh-CN"/>
+              </w:rPr>
+              <w:t>12</w:t>
             </w:r>
             <w:r>
               <w:rPr>
@@ -4265,26 +4923,17 @@
                 <w:sz w:val="22"/>
                 <w:szCs w:val="22"/>
               </w:rPr>
-              <w:t>.0</w:t>
-            </w:r>
-            <w:r>
-              <w:rPr>
-                <w:rFonts w:hint="eastAsia"/>
-                <w:spacing w:val="-1"/>
-                <w:sz w:val="22"/>
-                <w:szCs w:val="22"/>
-                <w:lang w:eastAsia="zh-CN"/>
-              </w:rPr>
-              <w:t>1</w:t>
-            </w:r>
-            <w:r>
-              <w:rPr>
-                <w:rFonts w:eastAsia="Arial"/>
-                <w:spacing w:val="-1"/>
-                <w:sz w:val="22"/>
-                <w:szCs w:val="22"/>
-              </w:rPr>
-              <w:t>.29</w:t>
+              <w:t>.</w:t>
+            </w:r>
+            <w:r>
+              <w:rPr>
+                <w:rFonts w:hint="eastAsia"/>
+                <w:spacing w:val="-1"/>
+                <w:sz w:val="22"/>
+                <w:szCs w:val="22"/>
+                <w:lang w:val="en-US" w:eastAsia="zh-CN"/>
+              </w:rPr>
+              <w:t>25</w:t>
             </w:r>
           </w:p>
         </w:tc>
@@ -4297,11 +4946,31 @@
               <w:spacing w:before="229" w:line="238" w:lineRule="auto"/>
               <w:ind w:left="125"/>
               <w:rPr>
+                <w:rFonts w:hint="default" w:eastAsia="Arial"/>
+                <w:sz w:val="22"/>
+                <w:szCs w:val="22"/>
+                <w:lang w:val="en-US"/>
+              </w:rPr>
+            </w:pPr>
+            <w:r>
+              <w:rPr>
                 <w:rFonts w:eastAsia="Arial"/>
-                <w:sz w:val="22"/>
-                <w:szCs w:val="22"/>
-              </w:rPr>
-            </w:pPr>
+                <w:spacing w:val="-1"/>
+                <w:sz w:val="22"/>
+                <w:szCs w:val="22"/>
+              </w:rPr>
+              <w:t>202</w:t>
+            </w:r>
+            <w:r>
+              <w:rPr>
+                <w:rFonts w:hint="eastAsia"/>
+                <w:spacing w:val="-1"/>
+                <w:sz w:val="22"/>
+                <w:szCs w:val="22"/>
+                <w:lang w:val="en-US" w:eastAsia="zh-CN"/>
+              </w:rPr>
+              <w:t>5</w:t>
+            </w:r>
             <w:r>
               <w:rPr>
                 <w:rFonts w:eastAsia="Arial"/>
@@ -4309,17 +4978,17 @@
                 <w:sz w:val="22"/>
                 <w:szCs w:val="22"/>
               </w:rPr>
-              <w:t>202</w:t>
-            </w:r>
-            <w:r>
-              <w:rPr>
-                <w:rFonts w:eastAsiaTheme="minorEastAsia" w:hint="eastAsia"/>
-                <w:spacing w:val="-1"/>
-                <w:sz w:val="22"/>
-                <w:szCs w:val="22"/>
-                <w:lang w:eastAsia="zh-CN"/>
-              </w:rPr>
-              <w:t>6</w:t>
+              <w:t>.</w:t>
+            </w:r>
+            <w:r>
+              <w:rPr>
+                <w:rFonts w:hint="eastAsia"/>
+                <w:spacing w:val="-1"/>
+                <w:sz w:val="22"/>
+                <w:szCs w:val="22"/>
+                <w:lang w:val="en-US" w:eastAsia="zh-CN"/>
+              </w:rPr>
+              <w:t>12</w:t>
             </w:r>
             <w:r>
               <w:rPr>
@@ -4328,26 +4997,17 @@
                 <w:sz w:val="22"/>
                 <w:szCs w:val="22"/>
               </w:rPr>
-              <w:t>.0</w:t>
-            </w:r>
-            <w:r>
-              <w:rPr>
-                <w:rFonts w:hint="eastAsia"/>
-                <w:spacing w:val="-1"/>
-                <w:sz w:val="22"/>
-                <w:szCs w:val="22"/>
-                <w:lang w:eastAsia="zh-CN"/>
-              </w:rPr>
-              <w:t>1</w:t>
-            </w:r>
-            <w:r>
-              <w:rPr>
-                <w:rFonts w:eastAsia="Arial"/>
-                <w:spacing w:val="-1"/>
-                <w:sz w:val="22"/>
-                <w:szCs w:val="22"/>
-              </w:rPr>
-              <w:t>.31</w:t>
+              <w:t>.</w:t>
+            </w:r>
+            <w:r>
+              <w:rPr>
+                <w:rFonts w:hint="eastAsia"/>
+                <w:spacing w:val="-1"/>
+                <w:sz w:val="22"/>
+                <w:szCs w:val="22"/>
+                <w:lang w:val="en-US" w:eastAsia="zh-CN"/>
+              </w:rPr>
+              <w:t>25</w:t>
             </w:r>
           </w:p>
         </w:tc>
@@ -4355,9 +5015,9 @@
     </w:tbl>
     <w:p>
       <w:pPr>
-        <w:pStyle w:val="10"/>
-      </w:pPr>
-      <w:bookmarkStart w:id="17" w:name="_Toc20821"/>
+        <w:pStyle w:val="28"/>
+      </w:pPr>
+      <w:bookmarkStart w:id="17" w:name="_Toc29337"/>
       <w:r>
         <w:t>实施步骤</w:t>
       </w:r>
@@ -4365,9 +5025,9 @@
     </w:p>
     <w:p>
       <w:pPr>
-        <w:pStyle w:val="20"/>
-      </w:pPr>
-      <w:bookmarkStart w:id="18" w:name="_Toc11098"/>
+        <w:pStyle w:val="30"/>
+      </w:pPr>
+      <w:bookmarkStart w:id="18" w:name="_Toc13728"/>
       <w:r>
         <w:t>服务器采购与到货验收</w:t>
       </w:r>
@@ -4375,7 +5035,7 @@
     </w:p>
     <w:p>
       <w:pPr>
-        <w:pStyle w:val="af"/>
+        <w:pStyle w:val="41"/>
         <w:numPr>
           <w:ilvl w:val="0"/>
           <w:numId w:val="6"/>
@@ -4387,7 +5047,7 @@
     </w:p>
     <w:p>
       <w:pPr>
-        <w:pStyle w:val="af"/>
+        <w:pStyle w:val="41"/>
         <w:numPr>
           <w:ilvl w:val="0"/>
           <w:numId w:val="6"/>
@@ -4399,9 +5059,9 @@
     </w:p>
     <w:p>
       <w:pPr>
-        <w:pStyle w:val="20"/>
-      </w:pPr>
-      <w:bookmarkStart w:id="19" w:name="_Toc8510"/>
+        <w:pStyle w:val="30"/>
+      </w:pPr>
+      <w:bookmarkStart w:id="19" w:name="_Toc10745"/>
       <w:r>
         <w:t>服务器安装与部署</w:t>
       </w:r>
@@ -4409,7 +5069,7 @@
     </w:p>
     <w:p>
       <w:pPr>
-        <w:pStyle w:val="ad"/>
+        <w:pStyle w:val="29"/>
         <w:numPr>
           <w:ilvl w:val="0"/>
           <w:numId w:val="7"/>
@@ -4422,7 +5082,7 @@
     </w:p>
     <w:p>
       <w:pPr>
-        <w:pStyle w:val="ad"/>
+        <w:pStyle w:val="29"/>
         <w:numPr>
           <w:ilvl w:val="0"/>
           <w:numId w:val="7"/>
@@ -4435,7 +5095,7 @@
     </w:p>
     <w:p>
       <w:pPr>
-        <w:pStyle w:val="ad"/>
+        <w:pStyle w:val="29"/>
         <w:numPr>
           <w:ilvl w:val="0"/>
           <w:numId w:val="7"/>
@@ -4448,9 +5108,9 @@
     </w:p>
     <w:p>
       <w:pPr>
-        <w:pStyle w:val="20"/>
-      </w:pPr>
-      <w:bookmarkStart w:id="20" w:name="_Toc21671"/>
+        <w:pStyle w:val="30"/>
+      </w:pPr>
+      <w:bookmarkStart w:id="20" w:name="_Toc28307"/>
       <w:r>
         <w:t>系统测试与调试</w:t>
       </w:r>
@@ -4458,7 +5118,7 @@
     </w:p>
     <w:p>
       <w:pPr>
-        <w:pStyle w:val="af"/>
+        <w:pStyle w:val="41"/>
         <w:numPr>
           <w:ilvl w:val="0"/>
           <w:numId w:val="8"/>
@@ -4470,7 +5130,7 @@
     </w:p>
     <w:p>
       <w:pPr>
-        <w:pStyle w:val="af"/>
+        <w:pStyle w:val="41"/>
         <w:numPr>
           <w:ilvl w:val="0"/>
           <w:numId w:val="8"/>
@@ -4482,20 +5142,19 @@
     </w:p>
     <w:p>
       <w:pPr>
-        <w:pStyle w:val="af"/>
+        <w:pStyle w:val="41"/>
         <w:numPr>
           <w:ilvl w:val="0"/>
           <w:numId w:val="8"/>
         </w:numPr>
       </w:pPr>
       <w:r>
-        <w:lastRenderedPageBreak/>
         <w:t>兼容性测试：测试新增服务器与现有系统、软件、硬件等的兼容性，确保系统能够正常协同工作。</w:t>
       </w:r>
     </w:p>
     <w:p>
       <w:pPr>
-        <w:pStyle w:val="af"/>
+        <w:pStyle w:val="41"/>
         <w:numPr>
           <w:ilvl w:val="0"/>
           <w:numId w:val="8"/>
@@ -4507,9 +5166,9 @@
     </w:p>
     <w:p>
       <w:pPr>
-        <w:pStyle w:val="10"/>
-      </w:pPr>
-      <w:bookmarkStart w:id="21" w:name="_Toc22620"/>
+        <w:pStyle w:val="28"/>
+      </w:pPr>
+      <w:bookmarkStart w:id="21" w:name="_Toc28162"/>
       <w:r>
         <w:t>验收与总结</w:t>
       </w:r>
@@ -4517,9 +5176,9 @@
     </w:p>
     <w:p>
       <w:pPr>
-        <w:pStyle w:val="20"/>
-      </w:pPr>
-      <w:bookmarkStart w:id="22" w:name="_Toc7134"/>
+        <w:pStyle w:val="30"/>
+      </w:pPr>
+      <w:bookmarkStart w:id="22" w:name="_Toc12658"/>
       <w:r>
         <w:t>验收标准</w:t>
       </w:r>
@@ -4527,51 +5186,33 @@
     </w:p>
     <w:p>
       <w:pPr>
-        <w:pStyle w:val="af"/>
+        <w:pStyle w:val="41"/>
         <w:numPr>
           <w:ilvl w:val="0"/>
           <w:numId w:val="9"/>
         </w:numPr>
       </w:pPr>
       <w:r>
-        <w:t>服务器性能：系统能够顺畅处理</w:t>
-      </w:r>
-      <w:r>
-        <w:t>10</w:t>
-      </w:r>
-      <w:r>
-        <w:t>路视频转码并发请求，每一路响应时间在</w:t>
-      </w:r>
-      <w:r>
-        <w:t>3</w:t>
-      </w:r>
-      <w:r>
-        <w:t>秒以内。</w:t>
+        <w:t>服务器性能：系统能够顺畅处理并发请求，响应时间在3秒以内。</w:t>
       </w:r>
     </w:p>
     <w:p>
       <w:pPr>
-        <w:pStyle w:val="af"/>
+        <w:pStyle w:val="41"/>
         <w:numPr>
           <w:ilvl w:val="0"/>
           <w:numId w:val="9"/>
         </w:numPr>
       </w:pPr>
       <w:r>
-        <w:t>系统稳定性：连续运行</w:t>
-      </w:r>
-      <w:r>
-        <w:t>5</w:t>
-      </w:r>
-      <w:r>
-        <w:t>天以上，无故障发生。</w:t>
+        <w:t>系统稳定性：连续运行5天以上，无故障发生。</w:t>
       </w:r>
     </w:p>
     <w:p>
       <w:pPr>
-        <w:pStyle w:val="20"/>
-      </w:pPr>
-      <w:bookmarkStart w:id="23" w:name="_Toc11300"/>
+        <w:pStyle w:val="30"/>
+      </w:pPr>
+      <w:bookmarkStart w:id="23" w:name="_Toc26011"/>
       <w:r>
         <w:t>验收流程</w:t>
       </w:r>
@@ -4579,7 +5220,7 @@
     </w:p>
     <w:p>
       <w:pPr>
-        <w:pStyle w:val="af"/>
+        <w:pStyle w:val="41"/>
         <w:numPr>
           <w:ilvl w:val="0"/>
           <w:numId w:val="10"/>
@@ -4627,7 +5268,7 @@
     </w:p>
     <w:p>
       <w:pPr>
-        <w:pStyle w:val="af"/>
+        <w:pStyle w:val="41"/>
         <w:numPr>
           <w:ilvl w:val="0"/>
           <w:numId w:val="10"/>
@@ -4639,7 +5280,7 @@
     </w:p>
     <w:p>
       <w:pPr>
-        <w:pStyle w:val="af"/>
+        <w:pStyle w:val="41"/>
         <w:numPr>
           <w:ilvl w:val="0"/>
           <w:numId w:val="10"/>
@@ -4651,7 +5292,7 @@
     </w:p>
     <w:p>
       <w:pPr>
-        <w:pStyle w:val="af"/>
+        <w:pStyle w:val="41"/>
         <w:numPr>
           <w:ilvl w:val="0"/>
           <w:numId w:val="10"/>
@@ -4663,9 +5304,9 @@
     </w:p>
     <w:p>
       <w:pPr>
-        <w:pStyle w:val="20"/>
-      </w:pPr>
-      <w:bookmarkStart w:id="24" w:name="_Toc22243"/>
+        <w:pStyle w:val="30"/>
+      </w:pPr>
+      <w:bookmarkStart w:id="24" w:name="_Toc17063"/>
       <w:r>
         <w:t>项目总结</w:t>
       </w:r>
@@ -4673,7 +5314,7 @@
     </w:p>
     <w:p>
       <w:pPr>
-        <w:pStyle w:val="af"/>
+        <w:pStyle w:val="41"/>
         <w:numPr>
           <w:ilvl w:val="0"/>
           <w:numId w:val="11"/>
@@ -4685,7 +5326,7 @@
     </w:p>
     <w:p>
       <w:pPr>
-        <w:pStyle w:val="af"/>
+        <w:pStyle w:val="41"/>
         <w:numPr>
           <w:ilvl w:val="0"/>
           <w:numId w:val="11"/>
@@ -4697,7 +5338,7 @@
     </w:p>
     <w:p>
       <w:pPr>
-        <w:pStyle w:val="af"/>
+        <w:pStyle w:val="41"/>
         <w:numPr>
           <w:ilvl w:val="0"/>
           <w:numId w:val="11"/>
@@ -4708,19 +5349,19 @@
       </w:r>
     </w:p>
     <w:sectPr>
-      <w:headerReference w:type="default" r:id="rId7"/>
+      <w:headerReference r:id="rId5" w:type="default"/>
       <w:pgSz w:w="11906" w:h="16838"/>
       <w:pgMar w:top="1417" w:right="1800" w:bottom="1440" w:left="1800" w:header="1140" w:footer="992" w:gutter="0"/>
-      <w:cols w:space="425"/>
-      <w:docGrid w:type="lines" w:linePitch="312"/>
+      <w:cols w:space="425" w:num="1"/>
+      <w:docGrid w:type="lines" w:linePitch="312" w:charSpace="0"/>
     </w:sectPr>
   </w:body>
 </w:document>
 </file>
 
 <file path=word/endnotes.xml><?xml version="1.0" encoding="utf-8"?>
-<w:endnotes xmlns:wpc="http://schemas.microsoft.com/office/word/2010/wordprocessingCanvas" xmlns:cx="http://schemas.microsoft.com/office/drawing/2014/chartex" xmlns:cx1="http://schemas.microsoft.com/office/drawing/2015/9/8/chartex" xmlns:cx2="http://schemas.microsoft.com/office/drawing/2015/10/21/chartex" xmlns:cx3="http://schemas.microsoft.com/office/drawing/2016/5/9/chartex" xmlns:cx4="http://schemas.microsoft.com/office/drawing/2016/5/10/chartex" xmlns:cx5="http://schemas.microsoft.com/office/drawing/2016/5/11/chartex" xmlns:cx6="http://schemas.microsoft.com/office/drawing/2016/5/12/chartex" xmlns:cx7="http://schemas.microsoft.com/office/drawing/2016/5/13/chartex" xmlns:cx8="http://schemas.microsoft.com/office/drawing/2016/5/14/chartex" xmlns:mc="http://schemas.openxmlformats.org/markup-compatibility/2006" xmlns:aink="http://schemas.microsoft.com/office/drawing/2016/ink" xmlns:am3d="http://schemas.microsoft.com/office/drawing/2017/model3d" xmlns:o="urn:schemas-microsoft-com:office:office" xmlns:oel="http://schemas.microsoft.com/office/2019/extlst" xmlns:r="http://schemas.openxmlformats.org/officeDocument/2006/relationships" xmlns:m="http://schemas.openxmlformats.org/officeDocument/2006/math" xmlns:v="urn:schemas-microsoft-com:vml" xmlns:wp14="http://schemas.microsoft.com/office/word/2010/wordprocessingDrawing" xmlns:wp="http://schemas.openxmlformats.org/drawingml/2006/wordprocessingDrawing" xmlns:w10="urn:schemas-microsoft-com:office:word" xmlns:w="http://schemas.openxmlformats.org/wordprocessingml/2006/main" xmlns:w14="http://schemas.microsoft.com/office/word/2010/wordml" xmlns:w15="http://schemas.microsoft.com/office/word/2012/wordml" xmlns:w16cex="http://schemas.microsoft.com/office/word/2018/wordml/cex" xmlns:w16cid="http://schemas.microsoft.com/office/word/2016/wordml/cid" xmlns:w16="http://schemas.microsoft.com/office/word/2018/wordml" xmlns:w16du="http://schemas.microsoft.com/office/word/2023/wordml/word16du" xmlns:w16sdtdh="http://schemas.microsoft.com/office/word/2020/wordml/sdtdatahash" xmlns:w16sdtfl="http://schemas.microsoft.com/office/word/2024/wordml/sdtformatlock" xmlns:w16se="http://schemas.microsoft.com/office/word/2015/wordml/symex" xmlns:wpg="http://schemas.microsoft.com/office/word/2010/wordprocessingGroup" xmlns:wpi="http://schemas.microsoft.com/office/word/2010/wordprocessingInk" xmlns:wne="http://schemas.microsoft.com/office/word/2006/wordml" xmlns:wps="http://schemas.microsoft.com/office/word/2010/wordprocessingShape" mc:Ignorable="w14 w15 w16se w16cid w16 w16cex w16sdtdh w16sdtfl w16du wp14">
-  <w:endnote w:type="separator" w:id="-1">
+<w:endnotes xmlns:wpc="http://schemas.microsoft.com/office/word/2010/wordprocessingCanvas" xmlns:mc="http://schemas.openxmlformats.org/markup-compatibility/2006" xmlns:o="urn:schemas-microsoft-com:office:office" xmlns:r="http://schemas.openxmlformats.org/officeDocument/2006/relationships" xmlns:m="http://schemas.openxmlformats.org/officeDocument/2006/math" xmlns:v="urn:schemas-microsoft-com:vml" xmlns:wp14="http://schemas.microsoft.com/office/word/2010/wordprocessingDrawing" xmlns:wp="http://schemas.openxmlformats.org/drawingml/2006/wordprocessingDrawing" xmlns:w="http://schemas.openxmlformats.org/wordprocessingml/2006/main" xmlns:w14="http://schemas.microsoft.com/office/word/2010/wordml" xmlns:w15="http://schemas.microsoft.com/office/word/2012/wordml" xmlns:w10="urn:schemas-microsoft-com:office:word" xmlns:wpg="http://schemas.microsoft.com/office/word/2010/wordprocessingGroup" xmlns:wpi="http://schemas.microsoft.com/office/word/2010/wordprocessingInk" xmlns:wne="http://schemas.microsoft.com/office/word/2006/wordml" xmlns:wps="http://schemas.microsoft.com/office/word/2010/wordprocessingShape" xmlns:wpsCustomData="http://www.wps.cn/officeDocument/2013/wpsCustomData" mc:Ignorable="w14 w15 wp14">
+  <w:endnote w:type="separator" w:id="0">
     <w:p>
       <w:pPr>
         <w:spacing w:line="240" w:lineRule="auto"/>
@@ -4730,7 +5371,7 @@
       </w:r>
     </w:p>
   </w:endnote>
-  <w:endnote w:type="continuationSeparator" w:id="0">
+  <w:endnote w:type="continuationSeparator" w:id="1">
     <w:p>
       <w:pPr>
         <w:spacing w:line="240" w:lineRule="auto"/>
@@ -4744,21 +5385,21 @@
 </file>
 
 <file path=word/footnotes.xml><?xml version="1.0" encoding="utf-8"?>
-<w:footnotes xmlns:wpc="http://schemas.microsoft.com/office/word/2010/wordprocessingCanvas" xmlns:cx="http://schemas.microsoft.com/office/drawing/2014/chartex" xmlns:cx1="http://schemas.microsoft.com/office/drawing/2015/9/8/chartex" xmlns:cx2="http://schemas.microsoft.com/office/drawing/2015/10/21/chartex" xmlns:cx3="http://schemas.microsoft.com/office/drawing/2016/5/9/chartex" xmlns:cx4="http://schemas.microsoft.com/office/drawing/2016/5/10/chartex" xmlns:cx5="http://schemas.microsoft.com/office/drawing/2016/5/11/chartex" xmlns:cx6="http://schemas.microsoft.com/office/drawing/2016/5/12/chartex" xmlns:cx7="http://schemas.microsoft.com/office/drawing/2016/5/13/chartex" xmlns:cx8="http://schemas.microsoft.com/office/drawing/2016/5/14/chartex" xmlns:mc="http://schemas.openxmlformats.org/markup-compatibility/2006" xmlns:aink="http://schemas.microsoft.com/office/drawing/2016/ink" xmlns:am3d="http://schemas.microsoft.com/office/drawing/2017/model3d" xmlns:o="urn:schemas-microsoft-com:office:office" xmlns:oel="http://schemas.microsoft.com/office/2019/extlst" xmlns:r="http://schemas.openxmlformats.org/officeDocument/2006/relationships" xmlns:m="http://schemas.openxmlformats.org/officeDocument/2006/math" xmlns:v="urn:schemas-microsoft-com:vml" xmlns:wp14="http://schemas.microsoft.com/office/word/2010/wordprocessingDrawing" xmlns:wp="http://schemas.openxmlformats.org/drawingml/2006/wordprocessingDrawing" xmlns:w10="urn:schemas-microsoft-com:office:word" xmlns:w="http://schemas.openxmlformats.org/wordprocessingml/2006/main" xmlns:w14="http://schemas.microsoft.com/office/word/2010/wordml" xmlns:w15="http://schemas.microsoft.com/office/word/2012/wordml" xmlns:w16cex="http://schemas.microsoft.com/office/word/2018/wordml/cex" xmlns:w16cid="http://schemas.microsoft.com/office/word/2016/wordml/cid" xmlns:w16="http://schemas.microsoft.com/office/word/2018/wordml" xmlns:w16du="http://schemas.microsoft.com/office/word/2023/wordml/word16du" xmlns:w16sdtdh="http://schemas.microsoft.com/office/word/2020/wordml/sdtdatahash" xmlns:w16sdtfl="http://schemas.microsoft.com/office/word/2024/wordml/sdtformatlock" xmlns:w16se="http://schemas.microsoft.com/office/word/2015/wordml/symex" xmlns:wpg="http://schemas.microsoft.com/office/word/2010/wordprocessingGroup" xmlns:wpi="http://schemas.microsoft.com/office/word/2010/wordprocessingInk" xmlns:wne="http://schemas.microsoft.com/office/word/2006/wordml" xmlns:wps="http://schemas.microsoft.com/office/word/2010/wordprocessingShape" mc:Ignorable="w14 w15 w16se w16cid w16 w16cex w16sdtdh w16sdtfl w16du wp14">
-  <w:footnote w:type="separator" w:id="-1">
+<w:footnotes xmlns:wpc="http://schemas.microsoft.com/office/word/2010/wordprocessingCanvas" xmlns:mc="http://schemas.openxmlformats.org/markup-compatibility/2006" xmlns:o="urn:schemas-microsoft-com:office:office" xmlns:r="http://schemas.openxmlformats.org/officeDocument/2006/relationships" xmlns:m="http://schemas.openxmlformats.org/officeDocument/2006/math" xmlns:v="urn:schemas-microsoft-com:vml" xmlns:wp14="http://schemas.microsoft.com/office/word/2010/wordprocessingDrawing" xmlns:wp="http://schemas.openxmlformats.org/drawingml/2006/wordprocessingDrawing" xmlns:w="http://schemas.openxmlformats.org/wordprocessingml/2006/main" xmlns:w14="http://schemas.microsoft.com/office/word/2010/wordml" xmlns:w15="http://schemas.microsoft.com/office/word/2012/wordml" xmlns:w10="urn:schemas-microsoft-com:office:word" xmlns:wpg="http://schemas.microsoft.com/office/word/2010/wordprocessingGroup" xmlns:wpi="http://schemas.microsoft.com/office/word/2010/wordprocessingInk" xmlns:wne="http://schemas.microsoft.com/office/word/2006/wordml" xmlns:wps="http://schemas.microsoft.com/office/word/2010/wordprocessingShape" xmlns:wpsCustomData="http://www.wps.cn/officeDocument/2013/wpsCustomData" mc:Ignorable="w14 w15 wp14">
+  <w:footnote w:type="separator" w:id="0">
     <w:p>
       <w:pPr>
-        <w:spacing w:line="240" w:lineRule="auto"/>
+        <w:spacing w:line="360" w:lineRule="auto"/>
       </w:pPr>
       <w:r>
         <w:separator/>
       </w:r>
     </w:p>
   </w:footnote>
-  <w:footnote w:type="continuationSeparator" w:id="0">
+  <w:footnote w:type="continuationSeparator" w:id="1">
     <w:p>
       <w:pPr>
-        <w:spacing w:line="240" w:lineRule="auto"/>
+        <w:spacing w:line="360" w:lineRule="auto"/>
       </w:pPr>
       <w:r>
         <w:continuationSeparator/>
@@ -4769,12 +5410,12 @@
 </file>
 
 <file path=word/header1.xml><?xml version="1.0" encoding="utf-8"?>
-<w:hdr xmlns:wpc="http://schemas.microsoft.com/office/word/2010/wordprocessingCanvas" xmlns:cx="http://schemas.microsoft.com/office/drawing/2014/chartex" xmlns:cx1="http://schemas.microsoft.com/office/drawing/2015/9/8/chartex" xmlns:cx2="http://schemas.microsoft.com/office/drawing/2015/10/21/chartex" xmlns:cx3="http://schemas.microsoft.com/office/drawing/2016/5/9/chartex" xmlns:cx4="http://schemas.microsoft.com/office/drawing/2016/5/10/chartex" xmlns:cx5="http://schemas.microsoft.com/office/drawing/2016/5/11/chartex" xmlns:cx6="http://schemas.microsoft.com/office/drawing/2016/5/12/chartex" xmlns:cx7="http://schemas.microsoft.com/office/drawing/2016/5/13/chartex" xmlns:cx8="http://schemas.microsoft.com/office/drawing/2016/5/14/chartex" xmlns:mc="http://schemas.openxmlformats.org/markup-compatibility/2006" xmlns:aink="http://schemas.microsoft.com/office/drawing/2016/ink" xmlns:am3d="http://schemas.microsoft.com/office/drawing/2017/model3d" xmlns:o="urn:schemas-microsoft-com:office:office" xmlns:oel="http://schemas.microsoft.com/office/2019/extlst" xmlns:r="http://schemas.openxmlformats.org/officeDocument/2006/relationships" xmlns:m="http://schemas.openxmlformats.org/officeDocument/2006/math" xmlns:v="urn:schemas-microsoft-com:vml" xmlns:wp14="http://schemas.microsoft.com/office/word/2010/wordprocessingDrawing" xmlns:wp="http://schemas.openxmlformats.org/drawingml/2006/wordprocessingDrawing" xmlns:w10="urn:schemas-microsoft-com:office:word" xmlns:w="http://schemas.openxmlformats.org/wordprocessingml/2006/main" xmlns:w14="http://schemas.microsoft.com/office/word/2010/wordml" xmlns:w15="http://schemas.microsoft.com/office/word/2012/wordml" xmlns:w16cex="http://schemas.microsoft.com/office/word/2018/wordml/cex" xmlns:w16cid="http://schemas.microsoft.com/office/word/2016/wordml/cid" xmlns:w16="http://schemas.microsoft.com/office/word/2018/wordml" xmlns:w16du="http://schemas.microsoft.com/office/word/2023/wordml/word16du" xmlns:w16sdtdh="http://schemas.microsoft.com/office/word/2020/wordml/sdtdatahash" xmlns:w16sdtfl="http://schemas.microsoft.com/office/word/2024/wordml/sdtformatlock" xmlns:w16se="http://schemas.microsoft.com/office/word/2015/wordml/symex" xmlns:wpg="http://schemas.microsoft.com/office/word/2010/wordprocessingGroup" xmlns:wpi="http://schemas.microsoft.com/office/word/2010/wordprocessingInk" xmlns:wne="http://schemas.microsoft.com/office/word/2006/wordml" xmlns:wps="http://schemas.microsoft.com/office/word/2010/wordprocessingShape" mc:Ignorable="w14 w15 w16se w16cid w16 w16cex w16sdtdh w16sdtfl w16du wp14">
+<w:hdr xmlns:wpc="http://schemas.microsoft.com/office/word/2010/wordprocessingCanvas" xmlns:mc="http://schemas.openxmlformats.org/markup-compatibility/2006" xmlns:o="urn:schemas-microsoft-com:office:office" xmlns:r="http://schemas.openxmlformats.org/officeDocument/2006/relationships" xmlns:m="http://schemas.openxmlformats.org/officeDocument/2006/math" xmlns:v="urn:schemas-microsoft-com:vml" xmlns:wp14="http://schemas.microsoft.com/office/word/2010/wordprocessingDrawing" xmlns:wp="http://schemas.openxmlformats.org/drawingml/2006/wordprocessingDrawing" xmlns:w10="urn:schemas-microsoft-com:office:word" xmlns:w="http://schemas.openxmlformats.org/wordprocessingml/2006/main" xmlns:w14="http://schemas.microsoft.com/office/word/2010/wordml" xmlns:w15="http://schemas.microsoft.com/office/word/2012/wordml" xmlns:wpg="http://schemas.microsoft.com/office/word/2010/wordprocessingGroup" xmlns:wpi="http://schemas.microsoft.com/office/word/2010/wordprocessingInk" xmlns:wne="http://schemas.microsoft.com/office/word/2006/wordml" xmlns:wps="http://schemas.microsoft.com/office/word/2010/wordprocessingShape" xmlns:wpsCustomData="http://www.wps.cn/officeDocument/2013/wpsCustomData" mc:Ignorable="w14 w15 wp14">
   <w:p>
     <w:pPr>
-      <w:pStyle w:val="a6"/>
+      <w:pStyle w:val="15"/>
       <w:pBdr>
-        <w:bottom w:val="single" w:sz="4" w:space="1" w:color="auto"/>
+        <w:bottom w:val="single" w:color="auto" w:sz="4" w:space="1"/>
       </w:pBdr>
       <w:jc w:val="right"/>
       <w:rPr>
@@ -4784,7 +5425,7 @@
     </w:pPr>
     <w:r>
       <w:rPr>
-        <w:rFonts w:eastAsiaTheme="minorEastAsia" w:hint="eastAsia"/>
+        <w:rFonts w:hint="eastAsia" w:eastAsiaTheme="minorEastAsia"/>
         <w:lang w:eastAsia="zh-CN"/>
       </w:rPr>
       <w:t>陕西益利德软件科技有限公司</w:t>
@@ -4794,15 +5435,15 @@
 </file>
 
 <file path=word/numbering.xml><?xml version="1.0" encoding="utf-8"?>
-<w:numbering xmlns:wpc="http://schemas.microsoft.com/office/word/2010/wordprocessingCanvas" xmlns:cx="http://schemas.microsoft.com/office/drawing/2014/chartex" xmlns:cx1="http://schemas.microsoft.com/office/drawing/2015/9/8/chartex" xmlns:cx2="http://schemas.microsoft.com/office/drawing/2015/10/21/chartex" xmlns:cx3="http://schemas.microsoft.com/office/drawing/2016/5/9/chartex" xmlns:cx4="http://schemas.microsoft.com/office/drawing/2016/5/10/chartex" xmlns:cx5="http://schemas.microsoft.com/office/drawing/2016/5/11/chartex" xmlns:cx6="http://schemas.microsoft.com/office/drawing/2016/5/12/chartex" xmlns:cx7="http://schemas.microsoft.com/office/drawing/2016/5/13/chartex" xmlns:cx8="http://schemas.microsoft.com/office/drawing/2016/5/14/chartex" xmlns:mc="http://schemas.openxmlformats.org/markup-compatibility/2006" xmlns:aink="http://schemas.microsoft.com/office/drawing/2016/ink" xmlns:am3d="http://schemas.microsoft.com/office/drawing/2017/model3d" xmlns:o="urn:schemas-microsoft-com:office:office" xmlns:oel="http://schemas.microsoft.com/office/2019/extlst" xmlns:r="http://schemas.openxmlformats.org/officeDocument/2006/relationships" xmlns:m="http://schemas.openxmlformats.org/officeDocument/2006/math" xmlns:v="urn:schemas-microsoft-com:vml" xmlns:wp14="http://schemas.microsoft.com/office/word/2010/wordprocessingDrawing" xmlns:wp="http://schemas.openxmlformats.org/drawingml/2006/wordprocessingDrawing" xmlns:w10="urn:schemas-microsoft-com:office:word" xmlns:w="http://schemas.openxmlformats.org/wordprocessingml/2006/main" xmlns:w14="http://schemas.microsoft.com/office/word/2010/wordml" xmlns:w15="http://schemas.microsoft.com/office/word/2012/wordml" xmlns:w16cex="http://schemas.microsoft.com/office/word/2018/wordml/cex" xmlns:w16cid="http://schemas.microsoft.com/office/word/2016/wordml/cid" xmlns:w16="http://schemas.microsoft.com/office/word/2018/wordml" xmlns:w16du="http://schemas.microsoft.com/office/word/2023/wordml/word16du" xmlns:w16sdtdh="http://schemas.microsoft.com/office/word/2020/wordml/sdtdatahash" xmlns:w16sdtfl="http://schemas.microsoft.com/office/word/2024/wordml/sdtformatlock" xmlns:w16se="http://schemas.microsoft.com/office/word/2015/wordml/symex" xmlns:wpg="http://schemas.microsoft.com/office/word/2010/wordprocessingGroup" xmlns:wpi="http://schemas.microsoft.com/office/word/2010/wordprocessingInk" xmlns:wne="http://schemas.microsoft.com/office/word/2006/wordml" xmlns:wps="http://schemas.microsoft.com/office/word/2010/wordprocessingShape" mc:Ignorable="w14 w15 w16se w16cid w16 w16cex w16sdtdh w16sdtfl w16du wp14">
-  <w:abstractNum w:abstractNumId="0" w15:restartNumberingAfterBreak="0">
+<w:numbering xmlns:wpc="http://schemas.microsoft.com/office/word/2010/wordprocessingCanvas" xmlns:mc="http://schemas.openxmlformats.org/markup-compatibility/2006" xmlns:o="urn:schemas-microsoft-com:office:office" xmlns:r="http://schemas.openxmlformats.org/officeDocument/2006/relationships" xmlns:m="http://schemas.openxmlformats.org/officeDocument/2006/math" xmlns:v="urn:schemas-microsoft-com:vml" xmlns:wp14="http://schemas.microsoft.com/office/word/2010/wordprocessingDrawing" xmlns:wp="http://schemas.openxmlformats.org/drawingml/2006/wordprocessingDrawing" xmlns:w10="urn:schemas-microsoft-com:office:word" xmlns:w="http://schemas.openxmlformats.org/wordprocessingml/2006/main" xmlns:w14="http://schemas.microsoft.com/office/word/2010/wordml" xmlns:wpg="http://schemas.microsoft.com/office/word/2010/wordprocessingGroup" xmlns:wpi="http://schemas.microsoft.com/office/word/2010/wordprocessingInk" xmlns:wne="http://schemas.microsoft.com/office/word/2006/wordml" xmlns:wps="http://schemas.microsoft.com/office/word/2010/wordprocessingShape" xmlns:wpsCustomData="http://www.wps.cn/officeDocument/2013/wpsCustomData" mc:Ignorable="w14 wp14">
+  <w:abstractNum w:abstractNumId="0">
     <w:nsid w:val="8E964DCE"/>
     <w:multiLevelType w:val="multilevel"/>
     <w:tmpl w:val="8E964DCE"/>
-    <w:lvl w:ilvl="0">
+    <w:lvl w:ilvl="0" w:tentative="0">
       <w:start w:val="1"/>
       <w:numFmt w:val="decimal"/>
-      <w:pStyle w:val="1"/>
+      <w:pStyle w:val="2"/>
       <w:lvlText w:val="%1."/>
       <w:lvlJc w:val="left"/>
       <w:pPr>
@@ -4812,10 +5453,10 @@
         <w:rFonts w:hint="default"/>
       </w:rPr>
     </w:lvl>
-    <w:lvl w:ilvl="1">
+    <w:lvl w:ilvl="1" w:tentative="0">
       <w:start w:val="1"/>
       <w:numFmt w:val="decimal"/>
-      <w:pStyle w:val="2"/>
+      <w:pStyle w:val="3"/>
       <w:lvlText w:val="%1.%2."/>
       <w:lvlJc w:val="left"/>
       <w:pPr>
@@ -4825,10 +5466,10 @@
         <w:rFonts w:hint="default"/>
       </w:rPr>
     </w:lvl>
-    <w:lvl w:ilvl="2">
+    <w:lvl w:ilvl="2" w:tentative="0">
       <w:start w:val="1"/>
       <w:numFmt w:val="decimal"/>
-      <w:pStyle w:val="3"/>
+      <w:pStyle w:val="4"/>
       <w:lvlText w:val="%1.%2.%3."/>
       <w:lvlJc w:val="left"/>
       <w:pPr>
@@ -4838,10 +5479,10 @@
         <w:rFonts w:hint="default"/>
       </w:rPr>
     </w:lvl>
-    <w:lvl w:ilvl="3">
+    <w:lvl w:ilvl="3" w:tentative="0">
       <w:start w:val="1"/>
       <w:numFmt w:val="decimal"/>
-      <w:pStyle w:val="4"/>
+      <w:pStyle w:val="5"/>
       <w:lvlText w:val="%1.%2.%3.%4."/>
       <w:lvlJc w:val="left"/>
       <w:pPr>
@@ -4851,10 +5492,10 @@
         <w:rFonts w:hint="default"/>
       </w:rPr>
     </w:lvl>
-    <w:lvl w:ilvl="4">
+    <w:lvl w:ilvl="4" w:tentative="0">
       <w:start w:val="1"/>
       <w:numFmt w:val="decimal"/>
-      <w:pStyle w:val="5"/>
+      <w:pStyle w:val="6"/>
       <w:lvlText w:val="%1.%2.%3.%4.%5."/>
       <w:lvlJc w:val="left"/>
       <w:pPr>
@@ -4864,10 +5505,10 @@
         <w:rFonts w:hint="default"/>
       </w:rPr>
     </w:lvl>
-    <w:lvl w:ilvl="5">
+    <w:lvl w:ilvl="5" w:tentative="0">
       <w:start w:val="1"/>
       <w:numFmt w:val="decimal"/>
-      <w:pStyle w:val="6"/>
+      <w:pStyle w:val="7"/>
       <w:lvlText w:val="%1.%2.%3.%4.%5.%6."/>
       <w:lvlJc w:val="left"/>
       <w:pPr>
@@ -4877,10 +5518,10 @@
         <w:rFonts w:hint="default"/>
       </w:rPr>
     </w:lvl>
-    <w:lvl w:ilvl="6">
+    <w:lvl w:ilvl="6" w:tentative="0">
       <w:start w:val="1"/>
       <w:numFmt w:val="decimal"/>
-      <w:pStyle w:val="7"/>
+      <w:pStyle w:val="8"/>
       <w:lvlText w:val="%1.%2.%3.%4.%5.%6.%7."/>
       <w:lvlJc w:val="left"/>
       <w:pPr>
@@ -4890,10 +5531,10 @@
         <w:rFonts w:hint="default"/>
       </w:rPr>
     </w:lvl>
-    <w:lvl w:ilvl="7">
+    <w:lvl w:ilvl="7" w:tentative="0">
       <w:start w:val="1"/>
       <w:numFmt w:val="decimal"/>
-      <w:pStyle w:val="8"/>
+      <w:pStyle w:val="9"/>
       <w:lvlText w:val="%1.%2.%3.%4.%5.%6.%7.%8."/>
       <w:lvlJc w:val="left"/>
       <w:pPr>
@@ -4903,10 +5544,10 @@
         <w:rFonts w:hint="default"/>
       </w:rPr>
     </w:lvl>
-    <w:lvl w:ilvl="8">
+    <w:lvl w:ilvl="8" w:tentative="0">
       <w:start w:val="1"/>
       <w:numFmt w:val="decimal"/>
-      <w:pStyle w:val="9"/>
+      <w:pStyle w:val="10"/>
       <w:lvlText w:val="%1.%2.%3.%4.%5.%6.%7.%8.%9."/>
       <w:lvlJc w:val="left"/>
       <w:pPr>
@@ -4917,11 +5558,11 @@
       </w:rPr>
     </w:lvl>
   </w:abstractNum>
-  <w:abstractNum w:abstractNumId="1" w15:restartNumberingAfterBreak="0">
+  <w:abstractNum w:abstractNumId="1">
     <w:nsid w:val="C531917C"/>
     <w:multiLevelType w:val="singleLevel"/>
     <w:tmpl w:val="C531917C"/>
-    <w:lvl w:ilvl="0">
+    <w:lvl w:ilvl="0" w:tentative="0">
       <w:start w:val="1"/>
       <w:numFmt w:val="decimal"/>
       <w:lvlText w:val="%1."/>
@@ -4934,11 +5575,11 @@
       </w:rPr>
     </w:lvl>
   </w:abstractNum>
-  <w:abstractNum w:abstractNumId="2" w15:restartNumberingAfterBreak="0">
+  <w:abstractNum w:abstractNumId="2">
     <w:nsid w:val="C96FD60F"/>
     <w:multiLevelType w:val="singleLevel"/>
     <w:tmpl w:val="C96FD60F"/>
-    <w:lvl w:ilvl="0">
+    <w:lvl w:ilvl="0" w:tentative="0">
       <w:start w:val="1"/>
       <w:numFmt w:val="decimal"/>
       <w:lvlText w:val="%1."/>
@@ -4951,11 +5592,11 @@
       </w:rPr>
     </w:lvl>
   </w:abstractNum>
-  <w:abstractNum w:abstractNumId="3" w15:restartNumberingAfterBreak="0">
+  <w:abstractNum w:abstractNumId="3">
     <w:nsid w:val="EC6B77F0"/>
     <w:multiLevelType w:val="singleLevel"/>
     <w:tmpl w:val="EC6B77F0"/>
-    <w:lvl w:ilvl="0">
+    <w:lvl w:ilvl="0" w:tentative="0">
       <w:start w:val="1"/>
       <w:numFmt w:val="decimal"/>
       <w:lvlText w:val="%1."/>
@@ -4968,11 +5609,11 @@
       </w:rPr>
     </w:lvl>
   </w:abstractNum>
-  <w:abstractNum w:abstractNumId="4" w15:restartNumberingAfterBreak="0">
+  <w:abstractNum w:abstractNumId="4">
     <w:nsid w:val="EFC0386A"/>
     <w:multiLevelType w:val="singleLevel"/>
     <w:tmpl w:val="EFC0386A"/>
-    <w:lvl w:ilvl="0">
+    <w:lvl w:ilvl="0" w:tentative="0">
       <w:start w:val="1"/>
       <w:numFmt w:val="decimal"/>
       <w:lvlText w:val="%1."/>
@@ -4985,11 +5626,11 @@
       </w:rPr>
     </w:lvl>
   </w:abstractNum>
-  <w:abstractNum w:abstractNumId="5" w15:restartNumberingAfterBreak="0">
+  <w:abstractNum w:abstractNumId="5">
     <w:nsid w:val="F17325F2"/>
     <w:multiLevelType w:val="singleLevel"/>
     <w:tmpl w:val="F17325F2"/>
-    <w:lvl w:ilvl="0">
+    <w:lvl w:ilvl="0" w:tentative="0">
       <w:start w:val="1"/>
       <w:numFmt w:val="decimal"/>
       <w:lvlText w:val="%1."/>
@@ -5002,11 +5643,11 @@
       </w:rPr>
     </w:lvl>
   </w:abstractNum>
-  <w:abstractNum w:abstractNumId="6" w15:restartNumberingAfterBreak="0">
+  <w:abstractNum w:abstractNumId="6">
     <w:nsid w:val="F6AB0E7A"/>
     <w:multiLevelType w:val="singleLevel"/>
     <w:tmpl w:val="F6AB0E7A"/>
-    <w:lvl w:ilvl="0">
+    <w:lvl w:ilvl="0" w:tentative="0">
       <w:start w:val="1"/>
       <w:numFmt w:val="decimal"/>
       <w:lvlText w:val="%1."/>
@@ -5019,11 +5660,11 @@
       </w:rPr>
     </w:lvl>
   </w:abstractNum>
-  <w:abstractNum w:abstractNumId="7" w15:restartNumberingAfterBreak="0">
+  <w:abstractNum w:abstractNumId="7">
     <w:nsid w:val="0B989647"/>
     <w:multiLevelType w:val="singleLevel"/>
     <w:tmpl w:val="0B989647"/>
-    <w:lvl w:ilvl="0">
+    <w:lvl w:ilvl="0" w:tentative="0">
       <w:start w:val="1"/>
       <w:numFmt w:val="decimal"/>
       <w:lvlText w:val="%1."/>
@@ -5036,11 +5677,11 @@
       </w:rPr>
     </w:lvl>
   </w:abstractNum>
-  <w:abstractNum w:abstractNumId="8" w15:restartNumberingAfterBreak="0">
+  <w:abstractNum w:abstractNumId="8">
     <w:nsid w:val="2A5C4EE8"/>
     <w:multiLevelType w:val="singleLevel"/>
     <w:tmpl w:val="2A5C4EE8"/>
-    <w:lvl w:ilvl="0">
+    <w:lvl w:ilvl="0" w:tentative="0">
       <w:start w:val="1"/>
       <w:numFmt w:val="decimal"/>
       <w:lvlText w:val="%1."/>
@@ -5053,11 +5694,11 @@
       </w:rPr>
     </w:lvl>
   </w:abstractNum>
-  <w:abstractNum w:abstractNumId="9" w15:restartNumberingAfterBreak="0">
+  <w:abstractNum w:abstractNumId="9">
     <w:nsid w:val="39E30DBB"/>
     <w:multiLevelType w:val="singleLevel"/>
     <w:tmpl w:val="39E30DBB"/>
-    <w:lvl w:ilvl="0">
+    <w:lvl w:ilvl="0" w:tentative="0">
       <w:start w:val="1"/>
       <w:numFmt w:val="decimal"/>
       <w:lvlText w:val="%1."/>
@@ -5070,11 +5711,11 @@
       </w:rPr>
     </w:lvl>
   </w:abstractNum>
-  <w:abstractNum w:abstractNumId="10" w15:restartNumberingAfterBreak="0">
+  <w:abstractNum w:abstractNumId="10">
     <w:nsid w:val="458CF9C6"/>
     <w:multiLevelType w:val="singleLevel"/>
     <w:tmpl w:val="458CF9C6"/>
-    <w:lvl w:ilvl="0">
+    <w:lvl w:ilvl="0" w:tentative="0">
       <w:start w:val="1"/>
       <w:numFmt w:val="decimal"/>
       <w:lvlText w:val="%1."/>
@@ -5087,354 +5728,306 @@
       </w:rPr>
     </w:lvl>
   </w:abstractNum>
-  <w:num w:numId="1" w16cid:durableId="261423760">
+  <w:num w:numId="1">
     <w:abstractNumId w:val="0"/>
   </w:num>
-  <w:num w:numId="2" w16cid:durableId="2005014957">
+  <w:num w:numId="2">
     <w:abstractNumId w:val="10"/>
   </w:num>
-  <w:num w:numId="3" w16cid:durableId="99838795">
+  <w:num w:numId="3">
     <w:abstractNumId w:val="5"/>
   </w:num>
-  <w:num w:numId="4" w16cid:durableId="601259417">
+  <w:num w:numId="4">
     <w:abstractNumId w:val="2"/>
   </w:num>
-  <w:num w:numId="5" w16cid:durableId="301152658">
+  <w:num w:numId="5">
     <w:abstractNumId w:val="9"/>
   </w:num>
-  <w:num w:numId="6" w16cid:durableId="577716743">
+  <w:num w:numId="6">
     <w:abstractNumId w:val="4"/>
   </w:num>
-  <w:num w:numId="7" w16cid:durableId="420495957">
+  <w:num w:numId="7">
     <w:abstractNumId w:val="6"/>
   </w:num>
-  <w:num w:numId="8" w16cid:durableId="1113792344">
+  <w:num w:numId="8">
     <w:abstractNumId w:val="8"/>
   </w:num>
-  <w:num w:numId="9" w16cid:durableId="1980651569">
+  <w:num w:numId="9">
     <w:abstractNumId w:val="7"/>
   </w:num>
-  <w:num w:numId="10" w16cid:durableId="1239093036">
+  <w:num w:numId="10">
     <w:abstractNumId w:val="1"/>
   </w:num>
-  <w:num w:numId="11" w16cid:durableId="729037579">
+  <w:num w:numId="11">
     <w:abstractNumId w:val="3"/>
   </w:num>
 </w:numbering>
 </file>
 
 <file path=word/styles.xml><?xml version="1.0" encoding="utf-8"?>
-<w:styles xmlns:mc="http://schemas.openxmlformats.org/markup-compatibility/2006" xmlns:r="http://schemas.openxmlformats.org/officeDocument/2006/relationships" xmlns:w="http://schemas.openxmlformats.org/wordprocessingml/2006/main" xmlns:w14="http://schemas.microsoft.com/office/word/2010/wordml" xmlns:w15="http://schemas.microsoft.com/office/word/2012/wordml" xmlns:w16cex="http://schemas.microsoft.com/office/word/2018/wordml/cex" xmlns:w16cid="http://schemas.microsoft.com/office/word/2016/wordml/cid" xmlns:w16="http://schemas.microsoft.com/office/word/2018/wordml" xmlns:w16du="http://schemas.microsoft.com/office/word/2023/wordml/word16du" xmlns:w16sdtdh="http://schemas.microsoft.com/office/word/2020/wordml/sdtdatahash" xmlns:w16sdtfl="http://schemas.microsoft.com/office/word/2024/wordml/sdtformatlock" xmlns:w16se="http://schemas.microsoft.com/office/word/2015/wordml/symex" mc:Ignorable="w14 w15 w16se w16cid w16 w16cex w16sdtdh w16sdtfl w16du">
+<w:styles xmlns:mc="http://schemas.openxmlformats.org/markup-compatibility/2006" xmlns:o="urn:schemas-microsoft-com:office:office" xmlns:r="http://schemas.openxmlformats.org/officeDocument/2006/relationships" xmlns:m="http://schemas.openxmlformats.org/officeDocument/2006/math" xmlns:v="urn:schemas-microsoft-com:vml" xmlns:w="http://schemas.openxmlformats.org/wordprocessingml/2006/main" xmlns:w14="http://schemas.microsoft.com/office/word/2010/wordml" xmlns:w10="urn:schemas-microsoft-com:office:word" xmlns:sl="http://schemas.openxmlformats.org/schemaLibrary/2006/main" xmlns:wpsCustomData="http://www.wps.cn/officeDocument/2013/wpsCustomData" mc:Ignorable="w14">
   <w:docDefaults>
     <w:rPrDefault>
       <w:rPr>
-        <w:rFonts w:ascii="Times New Roman" w:eastAsia="宋体" w:hAnsi="Times New Roman" w:cs="Times New Roman"/>
-        <w:lang w:val="en-US" w:eastAsia="zh-CN" w:bidi="ar-SA"/>
+        <w:rFonts w:ascii="Times New Roman" w:hAnsi="Times New Roman" w:eastAsia="宋体" w:cs="Times New Roman"/>
       </w:rPr>
     </w:rPrDefault>
     <w:pPrDefault/>
   </w:docDefaults>
-  <w:latentStyles w:defLockedState="0" w:defUIPriority="0" w:defSemiHidden="0" w:defUnhideWhenUsed="0" w:defQFormat="0" w:count="376">
-    <w:lsdException w:name="Normal" w:qFormat="1"/>
-    <w:lsdException w:name="heading 1" w:qFormat="1"/>
-    <w:lsdException w:name="heading 2" w:unhideWhenUsed="1" w:qFormat="1"/>
-    <w:lsdException w:name="heading 3" w:semiHidden="1" w:unhideWhenUsed="1" w:qFormat="1"/>
-    <w:lsdException w:name="heading 4" w:unhideWhenUsed="1" w:qFormat="1"/>
-    <w:lsdException w:name="heading 5" w:semiHidden="1" w:unhideWhenUsed="1" w:qFormat="1"/>
-    <w:lsdException w:name="heading 6" w:semiHidden="1" w:unhideWhenUsed="1" w:qFormat="1"/>
-    <w:lsdException w:name="heading 7" w:semiHidden="1" w:unhideWhenUsed="1" w:qFormat="1"/>
-    <w:lsdException w:name="heading 8" w:semiHidden="1" w:unhideWhenUsed="1" w:qFormat="1"/>
-    <w:lsdException w:name="heading 9" w:semiHidden="1" w:unhideWhenUsed="1" w:qFormat="1"/>
-    <w:lsdException w:name="toc 1" w:qFormat="1"/>
-    <w:lsdException w:name="toc 2" w:qFormat="1"/>
-    <w:lsdException w:name="toc 3" w:qFormat="1"/>
-    <w:lsdException w:name="annotation text" w:qFormat="1"/>
-    <w:lsdException w:name="header" w:qFormat="1"/>
-    <w:lsdException w:name="footer" w:qFormat="1"/>
-    <w:lsdException w:name="caption" w:semiHidden="1" w:unhideWhenUsed="1" w:qFormat="1"/>
-    <w:lsdException w:name="Title" w:qFormat="1"/>
-    <w:lsdException w:name="Default Paragraph Font" w:semiHidden="1" w:qFormat="1"/>
-    <w:lsdException w:name="Body Text" w:semiHidden="1" w:qFormat="1"/>
-    <w:lsdException w:name="Subtitle" w:qFormat="1"/>
-    <w:lsdException w:name="Note Heading" w:semiHidden="1" w:uiPriority="99" w:unhideWhenUsed="1"/>
-    <w:lsdException w:name="Strong" w:qFormat="1"/>
-    <w:lsdException w:name="Emphasis" w:qFormat="1"/>
-    <w:lsdException w:name="HTML Top of Form" w:semiHidden="1" w:uiPriority="99" w:unhideWhenUsed="1"/>
-    <w:lsdException w:name="HTML Bottom of Form" w:semiHidden="1" w:uiPriority="99" w:unhideWhenUsed="1"/>
-    <w:lsdException w:name="Normal (Web)" w:qFormat="1"/>
-    <w:lsdException w:name="Normal Table" w:semiHidden="1" w:unhideWhenUsed="1" w:qFormat="1"/>
-    <w:lsdException w:name="No List" w:semiHidden="1" w:uiPriority="99" w:unhideWhenUsed="1"/>
-    <w:lsdException w:name="Outline List 1" w:semiHidden="1" w:uiPriority="99" w:unhideWhenUsed="1"/>
-    <w:lsdException w:name="Outline List 2" w:semiHidden="1" w:uiPriority="99" w:unhideWhenUsed="1"/>
-    <w:lsdException w:name="Outline List 3" w:semiHidden="1" w:uiPriority="99" w:unhideWhenUsed="1"/>
-    <w:lsdException w:name="Table Simple 1" w:semiHidden="1" w:unhideWhenUsed="1"/>
-    <w:lsdException w:name="Table Simple 2" w:semiHidden="1" w:unhideWhenUsed="1"/>
-    <w:lsdException w:name="Table Simple 3" w:semiHidden="1" w:unhideWhenUsed="1"/>
-    <w:lsdException w:name="Table Classic 1" w:semiHidden="1" w:unhideWhenUsed="1"/>
-    <w:lsdException w:name="Table Classic 2" w:semiHidden="1" w:unhideWhenUsed="1"/>
-    <w:lsdException w:name="Table Classic 3" w:semiHidden="1" w:unhideWhenUsed="1"/>
-    <w:lsdException w:name="Table Classic 4" w:semiHidden="1" w:unhideWhenUsed="1"/>
-    <w:lsdException w:name="Table Colorful 1" w:semiHidden="1" w:unhideWhenUsed="1"/>
-    <w:lsdException w:name="Table Colorful 2" w:semiHidden="1" w:unhideWhenUsed="1"/>
-    <w:lsdException w:name="Table Colorful 3" w:semiHidden="1" w:unhideWhenUsed="1"/>
-    <w:lsdException w:name="Table Columns 1" w:semiHidden="1" w:unhideWhenUsed="1"/>
-    <w:lsdException w:name="Table Columns 2" w:semiHidden="1" w:unhideWhenUsed="1"/>
-    <w:lsdException w:name="Table Columns 3" w:semiHidden="1" w:unhideWhenUsed="1"/>
-    <w:lsdException w:name="Table Columns 4" w:semiHidden="1" w:unhideWhenUsed="1"/>
-    <w:lsdException w:name="Table Columns 5" w:semiHidden="1" w:unhideWhenUsed="1"/>
-    <w:lsdException w:name="Table Grid 1" w:semiHidden="1" w:unhideWhenUsed="1"/>
-    <w:lsdException w:name="Table Grid 2" w:semiHidden="1" w:unhideWhenUsed="1"/>
-    <w:lsdException w:name="Table Grid 3" w:semiHidden="1" w:unhideWhenUsed="1"/>
-    <w:lsdException w:name="Table Grid 4" w:semiHidden="1" w:unhideWhenUsed="1"/>
-    <w:lsdException w:name="Table Grid 5" w:semiHidden="1" w:unhideWhenUsed="1"/>
-    <w:lsdException w:name="Table Grid 6" w:semiHidden="1" w:unhideWhenUsed="1"/>
-    <w:lsdException w:name="Table Grid 7" w:semiHidden="1" w:unhideWhenUsed="1"/>
-    <w:lsdException w:name="Table Grid 8" w:semiHidden="1" w:unhideWhenUsed="1"/>
-    <w:lsdException w:name="Table List 1" w:semiHidden="1" w:unhideWhenUsed="1"/>
-    <w:lsdException w:name="Table List 2" w:semiHidden="1" w:unhideWhenUsed="1"/>
-    <w:lsdException w:name="Table List 3" w:semiHidden="1" w:unhideWhenUsed="1"/>
-    <w:lsdException w:name="Table List 4" w:semiHidden="1" w:unhideWhenUsed="1"/>
-    <w:lsdException w:name="Table List 5" w:semiHidden="1" w:unhideWhenUsed="1"/>
-    <w:lsdException w:name="Table List 6" w:semiHidden="1" w:unhideWhenUsed="1"/>
-    <w:lsdException w:name="Table List 7" w:semiHidden="1" w:unhideWhenUsed="1"/>
-    <w:lsdException w:name="Table List 8" w:semiHidden="1" w:unhideWhenUsed="1"/>
-    <w:lsdException w:name="Table 3D effects 1" w:semiHidden="1" w:unhideWhenUsed="1"/>
-    <w:lsdException w:name="Table 3D effects 2" w:semiHidden="1" w:unhideWhenUsed="1"/>
-    <w:lsdException w:name="Table 3D effects 3" w:semiHidden="1" w:unhideWhenUsed="1"/>
-    <w:lsdException w:name="Table Contemporary" w:semiHidden="1" w:unhideWhenUsed="1"/>
-    <w:lsdException w:name="Table Elegant" w:semiHidden="1" w:unhideWhenUsed="1"/>
-    <w:lsdException w:name="Table Professional" w:semiHidden="1" w:unhideWhenUsed="1"/>
-    <w:lsdException w:name="Table Subtle 1" w:semiHidden="1" w:unhideWhenUsed="1"/>
-    <w:lsdException w:name="Table Subtle 2" w:semiHidden="1" w:unhideWhenUsed="1"/>
-    <w:lsdException w:name="Table Web 1" w:semiHidden="1" w:unhideWhenUsed="1"/>
-    <w:lsdException w:name="Table Web 2" w:semiHidden="1" w:unhideWhenUsed="1"/>
-    <w:lsdException w:name="Table Web 3" w:semiHidden="1" w:unhideWhenUsed="1"/>
-    <w:lsdException w:name="Table Grid" w:qFormat="1"/>
-    <w:lsdException w:name="Table Theme" w:semiHidden="1" w:unhideWhenUsed="1"/>
-    <w:lsdException w:name="Placeholder Text" w:semiHidden="1" w:uiPriority="99" w:unhideWhenUsed="1"/>
-    <w:lsdException w:name="No Spacing" w:semiHidden="1" w:uiPriority="99" w:unhideWhenUsed="1"/>
-    <w:lsdException w:name="Light Shading" w:uiPriority="60"/>
-    <w:lsdException w:name="Light List" w:uiPriority="61"/>
-    <w:lsdException w:name="Light Grid" w:uiPriority="62"/>
-    <w:lsdException w:name="Medium Shading 1" w:uiPriority="63"/>
-    <w:lsdException w:name="Medium Shading 2" w:uiPriority="64"/>
-    <w:lsdException w:name="Medium List 1" w:uiPriority="65"/>
-    <w:lsdException w:name="Medium List 2" w:uiPriority="66"/>
-    <w:lsdException w:name="Medium Grid 1" w:uiPriority="67"/>
-    <w:lsdException w:name="Medium Grid 2" w:uiPriority="68"/>
-    <w:lsdException w:name="Medium Grid 3" w:uiPriority="69"/>
-    <w:lsdException w:name="Dark List" w:uiPriority="70"/>
-    <w:lsdException w:name="Colorful Shading" w:uiPriority="71"/>
-    <w:lsdException w:name="Colorful List" w:uiPriority="72"/>
-    <w:lsdException w:name="Colorful Grid" w:uiPriority="73"/>
-    <w:lsdException w:name="Light Shading Accent 1" w:uiPriority="60"/>
-    <w:lsdException w:name="Light List Accent 1" w:uiPriority="61"/>
-    <w:lsdException w:name="Light Grid Accent 1" w:uiPriority="62"/>
-    <w:lsdException w:name="Medium Shading 1 Accent 1" w:uiPriority="63"/>
-    <w:lsdException w:name="Medium Shading 2 Accent 1" w:uiPriority="64"/>
-    <w:lsdException w:name="Medium List 1 Accent 1" w:uiPriority="65"/>
-    <w:lsdException w:name="Revision" w:semiHidden="1" w:uiPriority="99" w:unhideWhenUsed="1"/>
-    <w:lsdException w:name="List Paragraph" w:semiHidden="1" w:uiPriority="99" w:unhideWhenUsed="1"/>
-    <w:lsdException w:name="Quote" w:semiHidden="1" w:uiPriority="99" w:unhideWhenUsed="1"/>
-    <w:lsdException w:name="Intense Quote" w:semiHidden="1" w:uiPriority="99" w:unhideWhenUsed="1"/>
-    <w:lsdException w:name="Medium List 2 Accent 1" w:uiPriority="66"/>
-    <w:lsdException w:name="Medium Grid 1 Accent 1" w:uiPriority="67"/>
-    <w:lsdException w:name="Medium Grid 2 Accent 1" w:uiPriority="68"/>
-    <w:lsdException w:name="Medium Grid 3 Accent 1" w:uiPriority="69"/>
-    <w:lsdException w:name="Dark List Accent 1" w:uiPriority="70"/>
-    <w:lsdException w:name="Colorful Shading Accent 1" w:uiPriority="71"/>
-    <w:lsdException w:name="Colorful List Accent 1" w:uiPriority="72"/>
-    <w:lsdException w:name="Colorful Grid Accent 1" w:uiPriority="73"/>
-    <w:lsdException w:name="Light Shading Accent 2" w:uiPriority="60"/>
-    <w:lsdException w:name="Light List Accent 2" w:uiPriority="61"/>
-    <w:lsdException w:name="Light Grid Accent 2" w:uiPriority="62"/>
-    <w:lsdException w:name="Medium Shading 1 Accent 2" w:uiPriority="63"/>
-    <w:lsdException w:name="Medium Shading 2 Accent 2" w:uiPriority="64"/>
-    <w:lsdException w:name="Medium List 1 Accent 2" w:uiPriority="65"/>
-    <w:lsdException w:name="Medium List 2 Accent 2" w:uiPriority="66"/>
-    <w:lsdException w:name="Medium Grid 1 Accent 2" w:uiPriority="67"/>
-    <w:lsdException w:name="Medium Grid 2 Accent 2" w:uiPriority="68"/>
-    <w:lsdException w:name="Medium Grid 3 Accent 2" w:uiPriority="69"/>
-    <w:lsdException w:name="Dark List Accent 2" w:uiPriority="70"/>
-    <w:lsdException w:name="Colorful Shading Accent 2" w:uiPriority="71"/>
-    <w:lsdException w:name="Colorful List Accent 2" w:uiPriority="72"/>
-    <w:lsdException w:name="Colorful Grid Accent 2" w:uiPriority="73"/>
-    <w:lsdException w:name="Light Shading Accent 3" w:uiPriority="60"/>
-    <w:lsdException w:name="Light List Accent 3" w:uiPriority="61"/>
-    <w:lsdException w:name="Light Grid Accent 3" w:uiPriority="62"/>
-    <w:lsdException w:name="Medium Shading 1 Accent 3" w:uiPriority="63"/>
-    <w:lsdException w:name="Medium Shading 2 Accent 3" w:uiPriority="64"/>
-    <w:lsdException w:name="Medium List 1 Accent 3" w:uiPriority="65"/>
-    <w:lsdException w:name="Medium List 2 Accent 3" w:uiPriority="66"/>
-    <w:lsdException w:name="Medium Grid 1 Accent 3" w:uiPriority="67"/>
-    <w:lsdException w:name="Medium Grid 2 Accent 3" w:uiPriority="68"/>
-    <w:lsdException w:name="Medium Grid 3 Accent 3" w:uiPriority="69"/>
-    <w:lsdException w:name="Dark List Accent 3" w:uiPriority="70"/>
-    <w:lsdException w:name="Colorful Shading Accent 3" w:uiPriority="71"/>
-    <w:lsdException w:name="Colorful List Accent 3" w:uiPriority="72"/>
-    <w:lsdException w:name="Colorful Grid Accent 3" w:uiPriority="73"/>
-    <w:lsdException w:name="Light Shading Accent 4" w:uiPriority="60"/>
-    <w:lsdException w:name="Light List Accent 4" w:uiPriority="61"/>
-    <w:lsdException w:name="Light Grid Accent 4" w:uiPriority="62"/>
-    <w:lsdException w:name="Medium Shading 1 Accent 4" w:uiPriority="63"/>
-    <w:lsdException w:name="Medium Shading 2 Accent 4" w:uiPriority="64"/>
-    <w:lsdException w:name="Medium List 1 Accent 4" w:uiPriority="65"/>
-    <w:lsdException w:name="Medium List 2 Accent 4" w:uiPriority="66"/>
-    <w:lsdException w:name="Medium Grid 1 Accent 4" w:uiPriority="67"/>
-    <w:lsdException w:name="Medium Grid 2 Accent 4" w:uiPriority="68"/>
-    <w:lsdException w:name="Medium Grid 3 Accent 4" w:uiPriority="69"/>
-    <w:lsdException w:name="Dark List Accent 4" w:uiPriority="70"/>
-    <w:lsdException w:name="Colorful Shading Accent 4" w:uiPriority="71"/>
-    <w:lsdException w:name="Colorful List Accent 4" w:uiPriority="72"/>
-    <w:lsdException w:name="Colorful Grid Accent 4" w:uiPriority="73"/>
-    <w:lsdException w:name="Light Shading Accent 5" w:uiPriority="60"/>
-    <w:lsdException w:name="Light List Accent 5" w:uiPriority="61"/>
-    <w:lsdException w:name="Light Grid Accent 5" w:uiPriority="62"/>
-    <w:lsdException w:name="Medium Shading 1 Accent 5" w:uiPriority="63"/>
-    <w:lsdException w:name="Medium Shading 2 Accent 5" w:uiPriority="64"/>
-    <w:lsdException w:name="Medium List 1 Accent 5" w:uiPriority="65"/>
-    <w:lsdException w:name="Medium List 2 Accent 5" w:uiPriority="66"/>
-    <w:lsdException w:name="Medium Grid 1 Accent 5" w:uiPriority="67"/>
-    <w:lsdException w:name="Medium Grid 2 Accent 5" w:uiPriority="68"/>
-    <w:lsdException w:name="Medium Grid 3 Accent 5" w:uiPriority="69"/>
-    <w:lsdException w:name="Dark List Accent 5" w:uiPriority="70"/>
-    <w:lsdException w:name="Colorful Shading Accent 5" w:uiPriority="71"/>
-    <w:lsdException w:name="Colorful List Accent 5" w:uiPriority="72"/>
-    <w:lsdException w:name="Colorful Grid Accent 5" w:uiPriority="73"/>
-    <w:lsdException w:name="Light Shading Accent 6" w:uiPriority="60"/>
-    <w:lsdException w:name="Light List Accent 6" w:uiPriority="61"/>
-    <w:lsdException w:name="Light Grid Accent 6" w:uiPriority="62"/>
-    <w:lsdException w:name="Medium Shading 1 Accent 6" w:uiPriority="63"/>
-    <w:lsdException w:name="Medium Shading 2 Accent 6" w:uiPriority="64"/>
-    <w:lsdException w:name="Medium List 1 Accent 6" w:uiPriority="65"/>
-    <w:lsdException w:name="Medium List 2 Accent 6" w:uiPriority="66"/>
-    <w:lsdException w:name="Medium Grid 1 Accent 6" w:uiPriority="67"/>
-    <w:lsdException w:name="Medium Grid 2 Accent 6" w:uiPriority="68"/>
-    <w:lsdException w:name="Medium Grid 3 Accent 6" w:uiPriority="69"/>
-    <w:lsdException w:name="Dark List Accent 6" w:uiPriority="70"/>
-    <w:lsdException w:name="Colorful Shading Accent 6" w:uiPriority="71"/>
-    <w:lsdException w:name="Colorful List Accent 6" w:uiPriority="72"/>
-    <w:lsdException w:name="Colorful Grid Accent 6" w:uiPriority="73"/>
-    <w:lsdException w:name="Subtle Emphasis" w:uiPriority="19" w:qFormat="1"/>
-    <w:lsdException w:name="Intense Emphasis" w:uiPriority="21" w:qFormat="1"/>
-    <w:lsdException w:name="Subtle Reference" w:uiPriority="31" w:qFormat="1"/>
-    <w:lsdException w:name="Intense Reference" w:uiPriority="32" w:qFormat="1"/>
-    <w:lsdException w:name="Book Title" w:uiPriority="33" w:qFormat="1"/>
-    <w:lsdException w:name="Bibliography" w:semiHidden="1" w:uiPriority="37" w:unhideWhenUsed="1"/>
-    <w:lsdException w:name="TOC Heading" w:semiHidden="1" w:uiPriority="39" w:unhideWhenUsed="1" w:qFormat="1"/>
-    <w:lsdException w:name="Plain Table 1" w:uiPriority="41"/>
-    <w:lsdException w:name="Plain Table 2" w:uiPriority="42"/>
-    <w:lsdException w:name="Plain Table 3" w:uiPriority="43"/>
-    <w:lsdException w:name="Plain Table 4" w:uiPriority="44"/>
-    <w:lsdException w:name="Plain Table 5" w:uiPriority="45"/>
-    <w:lsdException w:name="Grid Table Light" w:uiPriority="40"/>
-    <w:lsdException w:name="Grid Table 1 Light" w:uiPriority="46"/>
-    <w:lsdException w:name="Grid Table 2" w:uiPriority="47"/>
-    <w:lsdException w:name="Grid Table 3" w:uiPriority="48"/>
-    <w:lsdException w:name="Grid Table 4" w:uiPriority="49"/>
-    <w:lsdException w:name="Grid Table 5 Dark" w:uiPriority="50"/>
-    <w:lsdException w:name="Grid Table 6 Colorful" w:uiPriority="51"/>
-    <w:lsdException w:name="Grid Table 7 Colorful" w:uiPriority="52"/>
-    <w:lsdException w:name="Grid Table 1 Light Accent 1" w:uiPriority="46"/>
-    <w:lsdException w:name="Grid Table 2 Accent 1" w:uiPriority="47"/>
-    <w:lsdException w:name="Grid Table 3 Accent 1" w:uiPriority="48"/>
-    <w:lsdException w:name="Grid Table 4 Accent 1" w:uiPriority="49"/>
-    <w:lsdException w:name="Grid Table 5 Dark Accent 1" w:uiPriority="50"/>
-    <w:lsdException w:name="Grid Table 6 Colorful Accent 1" w:uiPriority="51"/>
-    <w:lsdException w:name="Grid Table 7 Colorful Accent 1" w:uiPriority="52"/>
-    <w:lsdException w:name="Grid Table 1 Light Accent 2" w:uiPriority="46"/>
-    <w:lsdException w:name="Grid Table 2 Accent 2" w:uiPriority="47"/>
-    <w:lsdException w:name="Grid Table 3 Accent 2" w:uiPriority="48"/>
-    <w:lsdException w:name="Grid Table 4 Accent 2" w:uiPriority="49"/>
-    <w:lsdException w:name="Grid Table 5 Dark Accent 2" w:uiPriority="50"/>
-    <w:lsdException w:name="Grid Table 6 Colorful Accent 2" w:uiPriority="51"/>
-    <w:lsdException w:name="Grid Table 7 Colorful Accent 2" w:uiPriority="52"/>
-    <w:lsdException w:name="Grid Table 1 Light Accent 3" w:uiPriority="46"/>
-    <w:lsdException w:name="Grid Table 2 Accent 3" w:uiPriority="47"/>
-    <w:lsdException w:name="Grid Table 3 Accent 3" w:uiPriority="48"/>
-    <w:lsdException w:name="Grid Table 4 Accent 3" w:uiPriority="49"/>
-    <w:lsdException w:name="Grid Table 5 Dark Accent 3" w:uiPriority="50"/>
-    <w:lsdException w:name="Grid Table 6 Colorful Accent 3" w:uiPriority="51"/>
-    <w:lsdException w:name="Grid Table 7 Colorful Accent 3" w:uiPriority="52"/>
-    <w:lsdException w:name="Grid Table 1 Light Accent 4" w:uiPriority="46"/>
-    <w:lsdException w:name="Grid Table 2 Accent 4" w:uiPriority="47"/>
-    <w:lsdException w:name="Grid Table 3 Accent 4" w:uiPriority="48"/>
-    <w:lsdException w:name="Grid Table 4 Accent 4" w:uiPriority="49"/>
-    <w:lsdException w:name="Grid Table 5 Dark Accent 4" w:uiPriority="50"/>
-    <w:lsdException w:name="Grid Table 6 Colorful Accent 4" w:uiPriority="51"/>
-    <w:lsdException w:name="Grid Table 7 Colorful Accent 4" w:uiPriority="52"/>
-    <w:lsdException w:name="Grid Table 1 Light Accent 5" w:uiPriority="46"/>
-    <w:lsdException w:name="Grid Table 2 Accent 5" w:uiPriority="47"/>
-    <w:lsdException w:name="Grid Table 3 Accent 5" w:uiPriority="48"/>
-    <w:lsdException w:name="Grid Table 4 Accent 5" w:uiPriority="49"/>
-    <w:lsdException w:name="Grid Table 5 Dark Accent 5" w:uiPriority="50"/>
-    <w:lsdException w:name="Grid Table 6 Colorful Accent 5" w:uiPriority="51"/>
-    <w:lsdException w:name="Grid Table 7 Colorful Accent 5" w:uiPriority="52"/>
-    <w:lsdException w:name="Grid Table 1 Light Accent 6" w:uiPriority="46"/>
-    <w:lsdException w:name="Grid Table 2 Accent 6" w:uiPriority="47"/>
-    <w:lsdException w:name="Grid Table 3 Accent 6" w:uiPriority="48"/>
-    <w:lsdException w:name="Grid Table 4 Accent 6" w:uiPriority="49"/>
-    <w:lsdException w:name="Grid Table 5 Dark Accent 6" w:uiPriority="50"/>
-    <w:lsdException w:name="Grid Table 6 Colorful Accent 6" w:uiPriority="51"/>
-    <w:lsdException w:name="Grid Table 7 Colorful Accent 6" w:uiPriority="52"/>
-    <w:lsdException w:name="List Table 1 Light" w:uiPriority="46"/>
-    <w:lsdException w:name="List Table 2" w:uiPriority="47"/>
-    <w:lsdException w:name="List Table 3" w:uiPriority="48"/>
-    <w:lsdException w:name="List Table 4" w:uiPriority="49"/>
-    <w:lsdException w:name="List Table 5 Dark" w:uiPriority="50"/>
-    <w:lsdException w:name="List Table 6 Colorful" w:uiPriority="51"/>
-    <w:lsdException w:name="List Table 7 Colorful" w:uiPriority="52"/>
-    <w:lsdException w:name="List Table 1 Light Accent 1" w:uiPriority="46"/>
-    <w:lsdException w:name="List Table 2 Accent 1" w:uiPriority="47"/>
-    <w:lsdException w:name="List Table 3 Accent 1" w:uiPriority="48"/>
-    <w:lsdException w:name="List Table 4 Accent 1" w:uiPriority="49"/>
-    <w:lsdException w:name="List Table 5 Dark Accent 1" w:uiPriority="50"/>
-    <w:lsdException w:name="List Table 6 Colorful Accent 1" w:uiPriority="51"/>
-    <w:lsdException w:name="List Table 7 Colorful Accent 1" w:uiPriority="52"/>
-    <w:lsdException w:name="List Table 1 Light Accent 2" w:uiPriority="46"/>
-    <w:lsdException w:name="List Table 2 Accent 2" w:uiPriority="47"/>
-    <w:lsdException w:name="List Table 3 Accent 2" w:uiPriority="48"/>
-    <w:lsdException w:name="List Table 4 Accent 2" w:uiPriority="49"/>
-    <w:lsdException w:name="List Table 5 Dark Accent 2" w:uiPriority="50"/>
-    <w:lsdException w:name="List Table 6 Colorful Accent 2" w:uiPriority="51"/>
-    <w:lsdException w:name="List Table 7 Colorful Accent 2" w:uiPriority="52"/>
-    <w:lsdException w:name="List Table 1 Light Accent 3" w:uiPriority="46"/>
-    <w:lsdException w:name="List Table 2 Accent 3" w:uiPriority="47"/>
-    <w:lsdException w:name="List Table 3 Accent 3" w:uiPriority="48"/>
-    <w:lsdException w:name="List Table 4 Accent 3" w:uiPriority="49"/>
-    <w:lsdException w:name="List Table 5 Dark Accent 3" w:uiPriority="50"/>
-    <w:lsdException w:name="List Table 6 Colorful Accent 3" w:uiPriority="51"/>
-    <w:lsdException w:name="List Table 7 Colorful Accent 3" w:uiPriority="52"/>
-    <w:lsdException w:name="List Table 1 Light Accent 4" w:uiPriority="46"/>
-    <w:lsdException w:name="List Table 2 Accent 4" w:uiPriority="47"/>
-    <w:lsdException w:name="List Table 3 Accent 4" w:uiPriority="48"/>
-    <w:lsdException w:name="List Table 4 Accent 4" w:uiPriority="49"/>
-    <w:lsdException w:name="List Table 5 Dark Accent 4" w:uiPriority="50"/>
-    <w:lsdException w:name="List Table 6 Colorful Accent 4" w:uiPriority="51"/>
-    <w:lsdException w:name="List Table 7 Colorful Accent 4" w:uiPriority="52"/>
-    <w:lsdException w:name="List Table 1 Light Accent 5" w:uiPriority="46"/>
-    <w:lsdException w:name="List Table 2 Accent 5" w:uiPriority="47"/>
-    <w:lsdException w:name="List Table 3 Accent 5" w:uiPriority="48"/>
-    <w:lsdException w:name="List Table 4 Accent 5" w:uiPriority="49"/>
-    <w:lsdException w:name="List Table 5 Dark Accent 5" w:uiPriority="50"/>
-    <w:lsdException w:name="List Table 6 Colorful Accent 5" w:uiPriority="51"/>
-    <w:lsdException w:name="List Table 7 Colorful Accent 5" w:uiPriority="52"/>
-    <w:lsdException w:name="List Table 1 Light Accent 6" w:uiPriority="46"/>
-    <w:lsdException w:name="List Table 2 Accent 6" w:uiPriority="47"/>
-    <w:lsdException w:name="List Table 3 Accent 6" w:uiPriority="48"/>
-    <w:lsdException w:name="List Table 4 Accent 6" w:uiPriority="49"/>
-    <w:lsdException w:name="List Table 5 Dark Accent 6" w:uiPriority="50"/>
-    <w:lsdException w:name="List Table 6 Colorful Accent 6" w:uiPriority="51"/>
-    <w:lsdException w:name="List Table 7 Colorful Accent 6" w:uiPriority="52"/>
-    <w:lsdException w:name="Mention" w:semiHidden="1" w:uiPriority="99" w:unhideWhenUsed="1"/>
-    <w:lsdException w:name="Smart Hyperlink" w:semiHidden="1" w:uiPriority="99" w:unhideWhenUsed="1"/>
-    <w:lsdException w:name="Hashtag" w:semiHidden="1" w:uiPriority="99" w:unhideWhenUsed="1"/>
-    <w:lsdException w:name="Unresolved Mention" w:semiHidden="1" w:uiPriority="99" w:unhideWhenUsed="1"/>
-    <w:lsdException w:name="Smart Link" w:semiHidden="1" w:uiPriority="99" w:unhideWhenUsed="1"/>
+  <w:latentStyles w:count="260" w:defQFormat="0" w:defUnhideWhenUsed="1" w:defSemiHidden="1" w:defUIPriority="99" w:defLockedState="0">
+    <w:lsdException w:qFormat="1" w:unhideWhenUsed="0" w:uiPriority="0" w:semiHidden="0" w:name="Normal"/>
+    <w:lsdException w:qFormat="1" w:unhideWhenUsed="0" w:uiPriority="0" w:semiHidden="0" w:name="heading 1"/>
+    <w:lsdException w:qFormat="1" w:uiPriority="0" w:semiHidden="0" w:name="heading 2"/>
+    <w:lsdException w:qFormat="1" w:uiPriority="0" w:name="heading 3"/>
+    <w:lsdException w:qFormat="1" w:uiPriority="0" w:semiHidden="0" w:name="heading 4"/>
+    <w:lsdException w:qFormat="1" w:uiPriority="0" w:name="heading 5"/>
+    <w:lsdException w:qFormat="1" w:uiPriority="0" w:name="heading 6"/>
+    <w:lsdException w:qFormat="1" w:uiPriority="0" w:name="heading 7"/>
+    <w:lsdException w:qFormat="1" w:uiPriority="0" w:name="heading 8"/>
+    <w:lsdException w:qFormat="1" w:uiPriority="0" w:name="heading 9"/>
+    <w:lsdException w:unhideWhenUsed="0" w:uiPriority="0" w:semiHidden="0" w:name="index 1"/>
+    <w:lsdException w:unhideWhenUsed="0" w:uiPriority="0" w:semiHidden="0" w:name="index 2"/>
+    <w:lsdException w:unhideWhenUsed="0" w:uiPriority="0" w:semiHidden="0" w:name="index 3"/>
+    <w:lsdException w:unhideWhenUsed="0" w:uiPriority="0" w:semiHidden="0" w:name="index 4"/>
+    <w:lsdException w:unhideWhenUsed="0" w:uiPriority="0" w:semiHidden="0" w:name="index 5"/>
+    <w:lsdException w:unhideWhenUsed="0" w:uiPriority="0" w:semiHidden="0" w:name="index 6"/>
+    <w:lsdException w:unhideWhenUsed="0" w:uiPriority="0" w:semiHidden="0" w:name="index 7"/>
+    <w:lsdException w:unhideWhenUsed="0" w:uiPriority="0" w:semiHidden="0" w:name="index 8"/>
+    <w:lsdException w:unhideWhenUsed="0" w:uiPriority="0" w:semiHidden="0" w:name="index 9"/>
+    <w:lsdException w:qFormat="1" w:unhideWhenUsed="0" w:uiPriority="0" w:semiHidden="0" w:name="toc 1"/>
+    <w:lsdException w:qFormat="1" w:unhideWhenUsed="0" w:uiPriority="0" w:semiHidden="0" w:name="toc 2"/>
+    <w:lsdException w:qFormat="1" w:unhideWhenUsed="0" w:uiPriority="0" w:semiHidden="0" w:name="toc 3"/>
+    <w:lsdException w:unhideWhenUsed="0" w:uiPriority="0" w:semiHidden="0" w:name="toc 4"/>
+    <w:lsdException w:unhideWhenUsed="0" w:uiPriority="0" w:semiHidden="0" w:name="toc 5"/>
+    <w:lsdException w:unhideWhenUsed="0" w:uiPriority="0" w:semiHidden="0" w:name="toc 6"/>
+    <w:lsdException w:unhideWhenUsed="0" w:uiPriority="0" w:semiHidden="0" w:name="toc 7"/>
+    <w:lsdException w:unhideWhenUsed="0" w:uiPriority="0" w:semiHidden="0" w:name="toc 8"/>
+    <w:lsdException w:unhideWhenUsed="0" w:uiPriority="0" w:semiHidden="0" w:name="toc 9"/>
+    <w:lsdException w:unhideWhenUsed="0" w:uiPriority="0" w:semiHidden="0" w:name="Normal Indent"/>
+    <w:lsdException w:unhideWhenUsed="0" w:uiPriority="0" w:semiHidden="0" w:name="footnote text"/>
+    <w:lsdException w:qFormat="1" w:unhideWhenUsed="0" w:uiPriority="0" w:semiHidden="0" w:name="annotation text"/>
+    <w:lsdException w:qFormat="1" w:unhideWhenUsed="0" w:uiPriority="0" w:semiHidden="0" w:name="header"/>
+    <w:lsdException w:qFormat="1" w:unhideWhenUsed="0" w:uiPriority="0" w:semiHidden="0" w:name="footer"/>
+    <w:lsdException w:unhideWhenUsed="0" w:uiPriority="0" w:semiHidden="0" w:name="index heading"/>
+    <w:lsdException w:qFormat="1" w:uiPriority="0" w:name="caption"/>
+    <w:lsdException w:unhideWhenUsed="0" w:uiPriority="0" w:semiHidden="0" w:name="table of figures"/>
+    <w:lsdException w:unhideWhenUsed="0" w:uiPriority="0" w:semiHidden="0" w:name="envelope address"/>
+    <w:lsdException w:unhideWhenUsed="0" w:uiPriority="0" w:semiHidden="0" w:name="envelope return"/>
+    <w:lsdException w:unhideWhenUsed="0" w:uiPriority="0" w:semiHidden="0" w:name="footnote reference"/>
+    <w:lsdException w:unhideWhenUsed="0" w:uiPriority="0" w:semiHidden="0" w:name="annotation reference"/>
+    <w:lsdException w:unhideWhenUsed="0" w:uiPriority="0" w:semiHidden="0" w:name="line number"/>
+    <w:lsdException w:unhideWhenUsed="0" w:uiPriority="0" w:semiHidden="0" w:name="page number"/>
+    <w:lsdException w:unhideWhenUsed="0" w:uiPriority="0" w:semiHidden="0" w:name="endnote reference"/>
+    <w:lsdException w:unhideWhenUsed="0" w:uiPriority="0" w:semiHidden="0" w:name="endnote text"/>
+    <w:lsdException w:unhideWhenUsed="0" w:uiPriority="0" w:semiHidden="0" w:name="table of authorities"/>
+    <w:lsdException w:unhideWhenUsed="0" w:uiPriority="0" w:semiHidden="0" w:name="macro"/>
+    <w:lsdException w:unhideWhenUsed="0" w:uiPriority="0" w:semiHidden="0" w:name="toa heading"/>
+    <w:lsdException w:unhideWhenUsed="0" w:uiPriority="0" w:semiHidden="0" w:name="List"/>
+    <w:lsdException w:unhideWhenUsed="0" w:uiPriority="0" w:semiHidden="0" w:name="List Bullet"/>
+    <w:lsdException w:unhideWhenUsed="0" w:uiPriority="0" w:semiHidden="0" w:name="List Number"/>
+    <w:lsdException w:unhideWhenUsed="0" w:uiPriority="0" w:semiHidden="0" w:name="List 2"/>
+    <w:lsdException w:unhideWhenUsed="0" w:uiPriority="0" w:semiHidden="0" w:name="List 3"/>
+    <w:lsdException w:unhideWhenUsed="0" w:uiPriority="0" w:semiHidden="0" w:name="List 4"/>
+    <w:lsdException w:unhideWhenUsed="0" w:uiPriority="0" w:semiHidden="0" w:name="List 5"/>
+    <w:lsdException w:unhideWhenUsed="0" w:uiPriority="0" w:semiHidden="0" w:name="List Bullet 2"/>
+    <w:lsdException w:unhideWhenUsed="0" w:uiPriority="0" w:semiHidden="0" w:name="List Bullet 3"/>
+    <w:lsdException w:unhideWhenUsed="0" w:uiPriority="0" w:semiHidden="0" w:name="List Bullet 4"/>
+    <w:lsdException w:unhideWhenUsed="0" w:uiPriority="0" w:semiHidden="0" w:name="List Bullet 5"/>
+    <w:lsdException w:unhideWhenUsed="0" w:uiPriority="0" w:semiHidden="0" w:name="List Number 2"/>
+    <w:lsdException w:unhideWhenUsed="0" w:uiPriority="0" w:semiHidden="0" w:name="List Number 3"/>
+    <w:lsdException w:unhideWhenUsed="0" w:uiPriority="0" w:semiHidden="0" w:name="List Number 4"/>
+    <w:lsdException w:unhideWhenUsed="0" w:uiPriority="0" w:semiHidden="0" w:name="List Number 5"/>
+    <w:lsdException w:qFormat="1" w:unhideWhenUsed="0" w:uiPriority="0" w:semiHidden="0" w:name="Title"/>
+    <w:lsdException w:unhideWhenUsed="0" w:uiPriority="0" w:semiHidden="0" w:name="Closing"/>
+    <w:lsdException w:unhideWhenUsed="0" w:uiPriority="0" w:semiHidden="0" w:name="Signature"/>
+    <w:lsdException w:qFormat="1" w:uiPriority="1" w:name="Default Paragraph Font"/>
+    <w:lsdException w:qFormat="1" w:unhideWhenUsed="0" w:uiPriority="0" w:name="Body Text"/>
+    <w:lsdException w:unhideWhenUsed="0" w:uiPriority="0" w:semiHidden="0" w:name="Body Text Indent"/>
+    <w:lsdException w:unhideWhenUsed="0" w:uiPriority="0" w:semiHidden="0" w:name="List Continue"/>
+    <w:lsdException w:unhideWhenUsed="0" w:uiPriority="0" w:semiHidden="0" w:name="List Continue 2"/>
+    <w:lsdException w:unhideWhenUsed="0" w:uiPriority="0" w:semiHidden="0" w:name="List Continue 3"/>
+    <w:lsdException w:unhideWhenUsed="0" w:uiPriority="0" w:semiHidden="0" w:name="List Continue 4"/>
+    <w:lsdException w:unhideWhenUsed="0" w:uiPriority="0" w:semiHidden="0" w:name="List Continue 5"/>
+    <w:lsdException w:unhideWhenUsed="0" w:uiPriority="0" w:semiHidden="0" w:name="Message Header"/>
+    <w:lsdException w:qFormat="1" w:unhideWhenUsed="0" w:uiPriority="0" w:semiHidden="0" w:name="Subtitle"/>
+    <w:lsdException w:unhideWhenUsed="0" w:uiPriority="0" w:semiHidden="0" w:name="Salutation"/>
+    <w:lsdException w:unhideWhenUsed="0" w:uiPriority="0" w:semiHidden="0" w:name="Date"/>
+    <w:lsdException w:unhideWhenUsed="0" w:uiPriority="0" w:semiHidden="0" w:name="Body Text First Indent"/>
+    <w:lsdException w:unhideWhenUsed="0" w:uiPriority="0" w:semiHidden="0" w:name="Body Text First Indent 2"/>
+    <w:lsdException w:uiPriority="99" w:name="Note Heading"/>
+    <w:lsdException w:unhideWhenUsed="0" w:uiPriority="0" w:semiHidden="0" w:name="Body Text 2"/>
+    <w:lsdException w:unhideWhenUsed="0" w:uiPriority="0" w:semiHidden="0" w:name="Body Text 3"/>
+    <w:lsdException w:unhideWhenUsed="0" w:uiPriority="0" w:semiHidden="0" w:name="Body Text Indent 2"/>
+    <w:lsdException w:unhideWhenUsed="0" w:uiPriority="0" w:semiHidden="0" w:name="Body Text Indent 3"/>
+    <w:lsdException w:unhideWhenUsed="0" w:uiPriority="0" w:semiHidden="0" w:name="Block Text"/>
+    <w:lsdException w:unhideWhenUsed="0" w:uiPriority="0" w:semiHidden="0" w:name="Hyperlink"/>
+    <w:lsdException w:unhideWhenUsed="0" w:uiPriority="0" w:semiHidden="0" w:name="FollowedHyperlink"/>
+    <w:lsdException w:qFormat="1" w:unhideWhenUsed="0" w:uiPriority="0" w:semiHidden="0" w:name="Strong"/>
+    <w:lsdException w:qFormat="1" w:unhideWhenUsed="0" w:uiPriority="0" w:semiHidden="0" w:name="Emphasis"/>
+    <w:lsdException w:unhideWhenUsed="0" w:uiPriority="0" w:semiHidden="0" w:name="Document Map"/>
+    <w:lsdException w:unhideWhenUsed="0" w:uiPriority="0" w:semiHidden="0" w:name="Plain Text"/>
+    <w:lsdException w:unhideWhenUsed="0" w:uiPriority="0" w:semiHidden="0" w:name="E-mail Signature"/>
+    <w:lsdException w:qFormat="1" w:unhideWhenUsed="0" w:uiPriority="0" w:semiHidden="0" w:name="Normal (Web)"/>
+    <w:lsdException w:unhideWhenUsed="0" w:uiPriority="0" w:semiHidden="0" w:name="HTML Acronym"/>
+    <w:lsdException w:unhideWhenUsed="0" w:uiPriority="0" w:semiHidden="0" w:name="HTML Address"/>
+    <w:lsdException w:unhideWhenUsed="0" w:uiPriority="0" w:semiHidden="0" w:name="HTML Cite"/>
+    <w:lsdException w:unhideWhenUsed="0" w:uiPriority="0" w:semiHidden="0" w:name="HTML Code"/>
+    <w:lsdException w:unhideWhenUsed="0" w:uiPriority="0" w:semiHidden="0" w:name="HTML Definition"/>
+    <w:lsdException w:unhideWhenUsed="0" w:uiPriority="0" w:semiHidden="0" w:name="HTML Keyboard"/>
+    <w:lsdException w:unhideWhenUsed="0" w:uiPriority="0" w:semiHidden="0" w:name="HTML Preformatted"/>
+    <w:lsdException w:unhideWhenUsed="0" w:uiPriority="0" w:semiHidden="0" w:name="HTML Sample"/>
+    <w:lsdException w:unhideWhenUsed="0" w:uiPriority="0" w:semiHidden="0" w:name="HTML Typewriter"/>
+    <w:lsdException w:unhideWhenUsed="0" w:uiPriority="0" w:semiHidden="0" w:name="HTML Variable"/>
+    <w:lsdException w:qFormat="1" w:uiPriority="99" w:name="Normal Table"/>
+    <w:lsdException w:unhideWhenUsed="0" w:uiPriority="0" w:semiHidden="0" w:name="annotation subject"/>
+    <w:lsdException w:uiPriority="0" w:name="Table Simple 1"/>
+    <w:lsdException w:uiPriority="0" w:name="Table Simple 2"/>
+    <w:lsdException w:uiPriority="0" w:name="Table Simple 3"/>
+    <w:lsdException w:uiPriority="0" w:name="Table Classic 1"/>
+    <w:lsdException w:uiPriority="0" w:name="Table Classic 2"/>
+    <w:lsdException w:uiPriority="0" w:name="Table Classic 3"/>
+    <w:lsdException w:uiPriority="0" w:name="Table Classic 4"/>
+    <w:lsdException w:uiPriority="0" w:name="Table Colorful 1"/>
+    <w:lsdException w:uiPriority="0" w:name="Table Colorful 2"/>
+    <w:lsdException w:uiPriority="0" w:name="Table Colorful 3"/>
+    <w:lsdException w:uiPriority="0" w:name="Table Columns 1"/>
+    <w:lsdException w:uiPriority="0" w:name="Table Columns 2"/>
+    <w:lsdException w:uiPriority="0" w:name="Table Columns 3"/>
+    <w:lsdException w:uiPriority="0" w:name="Table Columns 4"/>
+    <w:lsdException w:uiPriority="0" w:name="Table Columns 5"/>
+    <w:lsdException w:uiPriority="0" w:name="Table Grid 1"/>
+    <w:lsdException w:uiPriority="0" w:name="Table Grid 2"/>
+    <w:lsdException w:uiPriority="0" w:name="Table Grid 3"/>
+    <w:lsdException w:uiPriority="0" w:name="Table Grid 4"/>
+    <w:lsdException w:uiPriority="0" w:name="Table Grid 5"/>
+    <w:lsdException w:uiPriority="0" w:name="Table Grid 6"/>
+    <w:lsdException w:uiPriority="0" w:name="Table Grid 7"/>
+    <w:lsdException w:uiPriority="0" w:name="Table Grid 8"/>
+    <w:lsdException w:uiPriority="0" w:name="Table List 1"/>
+    <w:lsdException w:uiPriority="0" w:name="Table List 2"/>
+    <w:lsdException w:uiPriority="0" w:name="Table List 3"/>
+    <w:lsdException w:uiPriority="0" w:name="Table List 4"/>
+    <w:lsdException w:uiPriority="0" w:name="Table List 5"/>
+    <w:lsdException w:uiPriority="0" w:name="Table List 6"/>
+    <w:lsdException w:uiPriority="0" w:name="Table List 7"/>
+    <w:lsdException w:uiPriority="0" w:name="Table List 8"/>
+    <w:lsdException w:uiPriority="0" w:name="Table 3D effects 1"/>
+    <w:lsdException w:uiPriority="0" w:name="Table 3D effects 2"/>
+    <w:lsdException w:uiPriority="0" w:name="Table 3D effects 3"/>
+    <w:lsdException w:uiPriority="0" w:name="Table Contemporary"/>
+    <w:lsdException w:uiPriority="0" w:name="Table Elegant"/>
+    <w:lsdException w:uiPriority="0" w:name="Table Professional"/>
+    <w:lsdException w:uiPriority="0" w:name="Table Subtle 1"/>
+    <w:lsdException w:uiPriority="0" w:name="Table Subtle 2"/>
+    <w:lsdException w:uiPriority="0" w:name="Table Web 1"/>
+    <w:lsdException w:uiPriority="0" w:name="Table Web 2"/>
+    <w:lsdException w:uiPriority="0" w:name="Table Web 3"/>
+    <w:lsdException w:unhideWhenUsed="0" w:uiPriority="0" w:semiHidden="0" w:name="Balloon Text"/>
+    <w:lsdException w:qFormat="1" w:unhideWhenUsed="0" w:uiPriority="0" w:semiHidden="0" w:name="Table Grid"/>
+    <w:lsdException w:uiPriority="0" w:name="Table Theme"/>
+    <w:lsdException w:unhideWhenUsed="0" w:uiPriority="60" w:semiHidden="0" w:name="Light Shading"/>
+    <w:lsdException w:unhideWhenUsed="0" w:uiPriority="61" w:semiHidden="0" w:name="Light List"/>
+    <w:lsdException w:unhideWhenUsed="0" w:uiPriority="62" w:semiHidden="0" w:name="Light Grid"/>
+    <w:lsdException w:unhideWhenUsed="0" w:uiPriority="63" w:semiHidden="0" w:name="Medium Shading 1"/>
+    <w:lsdException w:unhideWhenUsed="0" w:uiPriority="64" w:semiHidden="0" w:name="Medium Shading 2"/>
+    <w:lsdException w:unhideWhenUsed="0" w:uiPriority="65" w:semiHidden="0" w:name="Medium List 1"/>
+    <w:lsdException w:unhideWhenUsed="0" w:uiPriority="66" w:semiHidden="0" w:name="Medium List 2"/>
+    <w:lsdException w:unhideWhenUsed="0" w:uiPriority="67" w:semiHidden="0" w:name="Medium Grid 1"/>
+    <w:lsdException w:unhideWhenUsed="0" w:uiPriority="68" w:semiHidden="0" w:name="Medium Grid 2"/>
+    <w:lsdException w:unhideWhenUsed="0" w:uiPriority="69" w:semiHidden="0" w:name="Medium Grid 3"/>
+    <w:lsdException w:unhideWhenUsed="0" w:uiPriority="70" w:semiHidden="0" w:name="Dark List"/>
+    <w:lsdException w:unhideWhenUsed="0" w:uiPriority="71" w:semiHidden="0" w:name="Colorful Shading"/>
+    <w:lsdException w:unhideWhenUsed="0" w:uiPriority="72" w:semiHidden="0" w:name="Colorful List"/>
+    <w:lsdException w:unhideWhenUsed="0" w:uiPriority="73" w:semiHidden="0" w:name="Colorful Grid"/>
+    <w:lsdException w:unhideWhenUsed="0" w:uiPriority="60" w:semiHidden="0" w:name="Light Shading Accent 1"/>
+    <w:lsdException w:unhideWhenUsed="0" w:uiPriority="61" w:semiHidden="0" w:name="Light List Accent 1"/>
+    <w:lsdException w:unhideWhenUsed="0" w:uiPriority="62" w:semiHidden="0" w:name="Light Grid Accent 1"/>
+    <w:lsdException w:unhideWhenUsed="0" w:uiPriority="63" w:semiHidden="0" w:name="Medium Shading 1 Accent 1"/>
+    <w:lsdException w:unhideWhenUsed="0" w:uiPriority="64" w:semiHidden="0" w:name="Medium Shading 2 Accent 1"/>
+    <w:lsdException w:unhideWhenUsed="0" w:uiPriority="65" w:semiHidden="0" w:name="Medium List 1 Accent 1"/>
+    <w:lsdException w:unhideWhenUsed="0" w:uiPriority="66" w:semiHidden="0" w:name="Medium List 2 Accent 1"/>
+    <w:lsdException w:unhideWhenUsed="0" w:uiPriority="67" w:semiHidden="0" w:name="Medium Grid 1 Accent 1"/>
+    <w:lsdException w:unhideWhenUsed="0" w:uiPriority="68" w:semiHidden="0" w:name="Medium Grid 2 Accent 1"/>
+    <w:lsdException w:unhideWhenUsed="0" w:uiPriority="69" w:semiHidden="0" w:name="Medium Grid 3 Accent 1"/>
+    <w:lsdException w:unhideWhenUsed="0" w:uiPriority="70" w:semiHidden="0" w:name="Dark List Accent 1"/>
+    <w:lsdException w:unhideWhenUsed="0" w:uiPriority="71" w:semiHidden="0" w:name="Colorful Shading Accent 1"/>
+    <w:lsdException w:unhideWhenUsed="0" w:uiPriority="72" w:semiHidden="0" w:name="Colorful List Accent 1"/>
+    <w:lsdException w:unhideWhenUsed="0" w:uiPriority="73" w:semiHidden="0" w:name="Colorful Grid Accent 1"/>
+    <w:lsdException w:unhideWhenUsed="0" w:uiPriority="60" w:semiHidden="0" w:name="Light Shading Accent 2"/>
+    <w:lsdException w:unhideWhenUsed="0" w:uiPriority="61" w:semiHidden="0" w:name="Light List Accent 2"/>
+    <w:lsdException w:unhideWhenUsed="0" w:uiPriority="62" w:semiHidden="0" w:name="Light Grid Accent 2"/>
+    <w:lsdException w:unhideWhenUsed="0" w:uiPriority="63" w:semiHidden="0" w:name="Medium Shading 1 Accent 2"/>
+    <w:lsdException w:unhideWhenUsed="0" w:uiPriority="64" w:semiHidden="0" w:name="Medium Shading 2 Accent 2"/>
+    <w:lsdException w:unhideWhenUsed="0" w:uiPriority="65" w:semiHidden="0" w:name="Medium List 1 Accent 2"/>
+    <w:lsdException w:unhideWhenUsed="0" w:uiPriority="66" w:semiHidden="0" w:name="Medium List 2 Accent 2"/>
+    <w:lsdException w:unhideWhenUsed="0" w:uiPriority="67" w:semiHidden="0" w:name="Medium Grid 1 Accent 2"/>
+    <w:lsdException w:unhideWhenUsed="0" w:uiPriority="68" w:semiHidden="0" w:name="Medium Grid 2 Accent 2"/>
+    <w:lsdException w:unhideWhenUsed="0" w:uiPriority="69" w:semiHidden="0" w:name="Medium Grid 3 Accent 2"/>
+    <w:lsdException w:unhideWhenUsed="0" w:uiPriority="70" w:semiHidden="0" w:name="Dark List Accent 2"/>
+    <w:lsdException w:unhideWhenUsed="0" w:uiPriority="71" w:semiHidden="0" w:name="Colorful Shading Accent 2"/>
+    <w:lsdException w:unhideWhenUsed="0" w:uiPriority="72" w:semiHidden="0" w:name="Colorful List Accent 2"/>
+    <w:lsdException w:unhideWhenUsed="0" w:uiPriority="73" w:semiHidden="0" w:name="Colorful Grid Accent 2"/>
+    <w:lsdException w:unhideWhenUsed="0" w:uiPriority="60" w:semiHidden="0" w:name="Light Shading Accent 3"/>
+    <w:lsdException w:unhideWhenUsed="0" w:uiPriority="61" w:semiHidden="0" w:name="Light List Accent 3"/>
+    <w:lsdException w:unhideWhenUsed="0" w:uiPriority="62" w:semiHidden="0" w:name="Light Grid Accent 3"/>
+    <w:lsdException w:unhideWhenUsed="0" w:uiPriority="63" w:semiHidden="0" w:name="Medium Shading 1 Accent 3"/>
+    <w:lsdException w:unhideWhenUsed="0" w:uiPriority="64" w:semiHidden="0" w:name="Medium Shading 2 Accent 3"/>
+    <w:lsdException w:unhideWhenUsed="0" w:uiPriority="65" w:semiHidden="0" w:name="Medium List 1 Accent 3"/>
+    <w:lsdException w:unhideWhenUsed="0" w:uiPriority="66" w:semiHidden="0" w:name="Medium List 2 Accent 3"/>
+    <w:lsdException w:unhideWhenUsed="0" w:uiPriority="67" w:semiHidden="0" w:name="Medium Grid 1 Accent 3"/>
+    <w:lsdException w:unhideWhenUsed="0" w:uiPriority="68" w:semiHidden="0" w:name="Medium Grid 2 Accent 3"/>
+    <w:lsdException w:unhideWhenUsed="0" w:uiPriority="69" w:semiHidden="0" w:name="Medium Grid 3 Accent 3"/>
+    <w:lsdException w:unhideWhenUsed="0" w:uiPriority="70" w:semiHidden="0" w:name="Dark List Accent 3"/>
+    <w:lsdException w:unhideWhenUsed="0" w:uiPriority="71" w:semiHidden="0" w:name="Colorful Shading Accent 3"/>
+    <w:lsdException w:unhideWhenUsed="0" w:uiPriority="72" w:semiHidden="0" w:name="Colorful List Accent 3"/>
+    <w:lsdException w:unhideWhenUsed="0" w:uiPriority="73" w:semiHidden="0" w:name="Colorful Grid Accent 3"/>
+    <w:lsdException w:unhideWhenUsed="0" w:uiPriority="60" w:semiHidden="0" w:name="Light Shading Accent 4"/>
+    <w:lsdException w:unhideWhenUsed="0" w:uiPriority="61" w:semiHidden="0" w:name="Light List Accent 4"/>
+    <w:lsdException w:unhideWhenUsed="0" w:uiPriority="62" w:semiHidden="0" w:name="Light Grid Accent 4"/>
+    <w:lsdException w:unhideWhenUsed="0" w:uiPriority="63" w:semiHidden="0" w:name="Medium Shading 1 Accent 4"/>
+    <w:lsdException w:unhideWhenUsed="0" w:uiPriority="64" w:semiHidden="0" w:name="Medium Shading 2 Accent 4"/>
+    <w:lsdException w:unhideWhenUsed="0" w:uiPriority="65" w:semiHidden="0" w:name="Medium List 1 Accent 4"/>
+    <w:lsdException w:unhideWhenUsed="0" w:uiPriority="66" w:semiHidden="0" w:name="Medium List 2 Accent 4"/>
+    <w:lsdException w:unhideWhenUsed="0" w:uiPriority="67" w:semiHidden="0" w:name="Medium Grid 1 Accent 4"/>
+    <w:lsdException w:unhideWhenUsed="0" w:uiPriority="68" w:semiHidden="0" w:name="Medium Grid 2 Accent 4"/>
+    <w:lsdException w:unhideWhenUsed="0" w:uiPriority="69" w:semiHidden="0" w:name="Medium Grid 3 Accent 4"/>
+    <w:lsdException w:unhideWhenUsed="0" w:uiPriority="70" w:semiHidden="0" w:name="Dark List Accent 4"/>
+    <w:lsdException w:unhideWhenUsed="0" w:uiPriority="71" w:semiHidden="0" w:name="Colorful Shading Accent 4"/>
+    <w:lsdException w:unhideWhenUsed="0" w:uiPriority="72" w:semiHidden="0" w:name="Colorful List Accent 4"/>
+    <w:lsdException w:unhideWhenUsed="0" w:uiPriority="73" w:semiHidden="0" w:name="Colorful Grid Accent 4"/>
+    <w:lsdException w:unhideWhenUsed="0" w:uiPriority="60" w:semiHidden="0" w:name="Light Shading Accent 5"/>
+    <w:lsdException w:unhideWhenUsed="0" w:uiPriority="61" w:semiHidden="0" w:name="Light List Accent 5"/>
+    <w:lsdException w:unhideWhenUsed="0" w:uiPriority="62" w:semiHidden="0" w:name="Light Grid Accent 5"/>
+    <w:lsdException w:unhideWhenUsed="0" w:uiPriority="63" w:semiHidden="0" w:name="Medium Shading 1 Accent 5"/>
+    <w:lsdException w:unhideWhenUsed="0" w:uiPriority="64" w:semiHidden="0" w:name="Medium Shading 2 Accent 5"/>
+    <w:lsdException w:unhideWhenUsed="0" w:uiPriority="65" w:semiHidden="0" w:name="Medium List 1 Accent 5"/>
+    <w:lsdException w:unhideWhenUsed="0" w:uiPriority="66" w:semiHidden="0" w:name="Medium List 2 Accent 5"/>
+    <w:lsdException w:unhideWhenUsed="0" w:uiPriority="67" w:semiHidden="0" w:name="Medium Grid 1 Accent 5"/>
+    <w:lsdException w:unhideWhenUsed="0" w:uiPriority="68" w:semiHidden="0" w:name="Medium Grid 2 Accent 5"/>
+    <w:lsdException w:unhideWhenUsed="0" w:uiPriority="69" w:semiHidden="0" w:name="Medium Grid 3 Accent 5"/>
+    <w:lsdException w:unhideWhenUsed="0" w:uiPriority="70" w:semiHidden="0" w:name="Dark List Accent 5"/>
+    <w:lsdException w:unhideWhenUsed="0" w:uiPriority="71" w:semiHidden="0" w:name="Colorful Shading Accent 5"/>
+    <w:lsdException w:unhideWhenUsed="0" w:uiPriority="72" w:semiHidden="0" w:name="Colorful List Accent 5"/>
+    <w:lsdException w:unhideWhenUsed="0" w:uiPriority="73" w:semiHidden="0" w:name="Colorful Grid Accent 5"/>
+    <w:lsdException w:unhideWhenUsed="0" w:uiPriority="60" w:semiHidden="0" w:name="Light Shading Accent 6"/>
+    <w:lsdException w:unhideWhenUsed="0" w:uiPriority="61" w:semiHidden="0" w:name="Light List Accent 6"/>
+    <w:lsdException w:unhideWhenUsed="0" w:uiPriority="62" w:semiHidden="0" w:name="Light Grid Accent 6"/>
+    <w:lsdException w:unhideWhenUsed="0" w:uiPriority="63" w:semiHidden="0" w:name="Medium Shading 1 Accent 6"/>
+    <w:lsdException w:unhideWhenUsed="0" w:uiPriority="64" w:semiHidden="0" w:name="Medium Shading 2 Accent 6"/>
+    <w:lsdException w:unhideWhenUsed="0" w:uiPriority="65" w:semiHidden="0" w:name="Medium List 1 Accent 6"/>
+    <w:lsdException w:unhideWhenUsed="0" w:uiPriority="66" w:semiHidden="0" w:name="Medium List 2 Accent 6"/>
+    <w:lsdException w:unhideWhenUsed="0" w:uiPriority="67" w:semiHidden="0" w:name="Medium Grid 1 Accent 6"/>
+    <w:lsdException w:unhideWhenUsed="0" w:uiPriority="68" w:semiHidden="0" w:name="Medium Grid 2 Accent 6"/>
+    <w:lsdException w:unhideWhenUsed="0" w:uiPriority="69" w:semiHidden="0" w:name="Medium Grid 3 Accent 6"/>
+    <w:lsdException w:unhideWhenUsed="0" w:uiPriority="70" w:semiHidden="0" w:name="Dark List Accent 6"/>
+    <w:lsdException w:unhideWhenUsed="0" w:uiPriority="71" w:semiHidden="0" w:name="Colorful Shading Accent 6"/>
+    <w:lsdException w:unhideWhenUsed="0" w:uiPriority="72" w:semiHidden="0" w:name="Colorful List Accent 6"/>
+    <w:lsdException w:unhideWhenUsed="0" w:uiPriority="73" w:semiHidden="0" w:name="Colorful Grid Accent 6"/>
   </w:latentStyles>
-  <w:style w:type="paragraph" w:default="1" w:styleId="a">
+  <w:style w:type="paragraph" w:default="1" w:styleId="1">
     <w:name w:val="Normal"/>
     <w:qFormat/>
+    <w:uiPriority w:val="0"/>
     <w:pPr>
       <w:kinsoku w:val="0"/>
       <w:autoSpaceDE w:val="0"/>
@@ -5445,23 +6038,25 @@
       <w:textAlignment w:val="baseline"/>
     </w:pPr>
     <w:rPr>
-      <w:rFonts w:ascii="Arial" w:hAnsi="Arial" w:cs="Arial"/>
+      <w:rFonts w:ascii="Arial" w:hAnsi="Arial" w:eastAsia="宋体" w:cs="Arial"/>
       <w:snapToGrid w:val="0"/>
       <w:color w:val="000000"/>
       <w:sz w:val="21"/>
       <w:szCs w:val="21"/>
-      <w:lang w:eastAsia="en-US"/>
+      <w:lang w:val="en-US" w:eastAsia="en-US" w:bidi="ar-SA"/>
     </w:rPr>
   </w:style>
-  <w:style w:type="paragraph" w:styleId="1">
+  <w:style w:type="paragraph" w:styleId="2">
     <w:name w:val="heading 1"/>
-    <w:basedOn w:val="a"/>
-    <w:next w:val="a"/>
+    <w:basedOn w:val="1"/>
+    <w:next w:val="1"/>
     <w:qFormat/>
+    <w:uiPriority w:val="0"/>
     <w:pPr>
       <w:keepNext/>
       <w:keepLines/>
       <w:numPr>
+        <w:ilvl w:val="0"/>
         <w:numId w:val="1"/>
       </w:numPr>
       <w:spacing w:before="340" w:after="330" w:line="576" w:lineRule="auto"/>
@@ -5473,12 +6068,13 @@
       <w:sz w:val="44"/>
     </w:rPr>
   </w:style>
-  <w:style w:type="paragraph" w:styleId="2">
+  <w:style w:type="paragraph" w:styleId="3">
     <w:name w:val="heading 2"/>
-    <w:basedOn w:val="a"/>
-    <w:next w:val="a"/>
+    <w:basedOn w:val="1"/>
+    <w:next w:val="1"/>
     <w:unhideWhenUsed/>
     <w:qFormat/>
+    <w:uiPriority w:val="0"/>
     <w:pPr>
       <w:keepNext/>
       <w:keepLines/>
@@ -5495,13 +6091,14 @@
       <w:sz w:val="32"/>
     </w:rPr>
   </w:style>
-  <w:style w:type="paragraph" w:styleId="3">
+  <w:style w:type="paragraph" w:styleId="4">
     <w:name w:val="heading 3"/>
-    <w:basedOn w:val="a"/>
-    <w:next w:val="a"/>
+    <w:basedOn w:val="1"/>
+    <w:next w:val="1"/>
     <w:semiHidden/>
     <w:unhideWhenUsed/>
     <w:qFormat/>
+    <w:uiPriority w:val="0"/>
     <w:pPr>
       <w:keepNext/>
       <w:keepLines/>
@@ -5517,12 +6114,13 @@
       <w:sz w:val="32"/>
     </w:rPr>
   </w:style>
-  <w:style w:type="paragraph" w:styleId="4">
+  <w:style w:type="paragraph" w:styleId="5">
     <w:name w:val="heading 4"/>
-    <w:basedOn w:val="a"/>
-    <w:next w:val="a"/>
+    <w:basedOn w:val="1"/>
+    <w:next w:val="1"/>
     <w:unhideWhenUsed/>
     <w:qFormat/>
+    <w:uiPriority w:val="0"/>
     <w:pPr>
       <w:keepNext/>
       <w:keepLines/>
@@ -5539,13 +6137,14 @@
       <w:sz w:val="28"/>
     </w:rPr>
   </w:style>
-  <w:style w:type="paragraph" w:styleId="5">
+  <w:style w:type="paragraph" w:styleId="6">
     <w:name w:val="heading 5"/>
-    <w:basedOn w:val="a"/>
-    <w:next w:val="a"/>
+    <w:basedOn w:val="1"/>
+    <w:next w:val="1"/>
     <w:semiHidden/>
     <w:unhideWhenUsed/>
     <w:qFormat/>
+    <w:uiPriority w:val="0"/>
     <w:pPr>
       <w:keepNext/>
       <w:keepLines/>
@@ -5561,13 +6160,14 @@
       <w:sz w:val="28"/>
     </w:rPr>
   </w:style>
-  <w:style w:type="paragraph" w:styleId="6">
+  <w:style w:type="paragraph" w:styleId="7">
     <w:name w:val="heading 6"/>
-    <w:basedOn w:val="a"/>
-    <w:next w:val="a"/>
+    <w:basedOn w:val="1"/>
+    <w:next w:val="1"/>
     <w:semiHidden/>
     <w:unhideWhenUsed/>
     <w:qFormat/>
+    <w:uiPriority w:val="0"/>
     <w:pPr>
       <w:keepNext/>
       <w:keepLines/>
@@ -5584,13 +6184,14 @@
       <w:sz w:val="24"/>
     </w:rPr>
   </w:style>
-  <w:style w:type="paragraph" w:styleId="7">
+  <w:style w:type="paragraph" w:styleId="8">
     <w:name w:val="heading 7"/>
-    <w:basedOn w:val="a"/>
-    <w:next w:val="a"/>
+    <w:basedOn w:val="1"/>
+    <w:next w:val="1"/>
     <w:semiHidden/>
     <w:unhideWhenUsed/>
     <w:qFormat/>
+    <w:uiPriority w:val="0"/>
     <w:pPr>
       <w:keepNext/>
       <w:keepLines/>
@@ -5606,13 +6207,14 @@
       <w:sz w:val="24"/>
     </w:rPr>
   </w:style>
-  <w:style w:type="paragraph" w:styleId="8">
+  <w:style w:type="paragraph" w:styleId="9">
     <w:name w:val="heading 8"/>
-    <w:basedOn w:val="a"/>
-    <w:next w:val="a"/>
+    <w:basedOn w:val="1"/>
+    <w:next w:val="1"/>
     <w:semiHidden/>
     <w:unhideWhenUsed/>
     <w:qFormat/>
+    <w:uiPriority w:val="0"/>
     <w:pPr>
       <w:keepNext/>
       <w:keepLines/>
@@ -5628,13 +6230,14 @@
       <w:sz w:val="24"/>
     </w:rPr>
   </w:style>
-  <w:style w:type="paragraph" w:styleId="9">
+  <w:style w:type="paragraph" w:styleId="10">
     <w:name w:val="heading 9"/>
-    <w:basedOn w:val="a"/>
-    <w:next w:val="a"/>
+    <w:basedOn w:val="1"/>
+    <w:next w:val="1"/>
     <w:semiHidden/>
     <w:unhideWhenUsed/>
     <w:qFormat/>
+    <w:uiPriority w:val="0"/>
     <w:pPr>
       <w:keepNext/>
       <w:keepLines/>
@@ -5649,19 +6252,20 @@
       <w:rFonts w:eastAsia="黑体"/>
     </w:rPr>
   </w:style>
-  <w:style w:type="character" w:default="1" w:styleId="a0">
+  <w:style w:type="character" w:default="1" w:styleId="22">
     <w:name w:val="Default Paragraph Font"/>
-    <w:uiPriority w:val="1"/>
     <w:semiHidden/>
     <w:unhideWhenUsed/>
+    <w:qFormat/>
+    <w:uiPriority w:val="1"/>
   </w:style>
-  <w:style w:type="table" w:default="1" w:styleId="a1">
+  <w:style w:type="table" w:default="1" w:styleId="20">
     <w:name w:val="Normal Table"/>
-    <w:uiPriority w:val="99"/>
     <w:semiHidden/>
     <w:unhideWhenUsed/>
+    <w:qFormat/>
+    <w:uiPriority w:val="99"/>
     <w:tblPr>
-      <w:tblInd w:w="0" w:type="dxa"/>
       <w:tblCellMar>
         <w:top w:w="0" w:type="dxa"/>
         <w:left w:w="108" w:type="dxa"/>
@@ -5670,39 +6274,37 @@
       </w:tblCellMar>
     </w:tblPr>
   </w:style>
-  <w:style w:type="numbering" w:default="1" w:styleId="a2">
-    <w:name w:val="No List"/>
-    <w:uiPriority w:val="99"/>
-    <w:semiHidden/>
-    <w:unhideWhenUsed/>
+  <w:style w:type="paragraph" w:styleId="11">
+    <w:name w:val="annotation text"/>
+    <w:basedOn w:val="1"/>
+    <w:qFormat/>
+    <w:uiPriority w:val="0"/>
   </w:style>
-  <w:style w:type="paragraph" w:styleId="a3">
-    <w:name w:val="annotation text"/>
-    <w:basedOn w:val="a"/>
-    <w:qFormat/>
-  </w:style>
-  <w:style w:type="paragraph" w:styleId="a4">
+  <w:style w:type="paragraph" w:styleId="12">
     <w:name w:val="Body Text"/>
-    <w:basedOn w:val="a"/>
+    <w:basedOn w:val="1"/>
     <w:semiHidden/>
     <w:qFormat/>
+    <w:uiPriority w:val="0"/>
     <w:rPr>
       <w:rFonts w:eastAsia="Arial"/>
     </w:rPr>
   </w:style>
-  <w:style w:type="paragraph" w:styleId="TOC3">
+  <w:style w:type="paragraph" w:styleId="13">
     <w:name w:val="toc 3"/>
-    <w:basedOn w:val="a"/>
-    <w:next w:val="a"/>
+    <w:basedOn w:val="1"/>
+    <w:next w:val="1"/>
     <w:qFormat/>
+    <w:uiPriority w:val="0"/>
     <w:pPr>
-      <w:ind w:leftChars="400" w:left="840"/>
+      <w:ind w:left="840" w:leftChars="400"/>
     </w:pPr>
   </w:style>
-  <w:style w:type="paragraph" w:styleId="a5">
+  <w:style w:type="paragraph" w:styleId="14">
     <w:name w:val="footer"/>
-    <w:basedOn w:val="a"/>
+    <w:basedOn w:val="1"/>
     <w:qFormat/>
+    <w:uiPriority w:val="0"/>
     <w:pPr>
       <w:tabs>
         <w:tab w:val="center" w:pos="4153"/>
@@ -5713,16 +6315,17 @@
       <w:sz w:val="18"/>
     </w:rPr>
   </w:style>
-  <w:style w:type="paragraph" w:styleId="a6">
+  <w:style w:type="paragraph" w:styleId="15">
     <w:name w:val="header"/>
-    <w:basedOn w:val="a"/>
+    <w:basedOn w:val="1"/>
     <w:qFormat/>
+    <w:uiPriority w:val="0"/>
     <w:pPr>
       <w:pBdr>
-        <w:top w:val="nil"/>
-        <w:left w:val="nil"/>
-        <w:bottom w:val="nil"/>
-        <w:right w:val="nil"/>
+        <w:top w:val="none" w:color="auto" w:sz="0" w:space="0"/>
+        <w:left w:val="none" w:color="auto" w:sz="0" w:space="0"/>
+        <w:bottom w:val="none" w:color="auto" w:sz="0" w:space="0"/>
+        <w:right w:val="none" w:color="auto" w:sz="0" w:space="0"/>
       </w:pBdr>
       <w:tabs>
         <w:tab w:val="center" w:pos="4153"/>
@@ -5735,37 +6338,41 @@
       <w:sz w:val="18"/>
     </w:rPr>
   </w:style>
-  <w:style w:type="paragraph" w:styleId="TOC1">
+  <w:style w:type="paragraph" w:styleId="16">
     <w:name w:val="toc 1"/>
-    <w:basedOn w:val="a"/>
-    <w:next w:val="a"/>
+    <w:basedOn w:val="1"/>
+    <w:next w:val="1"/>
     <w:qFormat/>
+    <w:uiPriority w:val="0"/>
     <w:rPr>
       <w:rFonts w:eastAsia="Microsoft JhengHei"/>
       <w:sz w:val="24"/>
     </w:rPr>
   </w:style>
-  <w:style w:type="paragraph" w:styleId="TOC2">
+  <w:style w:type="paragraph" w:styleId="17">
     <w:name w:val="toc 2"/>
-    <w:basedOn w:val="a"/>
-    <w:next w:val="a"/>
+    <w:basedOn w:val="1"/>
+    <w:next w:val="1"/>
     <w:qFormat/>
+    <w:uiPriority w:val="0"/>
     <w:pPr>
-      <w:ind w:leftChars="200" w:left="420"/>
+      <w:ind w:left="420" w:leftChars="200"/>
     </w:pPr>
   </w:style>
-  <w:style w:type="paragraph" w:styleId="a7">
+  <w:style w:type="paragraph" w:styleId="18">
     <w:name w:val="Normal (Web)"/>
-    <w:basedOn w:val="a"/>
+    <w:basedOn w:val="1"/>
     <w:qFormat/>
+    <w:uiPriority w:val="0"/>
     <w:rPr>
       <w:sz w:val="24"/>
     </w:rPr>
   </w:style>
-  <w:style w:type="paragraph" w:styleId="a8">
+  <w:style w:type="paragraph" w:styleId="19">
     <w:name w:val="Title"/>
-    <w:basedOn w:val="a"/>
+    <w:basedOn w:val="1"/>
     <w:qFormat/>
+    <w:uiPriority w:val="0"/>
     <w:pPr>
       <w:spacing w:before="240" w:after="60"/>
       <w:jc w:val="center"/>
@@ -5776,68 +6383,73 @@
       <w:sz w:val="32"/>
     </w:rPr>
   </w:style>
-  <w:style w:type="table" w:styleId="a9">
+  <w:style w:type="table" w:styleId="21">
     <w:name w:val="Table Grid"/>
-    <w:basedOn w:val="a1"/>
+    <w:basedOn w:val="20"/>
     <w:qFormat/>
+    <w:uiPriority w:val="0"/>
     <w:pPr>
       <w:widowControl w:val="0"/>
       <w:jc w:val="both"/>
     </w:pPr>
     <w:tblPr>
       <w:tblBorders>
-        <w:top w:val="single" w:sz="4" w:space="0" w:color="auto"/>
-        <w:left w:val="single" w:sz="4" w:space="0" w:color="auto"/>
-        <w:bottom w:val="single" w:sz="4" w:space="0" w:color="auto"/>
-        <w:right w:val="single" w:sz="4" w:space="0" w:color="auto"/>
-        <w:insideH w:val="single" w:sz="4" w:space="0" w:color="auto"/>
-        <w:insideV w:val="single" w:sz="4" w:space="0" w:color="auto"/>
+        <w:top w:val="single" w:color="auto" w:sz="4" w:space="0"/>
+        <w:left w:val="single" w:color="auto" w:sz="4" w:space="0"/>
+        <w:bottom w:val="single" w:color="auto" w:sz="4" w:space="0"/>
+        <w:right w:val="single" w:color="auto" w:sz="4" w:space="0"/>
+        <w:insideH w:val="single" w:color="auto" w:sz="4" w:space="0"/>
+        <w:insideV w:val="single" w:color="auto" w:sz="4" w:space="0"/>
       </w:tblBorders>
     </w:tblPr>
   </w:style>
-  <w:style w:type="character" w:styleId="aa">
+  <w:style w:type="character" w:styleId="23">
     <w:name w:val="Strong"/>
-    <w:basedOn w:val="a0"/>
+    <w:basedOn w:val="22"/>
     <w:qFormat/>
+    <w:uiPriority w:val="0"/>
     <w:rPr>
       <w:b/>
     </w:rPr>
   </w:style>
-  <w:style w:type="paragraph" w:customStyle="1" w:styleId="ab">
+  <w:style w:type="paragraph" w:customStyle="1" w:styleId="24">
     <w:name w:val="柴_公司名"/>
-    <w:basedOn w:val="a8"/>
+    <w:basedOn w:val="19"/>
     <w:qFormat/>
+    <w:uiPriority w:val="0"/>
     <w:pPr>
-      <w:spacing w:afterLines="600" w:after="600"/>
+      <w:spacing w:after="600" w:afterLines="600"/>
     </w:pPr>
     <w:rPr>
-      <w:rFonts w:ascii="宋体" w:hAnsi="宋体" w:cs="宋体" w:hint="eastAsia"/>
+      <w:rFonts w:hint="eastAsia" w:ascii="宋体" w:hAnsi="宋体" w:cs="宋体"/>
       <w:bCs/>
       <w:spacing w:val="-6"/>
       <w:sz w:val="52"/>
       <w:szCs w:val="52"/>
     </w:rPr>
   </w:style>
-  <w:style w:type="paragraph" w:customStyle="1" w:styleId="ac">
+  <w:style w:type="paragraph" w:customStyle="1" w:styleId="25">
     <w:name w:val="柴_文档名"/>
-    <w:basedOn w:val="a8"/>
+    <w:basedOn w:val="19"/>
     <w:qFormat/>
+    <w:uiPriority w:val="0"/>
     <w:pPr>
-      <w:spacing w:afterLines="900" w:after="900"/>
+      <w:spacing w:after="900" w:afterLines="900"/>
     </w:pPr>
     <w:rPr>
-      <w:rFonts w:ascii="黑体" w:eastAsia="黑体" w:hAnsi="黑体" w:cs="黑体"/>
+      <w:rFonts w:ascii="黑体" w:hAnsi="黑体" w:eastAsia="黑体" w:cs="黑体"/>
       <w:bCs/>
       <w:spacing w:val="-7"/>
       <w:sz w:val="52"/>
       <w:szCs w:val="52"/>
     </w:rPr>
   </w:style>
-  <w:style w:type="table" w:customStyle="1" w:styleId="TableNormal0">
+  <w:style w:type="table" w:customStyle="1" w:styleId="26">
     <w:name w:val="Table Normal_0"/>
     <w:semiHidden/>
     <w:unhideWhenUsed/>
     <w:qFormat/>
+    <w:uiPriority w:val="0"/>
     <w:tblPr>
       <w:tblCellMar>
         <w:top w:w="0" w:type="dxa"/>
@@ -5847,21 +6459,23 @@
       </w:tblCellMar>
     </w:tblPr>
   </w:style>
-  <w:style w:type="paragraph" w:customStyle="1" w:styleId="TableText">
+  <w:style w:type="paragraph" w:customStyle="1" w:styleId="27">
     <w:name w:val="Table Text"/>
-    <w:basedOn w:val="a"/>
+    <w:basedOn w:val="1"/>
     <w:semiHidden/>
     <w:qFormat/>
+    <w:uiPriority w:val="0"/>
     <w:rPr>
       <w:rFonts w:ascii="宋体" w:hAnsi="宋体" w:cs="宋体"/>
     </w:rPr>
   </w:style>
-  <w:style w:type="paragraph" w:customStyle="1" w:styleId="10">
+  <w:style w:type="paragraph" w:customStyle="1" w:styleId="28">
     <w:name w:val="柴_标题1"/>
-    <w:basedOn w:val="1"/>
-    <w:next w:val="ad"/>
-    <w:link w:val="1Char"/>
+    <w:basedOn w:val="2"/>
+    <w:next w:val="29"/>
+    <w:link w:val="38"/>
     <w:qFormat/>
+    <w:uiPriority w:val="0"/>
     <w:pPr>
       <w:spacing w:before="100" w:after="90" w:line="360" w:lineRule="auto"/>
     </w:pPr>
@@ -5869,13 +6483,14 @@
       <w:sz w:val="32"/>
     </w:rPr>
   </w:style>
-  <w:style w:type="paragraph" w:customStyle="1" w:styleId="ad">
+  <w:style w:type="paragraph" w:customStyle="1" w:styleId="29">
     <w:name w:val="柴_正文"/>
-    <w:basedOn w:val="a4"/>
-    <w:link w:val="Char"/>
+    <w:basedOn w:val="12"/>
+    <w:link w:val="43"/>
     <w:qFormat/>
+    <w:uiPriority w:val="0"/>
     <w:pPr>
-      <w:ind w:firstLineChars="200" w:firstLine="470"/>
+      <w:ind w:firstLine="470" w:firstLineChars="200"/>
     </w:pPr>
     <w:rPr>
       <w:rFonts w:eastAsia="宋体"/>
@@ -5883,11 +6498,12 @@
       <w:lang w:eastAsia="zh-CN"/>
     </w:rPr>
   </w:style>
-  <w:style w:type="paragraph" w:customStyle="1" w:styleId="20">
+  <w:style w:type="paragraph" w:customStyle="1" w:styleId="30">
     <w:name w:val="柴_标题2"/>
-    <w:basedOn w:val="2"/>
-    <w:next w:val="ad"/>
+    <w:basedOn w:val="3"/>
+    <w:next w:val="29"/>
     <w:qFormat/>
+    <w:uiPriority w:val="0"/>
     <w:pPr>
       <w:spacing w:line="360" w:lineRule="auto"/>
     </w:pPr>
@@ -5896,15 +6512,16 @@
       <w:sz w:val="28"/>
     </w:rPr>
   </w:style>
-  <w:style w:type="paragraph" w:customStyle="1" w:styleId="30">
+  <w:style w:type="paragraph" w:customStyle="1" w:styleId="31">
     <w:name w:val="柴_标题3"/>
-    <w:basedOn w:val="3"/>
-    <w:next w:val="ad"/>
-    <w:link w:val="3Char"/>
+    <w:basedOn w:val="4"/>
+    <w:next w:val="29"/>
+    <w:link w:val="39"/>
     <w:qFormat/>
+    <w:uiPriority w:val="0"/>
     <w:pPr>
       <w:spacing w:line="360" w:lineRule="auto"/>
-      <w:ind w:left="0" w:firstLineChars="200" w:firstLine="472"/>
+      <w:ind w:left="0" w:firstLine="472" w:firstLineChars="200"/>
     </w:pPr>
     <w:rPr>
       <w:rFonts w:ascii="宋体" w:hAnsi="宋体" w:cs="宋体"/>
@@ -5913,11 +6530,12 @@
       <w:szCs w:val="24"/>
     </w:rPr>
   </w:style>
-  <w:style w:type="paragraph" w:customStyle="1" w:styleId="ae">
+  <w:style w:type="paragraph" w:customStyle="1" w:styleId="32">
     <w:name w:val="柴_目录"/>
-    <w:basedOn w:val="a"/>
-    <w:next w:val="a4"/>
+    <w:basedOn w:val="1"/>
+    <w:next w:val="12"/>
     <w:qFormat/>
+    <w:uiPriority w:val="0"/>
     <w:pPr>
       <w:tabs>
         <w:tab w:val="right" w:leader="dot" w:pos="8442"/>
@@ -5928,37 +6546,54 @@
       <w:sz w:val="24"/>
     </w:rPr>
   </w:style>
-  <w:style w:type="paragraph" w:customStyle="1" w:styleId="WPSOffice1">
+  <w:style w:type="paragraph" w:customStyle="1" w:styleId="33">
     <w:name w:val="WPSOffice手动目录 1"/>
     <w:qFormat/>
+    <w:uiPriority w:val="0"/>
+    <w:rPr>
+      <w:rFonts w:ascii="Times New Roman" w:hAnsi="Times New Roman" w:eastAsia="宋体" w:cs="Times New Roman"/>
+      <w:lang w:val="en-US" w:eastAsia="zh-CN" w:bidi="ar-SA"/>
+    </w:rPr>
   </w:style>
-  <w:style w:type="paragraph" w:customStyle="1" w:styleId="WPSOffice2">
+  <w:style w:type="paragraph" w:customStyle="1" w:styleId="34">
     <w:name w:val="WPSOffice手动目录 2"/>
     <w:qFormat/>
+    <w:uiPriority w:val="0"/>
     <w:pPr>
-      <w:ind w:leftChars="200" w:left="200"/>
+      <w:ind w:left="200" w:leftChars="200"/>
     </w:pPr>
+    <w:rPr>
+      <w:rFonts w:ascii="Times New Roman" w:hAnsi="Times New Roman" w:eastAsia="宋体" w:cs="Times New Roman"/>
+      <w:lang w:val="en-US" w:eastAsia="zh-CN" w:bidi="ar-SA"/>
+    </w:rPr>
   </w:style>
-  <w:style w:type="paragraph" w:customStyle="1" w:styleId="WPSOffice3">
+  <w:style w:type="paragraph" w:customStyle="1" w:styleId="35">
     <w:name w:val="WPSOffice手动目录 3"/>
     <w:qFormat/>
+    <w:uiPriority w:val="0"/>
     <w:pPr>
-      <w:ind w:leftChars="400" w:left="400"/>
+      <w:ind w:left="400" w:leftChars="400"/>
     </w:pPr>
+    <w:rPr>
+      <w:rFonts w:ascii="Times New Roman" w:hAnsi="Times New Roman" w:eastAsia="宋体" w:cs="Times New Roman"/>
+      <w:lang w:val="en-US" w:eastAsia="zh-CN" w:bidi="ar-SA"/>
+    </w:rPr>
   </w:style>
-  <w:style w:type="paragraph" w:customStyle="1" w:styleId="Compact">
+  <w:style w:type="paragraph" w:customStyle="1" w:styleId="36">
     <w:name w:val="Compact"/>
-    <w:basedOn w:val="a4"/>
+    <w:basedOn w:val="12"/>
     <w:qFormat/>
+    <w:uiPriority w:val="0"/>
     <w:pPr>
       <w:spacing w:before="36" w:after="36"/>
     </w:pPr>
   </w:style>
-  <w:style w:type="table" w:customStyle="1" w:styleId="Table">
+  <w:style w:type="table" w:customStyle="1" w:styleId="37">
     <w:name w:val="Table"/>
     <w:semiHidden/>
     <w:unhideWhenUsed/>
     <w:qFormat/>
+    <w:uiPriority w:val="0"/>
     <w:tblPr>
       <w:tblCellMar>
         <w:top w:w="0" w:type="dxa"/>
@@ -5968,40 +6603,42 @@
       </w:tblCellMar>
     </w:tblPr>
     <w:tblStylePr w:type="firstRow">
-      <w:tblPr/>
       <w:tcPr>
         <w:tcBorders>
-          <w:bottom w:val="single" w:sz="0" w:space="0" w:color="auto"/>
+          <w:bottom w:val="single" w:color="auto" w:sz="0" w:space="0"/>
         </w:tcBorders>
         <w:vAlign w:val="bottom"/>
       </w:tcPr>
     </w:tblStylePr>
   </w:style>
-  <w:style w:type="character" w:customStyle="1" w:styleId="1Char">
+  <w:style w:type="character" w:customStyle="1" w:styleId="38">
     <w:name w:val="柴_标题1 Char"/>
-    <w:link w:val="10"/>
+    <w:link w:val="28"/>
     <w:qFormat/>
+    <w:uiPriority w:val="0"/>
     <w:rPr>
-      <w:rFonts w:ascii="Arial" w:eastAsia="宋体" w:hAnsi="Arial"/>
+      <w:rFonts w:ascii="Arial" w:hAnsi="Arial" w:eastAsia="宋体"/>
       <w:sz w:val="32"/>
     </w:rPr>
   </w:style>
-  <w:style w:type="character" w:customStyle="1" w:styleId="3Char">
+  <w:style w:type="character" w:customStyle="1" w:styleId="39">
     <w:name w:val="柴_标题3 Char"/>
-    <w:link w:val="30"/>
+    <w:link w:val="31"/>
     <w:qFormat/>
+    <w:uiPriority w:val="0"/>
     <w:rPr>
-      <w:rFonts w:ascii="宋体" w:eastAsia="宋体" w:hAnsi="宋体" w:cs="宋体"/>
+      <w:rFonts w:ascii="宋体" w:hAnsi="宋体" w:eastAsia="宋体" w:cs="宋体"/>
       <w:spacing w:val="-2"/>
       <w:sz w:val="24"/>
       <w:szCs w:val="24"/>
     </w:rPr>
   </w:style>
-  <w:style w:type="table" w:customStyle="1" w:styleId="TableNormal1">
+  <w:style w:type="table" w:customStyle="1" w:styleId="40">
     <w:name w:val="Table Normal_1"/>
     <w:semiHidden/>
     <w:unhideWhenUsed/>
     <w:qFormat/>
+    <w:uiPriority w:val="0"/>
     <w:tblPr>
       <w:tblCellMar>
         <w:top w:w="0" w:type="dxa"/>
@@ -6011,38 +6648,41 @@
       </w:tblCellMar>
     </w:tblPr>
   </w:style>
-  <w:style w:type="paragraph" w:customStyle="1" w:styleId="af">
+  <w:style w:type="paragraph" w:customStyle="1" w:styleId="41">
     <w:name w:val="柴_正文_无缩进"/>
-    <w:basedOn w:val="a"/>
+    <w:basedOn w:val="1"/>
     <w:qFormat/>
+    <w:uiPriority w:val="0"/>
     <w:rPr>
       <w:sz w:val="24"/>
       <w:lang w:eastAsia="zh-CN"/>
     </w:rPr>
   </w:style>
-  <w:style w:type="paragraph" w:customStyle="1" w:styleId="40">
+  <w:style w:type="paragraph" w:customStyle="1" w:styleId="42">
     <w:name w:val="柴_标题4"/>
-    <w:basedOn w:val="4"/>
-    <w:next w:val="a"/>
+    <w:basedOn w:val="5"/>
+    <w:next w:val="1"/>
     <w:qFormat/>
+    <w:uiPriority w:val="0"/>
     <w:pPr>
       <w:widowControl w:val="0"/>
       <w:spacing w:before="160" w:line="360" w:lineRule="auto"/>
-      <w:ind w:leftChars="300" w:left="981" w:hanging="862"/>
+      <w:ind w:left="981" w:leftChars="300" w:hanging="862"/>
     </w:pPr>
     <w:rPr>
-      <w:rFonts w:ascii="Calibri" w:eastAsia="宋体" w:hAnsi="Calibri" w:cs="宋体" w:hint="eastAsia"/>
+      <w:rFonts w:hint="eastAsia" w:ascii="Calibri" w:hAnsi="Calibri" w:eastAsia="宋体" w:cs="宋体"/>
       <w:sz w:val="24"/>
       <w:szCs w:val="24"/>
       <w:lang w:eastAsia="zh-CN" w:bidi="zh-CN"/>
     </w:rPr>
   </w:style>
-  <w:style w:type="character" w:customStyle="1" w:styleId="Char">
+  <w:style w:type="character" w:customStyle="1" w:styleId="43">
     <w:name w:val="柴_正文 Char"/>
-    <w:link w:val="ad"/>
+    <w:link w:val="29"/>
     <w:qFormat/>
+    <w:uiPriority w:val="0"/>
     <w:rPr>
-      <w:rFonts w:ascii="Arial" w:eastAsia="宋体" w:hAnsi="Arial"/>
+      <w:rFonts w:ascii="Arial" w:hAnsi="Arial" w:eastAsia="宋体"/>
       <w:sz w:val="24"/>
       <w:lang w:eastAsia="zh-CN"/>
     </w:rPr>
@@ -6294,6 +6934,5 @@
     </a:fmtScheme>
   </a:themeElements>
   <a:objectDefaults/>
-  <a:extraClrSchemeLst/>
 </a:theme>
 </file>